--- a/4. RESULTADOS/08_tratamiento_continuo/T17b_salto_2023_por_quintil.docx
+++ b/4. RESULTADOS/08_tratamiento_continuo/T17b_salto_2023_por_quintil.docx
@@ -822,7 +822,7 @@
                 <w:szCs w:val="22"/>
                 <w:color w:val="000000"/>
               </w:rPr>
-              <w:t xml:space="preserve">0.0252</w:t>
+              <w:t xml:space="preserve">0.0193</w:t>
             </w:r>
           </w:p>
         </w:tc>
@@ -877,7 +877,7 @@
                 <w:szCs w:val="22"/>
                 <w:color w:val="000000"/>
               </w:rPr>
-              <w:t xml:space="preserve">0.0130</w:t>
+              <w:t xml:space="preserve">0.0128</w:t>
             </w:r>
           </w:p>
         </w:tc>
@@ -932,7 +932,7 @@
                 <w:szCs w:val="22"/>
                 <w:color w:val="000000"/>
               </w:rPr>
-              <w:t xml:space="preserve">0.0531</w:t>
+              <w:t xml:space="preserve">0.1322</w:t>
             </w:r>
           </w:p>
         </w:tc>
@@ -987,7 +987,7 @@
                 <w:szCs w:val="22"/>
                 <w:color w:val="000000"/>
               </w:rPr>
-              <w:t xml:space="preserve">*</w:t>
+              <w:t xml:space="preserve"/>
             </w:r>
           </w:p>
         </w:tc>
@@ -1042,7 +1042,7 @@
                 <w:szCs w:val="22"/>
                 <w:color w:val="000000"/>
               </w:rPr>
-              <w:t xml:space="preserve">-0.0003</w:t>
+              <w:t xml:space="preserve">-0.0058</w:t>
             </w:r>
           </w:p>
         </w:tc>
@@ -1097,7 +1097,7 @@
                 <w:szCs w:val="22"/>
                 <w:color w:val="000000"/>
               </w:rPr>
-              <w:t xml:space="preserve">0.0507</w:t>
+              <w:t xml:space="preserve">0.0444</w:t>
             </w:r>
           </w:p>
         </w:tc>
@@ -1152,7 +1152,7 @@
                 <w:szCs w:val="22"/>
                 <w:color w:val="000000"/>
               </w:rPr>
-              <w:t xml:space="preserve">2.5167</w:t>
+              <w:t xml:space="preserve">1.9278</w:t>
             </w:r>
           </w:p>
         </w:tc>
@@ -1377,7 +1377,7 @@
                 <w:szCs w:val="22"/>
                 <w:color w:val="000000"/>
               </w:rPr>
-              <w:t xml:space="preserve">0.0237</w:t>
+              <w:t xml:space="preserve">0.0154</w:t>
             </w:r>
           </w:p>
         </w:tc>
@@ -1487,7 +1487,7 @@
                 <w:szCs w:val="22"/>
                 <w:color w:val="000000"/>
               </w:rPr>
-              <w:t xml:space="preserve">0.0350</w:t>
+              <w:t xml:space="preserve">0.1667</w:t>
             </w:r>
           </w:p>
         </w:tc>
@@ -1542,172 +1542,172 @@
                 <w:szCs w:val="22"/>
                 <w:color w:val="000000"/>
               </w:rPr>
-              <w:t xml:space="preserve">**</w:t>
-            </w:r>
-          </w:p>
-        </w:tc>
-        <w:tc>
-          <w:tcPr>
-            <w:tcBorders>
-              <w:bottom w:val="none" w:sz="0" w:space="0" w:color="000000"/>
-              <w:top w:val="none" w:sz="0" w:space="0" w:color="000000"/>
-              <w:left w:val="none" w:sz="0" w:space="0" w:color="000000"/>
-              <w:right w:val="none" w:sz="0" w:space="0" w:color="000000"/>
-            </w:tcBorders>
-            <w:shd w:val="clear" w:color="auto" w:fill="FFFFFF"/>
-            <w:tcMar>
-              <w:top w:w="0" w:type="dxa"/>
-              <w:bottom w:w="0" w:type="dxa"/>
-              <w:left w:w="0" w:type="dxa"/>
-              <w:right w:w="0" w:type="dxa"/>
-            </w:tcMar>
-            <w:vAlign w:val="center"/>
-          </w:tcPr>
-          <w:p>
-            <w:pPr>
-              <w:pStyle w:val="Normal"/>
-              <w:jc w:val="right"/>
-              <w:pBdr>
-                <w:bottom w:val="none" w:sz="0" w:space="0" w:color="000000"/>
-                <w:top w:val="none" w:sz="0" w:space="0" w:color="000000"/>
-                <w:left w:val="none" w:sz="0" w:space="0" w:color="000000"/>
-                <w:right w:val="none" w:sz="0" w:space="0" w:color="000000"/>
-              </w:pBdr>
-              <w:spacing w:after="100" w:before="100" w:line="240"/>
-              <w:ind w:left="100" w:right="100" w:firstLine="0" w:firstLineChars="0"/>
-              <w:rPr>
-                <w:rFonts w:ascii="Arial" w:hAnsi="Arial" w:eastAsia="Arial" w:cs="Arial"/>
-                <w:i w:val="false"/>
-                <w:b w:val="false"/>
-                <w:u w:val="none"/>
-                <w:strike w:val="false"/>
-                <w:sz w:val="22"/>
-                <w:szCs w:val="22"/>
-                <w:color w:val="000000"/>
-              </w:rPr>
-            </w:pPr>
-            <w:r>
-              <w:rPr>
-                <w:rFonts w:ascii="Arial" w:hAnsi="Arial" w:eastAsia="Arial" w:cs="Arial"/>
-                <w:i w:val="false"/>
-                <w:b w:val="false"/>
-                <w:u w:val="none"/>
-                <w:strike w:val="false"/>
-                <w:sz w:val="22"/>
-                <w:szCs w:val="22"/>
-                <w:color w:val="000000"/>
-              </w:rPr>
-              <w:t xml:space="preserve">0.0017</w:t>
-            </w:r>
-          </w:p>
-        </w:tc>
-        <w:tc>
-          <w:tcPr>
-            <w:tcBorders>
-              <w:bottom w:val="none" w:sz="0" w:space="0" w:color="000000"/>
-              <w:top w:val="none" w:sz="0" w:space="0" w:color="000000"/>
-              <w:left w:val="none" w:sz="0" w:space="0" w:color="000000"/>
-              <w:right w:val="none" w:sz="0" w:space="0" w:color="000000"/>
-            </w:tcBorders>
-            <w:shd w:val="clear" w:color="auto" w:fill="FFFFFF"/>
-            <w:tcMar>
-              <w:top w:w="0" w:type="dxa"/>
-              <w:bottom w:w="0" w:type="dxa"/>
-              <w:left w:w="0" w:type="dxa"/>
-              <w:right w:w="0" w:type="dxa"/>
-            </w:tcMar>
-            <w:vAlign w:val="center"/>
-          </w:tcPr>
-          <w:p>
-            <w:pPr>
-              <w:pStyle w:val="Normal"/>
-              <w:jc w:val="right"/>
-              <w:pBdr>
-                <w:bottom w:val="none" w:sz="0" w:space="0" w:color="000000"/>
-                <w:top w:val="none" w:sz="0" w:space="0" w:color="000000"/>
-                <w:left w:val="none" w:sz="0" w:space="0" w:color="000000"/>
-                <w:right w:val="none" w:sz="0" w:space="0" w:color="000000"/>
-              </w:pBdr>
-              <w:spacing w:after="100" w:before="100" w:line="240"/>
-              <w:ind w:left="100" w:right="100" w:firstLine="0" w:firstLineChars="0"/>
-              <w:rPr>
-                <w:rFonts w:ascii="Arial" w:hAnsi="Arial" w:eastAsia="Arial" w:cs="Arial"/>
-                <w:i w:val="false"/>
-                <w:b w:val="false"/>
-                <w:u w:val="none"/>
-                <w:strike w:val="false"/>
-                <w:sz w:val="22"/>
-                <w:szCs w:val="22"/>
-                <w:color w:val="000000"/>
-              </w:rPr>
-            </w:pPr>
-            <w:r>
-              <w:rPr>
-                <w:rFonts w:ascii="Arial" w:hAnsi="Arial" w:eastAsia="Arial" w:cs="Arial"/>
-                <w:i w:val="false"/>
-                <w:b w:val="false"/>
-                <w:u w:val="none"/>
-                <w:strike w:val="false"/>
-                <w:sz w:val="22"/>
-                <w:szCs w:val="22"/>
-                <w:color w:val="000000"/>
-              </w:rPr>
-              <w:t xml:space="preserve">0.0457</w:t>
-            </w:r>
-          </w:p>
-        </w:tc>
-        <w:tc>
-          <w:tcPr>
-            <w:tcBorders>
-              <w:bottom w:val="none" w:sz="0" w:space="0" w:color="000000"/>
-              <w:top w:val="none" w:sz="0" w:space="0" w:color="000000"/>
-              <w:left w:val="none" w:sz="0" w:space="0" w:color="000000"/>
-              <w:right w:val="none" w:sz="0" w:space="0" w:color="000000"/>
-            </w:tcBorders>
-            <w:shd w:val="clear" w:color="auto" w:fill="FFFFFF"/>
-            <w:tcMar>
-              <w:top w:w="0" w:type="dxa"/>
-              <w:bottom w:w="0" w:type="dxa"/>
-              <w:left w:w="0" w:type="dxa"/>
-              <w:right w:w="0" w:type="dxa"/>
-            </w:tcMar>
-            <w:vAlign w:val="center"/>
-          </w:tcPr>
-          <w:p>
-            <w:pPr>
-              <w:pStyle w:val="Normal"/>
-              <w:jc w:val="right"/>
-              <w:pBdr>
-                <w:bottom w:val="none" w:sz="0" w:space="0" w:color="000000"/>
-                <w:top w:val="none" w:sz="0" w:space="0" w:color="000000"/>
-                <w:left w:val="none" w:sz="0" w:space="0" w:color="000000"/>
-                <w:right w:val="none" w:sz="0" w:space="0" w:color="000000"/>
-              </w:pBdr>
-              <w:spacing w:after="100" w:before="100" w:line="240"/>
-              <w:ind w:left="100" w:right="100" w:firstLine="0" w:firstLineChars="0"/>
-              <w:rPr>
-                <w:rFonts w:ascii="Arial" w:hAnsi="Arial" w:eastAsia="Arial" w:cs="Arial"/>
-                <w:i w:val="false"/>
-                <w:b w:val="false"/>
-                <w:u w:val="none"/>
-                <w:strike w:val="false"/>
-                <w:sz w:val="22"/>
-                <w:szCs w:val="22"/>
-                <w:color w:val="000000"/>
-              </w:rPr>
-            </w:pPr>
-            <w:r>
-              <w:rPr>
-                <w:rFonts w:ascii="Arial" w:hAnsi="Arial" w:eastAsia="Arial" w:cs="Arial"/>
-                <w:i w:val="false"/>
-                <w:b w:val="false"/>
-                <w:u w:val="none"/>
-                <w:strike w:val="false"/>
-                <w:sz w:val="22"/>
-                <w:szCs w:val="22"/>
-                <w:color w:val="000000"/>
-              </w:rPr>
-              <w:t xml:space="preserve">2.3670</w:t>
+              <w:t xml:space="preserve"/>
+            </w:r>
+          </w:p>
+        </w:tc>
+        <w:tc>
+          <w:tcPr>
+            <w:tcBorders>
+              <w:bottom w:val="none" w:sz="0" w:space="0" w:color="000000"/>
+              <w:top w:val="none" w:sz="0" w:space="0" w:color="000000"/>
+              <w:left w:val="none" w:sz="0" w:space="0" w:color="000000"/>
+              <w:right w:val="none" w:sz="0" w:space="0" w:color="000000"/>
+            </w:tcBorders>
+            <w:shd w:val="clear" w:color="auto" w:fill="FFFFFF"/>
+            <w:tcMar>
+              <w:top w:w="0" w:type="dxa"/>
+              <w:bottom w:w="0" w:type="dxa"/>
+              <w:left w:w="0" w:type="dxa"/>
+              <w:right w:w="0" w:type="dxa"/>
+            </w:tcMar>
+            <w:vAlign w:val="center"/>
+          </w:tcPr>
+          <w:p>
+            <w:pPr>
+              <w:pStyle w:val="Normal"/>
+              <w:jc w:val="right"/>
+              <w:pBdr>
+                <w:bottom w:val="none" w:sz="0" w:space="0" w:color="000000"/>
+                <w:top w:val="none" w:sz="0" w:space="0" w:color="000000"/>
+                <w:left w:val="none" w:sz="0" w:space="0" w:color="000000"/>
+                <w:right w:val="none" w:sz="0" w:space="0" w:color="000000"/>
+              </w:pBdr>
+              <w:spacing w:after="100" w:before="100" w:line="240"/>
+              <w:ind w:left="100" w:right="100" w:firstLine="0" w:firstLineChars="0"/>
+              <w:rPr>
+                <w:rFonts w:ascii="Arial" w:hAnsi="Arial" w:eastAsia="Arial" w:cs="Arial"/>
+                <w:i w:val="false"/>
+                <w:b w:val="false"/>
+                <w:u w:val="none"/>
+                <w:strike w:val="false"/>
+                <w:sz w:val="22"/>
+                <w:szCs w:val="22"/>
+                <w:color w:val="000000"/>
+              </w:rPr>
+            </w:pPr>
+            <w:r>
+              <w:rPr>
+                <w:rFonts w:ascii="Arial" w:hAnsi="Arial" w:eastAsia="Arial" w:cs="Arial"/>
+                <w:i w:val="false"/>
+                <w:b w:val="false"/>
+                <w:u w:val="none"/>
+                <w:strike w:val="false"/>
+                <w:sz w:val="22"/>
+                <w:szCs w:val="22"/>
+                <w:color w:val="000000"/>
+              </w:rPr>
+              <w:t xml:space="preserve">-0.0064</w:t>
+            </w:r>
+          </w:p>
+        </w:tc>
+        <w:tc>
+          <w:tcPr>
+            <w:tcBorders>
+              <w:bottom w:val="none" w:sz="0" w:space="0" w:color="000000"/>
+              <w:top w:val="none" w:sz="0" w:space="0" w:color="000000"/>
+              <w:left w:val="none" w:sz="0" w:space="0" w:color="000000"/>
+              <w:right w:val="none" w:sz="0" w:space="0" w:color="000000"/>
+            </w:tcBorders>
+            <w:shd w:val="clear" w:color="auto" w:fill="FFFFFF"/>
+            <w:tcMar>
+              <w:top w:w="0" w:type="dxa"/>
+              <w:bottom w:w="0" w:type="dxa"/>
+              <w:left w:w="0" w:type="dxa"/>
+              <w:right w:w="0" w:type="dxa"/>
+            </w:tcMar>
+            <w:vAlign w:val="center"/>
+          </w:tcPr>
+          <w:p>
+            <w:pPr>
+              <w:pStyle w:val="Normal"/>
+              <w:jc w:val="right"/>
+              <w:pBdr>
+                <w:bottom w:val="none" w:sz="0" w:space="0" w:color="000000"/>
+                <w:top w:val="none" w:sz="0" w:space="0" w:color="000000"/>
+                <w:left w:val="none" w:sz="0" w:space="0" w:color="000000"/>
+                <w:right w:val="none" w:sz="0" w:space="0" w:color="000000"/>
+              </w:pBdr>
+              <w:spacing w:after="100" w:before="100" w:line="240"/>
+              <w:ind w:left="100" w:right="100" w:firstLine="0" w:firstLineChars="0"/>
+              <w:rPr>
+                <w:rFonts w:ascii="Arial" w:hAnsi="Arial" w:eastAsia="Arial" w:cs="Arial"/>
+                <w:i w:val="false"/>
+                <w:b w:val="false"/>
+                <w:u w:val="none"/>
+                <w:strike w:val="false"/>
+                <w:sz w:val="22"/>
+                <w:szCs w:val="22"/>
+                <w:color w:val="000000"/>
+              </w:rPr>
+            </w:pPr>
+            <w:r>
+              <w:rPr>
+                <w:rFonts w:ascii="Arial" w:hAnsi="Arial" w:eastAsia="Arial" w:cs="Arial"/>
+                <w:i w:val="false"/>
+                <w:b w:val="false"/>
+                <w:u w:val="none"/>
+                <w:strike w:val="false"/>
+                <w:sz w:val="22"/>
+                <w:szCs w:val="22"/>
+                <w:color w:val="000000"/>
+              </w:rPr>
+              <w:t xml:space="preserve">0.0373</w:t>
+            </w:r>
+          </w:p>
+        </w:tc>
+        <w:tc>
+          <w:tcPr>
+            <w:tcBorders>
+              <w:bottom w:val="none" w:sz="0" w:space="0" w:color="000000"/>
+              <w:top w:val="none" w:sz="0" w:space="0" w:color="000000"/>
+              <w:left w:val="none" w:sz="0" w:space="0" w:color="000000"/>
+              <w:right w:val="none" w:sz="0" w:space="0" w:color="000000"/>
+            </w:tcBorders>
+            <w:shd w:val="clear" w:color="auto" w:fill="FFFFFF"/>
+            <w:tcMar>
+              <w:top w:w="0" w:type="dxa"/>
+              <w:bottom w:w="0" w:type="dxa"/>
+              <w:left w:w="0" w:type="dxa"/>
+              <w:right w:w="0" w:type="dxa"/>
+            </w:tcMar>
+            <w:vAlign w:val="center"/>
+          </w:tcPr>
+          <w:p>
+            <w:pPr>
+              <w:pStyle w:val="Normal"/>
+              <w:jc w:val="right"/>
+              <w:pBdr>
+                <w:bottom w:val="none" w:sz="0" w:space="0" w:color="000000"/>
+                <w:top w:val="none" w:sz="0" w:space="0" w:color="000000"/>
+                <w:left w:val="none" w:sz="0" w:space="0" w:color="000000"/>
+                <w:right w:val="none" w:sz="0" w:space="0" w:color="000000"/>
+              </w:pBdr>
+              <w:spacing w:after="100" w:before="100" w:line="240"/>
+              <w:ind w:left="100" w:right="100" w:firstLine="0" w:firstLineChars="0"/>
+              <w:rPr>
+                <w:rFonts w:ascii="Arial" w:hAnsi="Arial" w:eastAsia="Arial" w:cs="Arial"/>
+                <w:i w:val="false"/>
+                <w:b w:val="false"/>
+                <w:u w:val="none"/>
+                <w:strike w:val="false"/>
+                <w:sz w:val="22"/>
+                <w:szCs w:val="22"/>
+                <w:color w:val="000000"/>
+              </w:rPr>
+            </w:pPr>
+            <w:r>
+              <w:rPr>
+                <w:rFonts w:ascii="Arial" w:hAnsi="Arial" w:eastAsia="Arial" w:cs="Arial"/>
+                <w:i w:val="false"/>
+                <w:b w:val="false"/>
+                <w:u w:val="none"/>
+                <w:strike w:val="false"/>
+                <w:sz w:val="22"/>
+                <w:szCs w:val="22"/>
+                <w:color w:val="000000"/>
+              </w:rPr>
+              <w:t xml:space="preserve">1.5440</w:t>
             </w:r>
           </w:p>
         </w:tc>
@@ -1932,117 +1932,117 @@
                 <w:szCs w:val="22"/>
                 <w:color w:val="000000"/>
               </w:rPr>
-              <w:t xml:space="preserve">0.0611</w:t>
-            </w:r>
-          </w:p>
-        </w:tc>
-        <w:tc>
-          <w:tcPr>
-            <w:tcBorders>
-              <w:bottom w:val="none" w:sz="0" w:space="0" w:color="000000"/>
-              <w:top w:val="none" w:sz="0" w:space="0" w:color="000000"/>
-              <w:left w:val="none" w:sz="0" w:space="0" w:color="000000"/>
-              <w:right w:val="none" w:sz="0" w:space="0" w:color="000000"/>
-            </w:tcBorders>
-            <w:shd w:val="clear" w:color="auto" w:fill="FFFFFF"/>
-            <w:tcMar>
-              <w:top w:w="0" w:type="dxa"/>
-              <w:bottom w:w="0" w:type="dxa"/>
-              <w:left w:w="0" w:type="dxa"/>
-              <w:right w:w="0" w:type="dxa"/>
-            </w:tcMar>
-            <w:vAlign w:val="center"/>
-          </w:tcPr>
-          <w:p>
-            <w:pPr>
-              <w:pStyle w:val="Normal"/>
-              <w:jc w:val="right"/>
-              <w:pBdr>
-                <w:bottom w:val="none" w:sz="0" w:space="0" w:color="000000"/>
-                <w:top w:val="none" w:sz="0" w:space="0" w:color="000000"/>
-                <w:left w:val="none" w:sz="0" w:space="0" w:color="000000"/>
-                <w:right w:val="none" w:sz="0" w:space="0" w:color="000000"/>
-              </w:pBdr>
-              <w:spacing w:after="100" w:before="100" w:line="240"/>
-              <w:ind w:left="100" w:right="100" w:firstLine="0" w:firstLineChars="0"/>
-              <w:rPr>
-                <w:rFonts w:ascii="Arial" w:hAnsi="Arial" w:eastAsia="Arial" w:cs="Arial"/>
-                <w:i w:val="false"/>
-                <w:b w:val="false"/>
-                <w:u w:val="none"/>
-                <w:strike w:val="false"/>
-                <w:sz w:val="22"/>
-                <w:szCs w:val="22"/>
-                <w:color w:val="000000"/>
-              </w:rPr>
-            </w:pPr>
-            <w:r>
-              <w:rPr>
-                <w:rFonts w:ascii="Arial" w:hAnsi="Arial" w:eastAsia="Arial" w:cs="Arial"/>
-                <w:i w:val="false"/>
-                <w:b w:val="false"/>
-                <w:u w:val="none"/>
-                <w:strike w:val="false"/>
-                <w:sz w:val="22"/>
-                <w:szCs w:val="22"/>
-                <w:color w:val="000000"/>
-              </w:rPr>
-              <w:t xml:space="preserve">0.0141</w:t>
-            </w:r>
-          </w:p>
-        </w:tc>
-        <w:tc>
-          <w:tcPr>
-            <w:tcBorders>
-              <w:bottom w:val="none" w:sz="0" w:space="0" w:color="000000"/>
-              <w:top w:val="none" w:sz="0" w:space="0" w:color="000000"/>
-              <w:left w:val="none" w:sz="0" w:space="0" w:color="000000"/>
-              <w:right w:val="none" w:sz="0" w:space="0" w:color="000000"/>
-            </w:tcBorders>
-            <w:shd w:val="clear" w:color="auto" w:fill="FFFFFF"/>
-            <w:tcMar>
-              <w:top w:w="0" w:type="dxa"/>
-              <w:bottom w:w="0" w:type="dxa"/>
-              <w:left w:w="0" w:type="dxa"/>
-              <w:right w:w="0" w:type="dxa"/>
-            </w:tcMar>
-            <w:vAlign w:val="center"/>
-          </w:tcPr>
-          <w:p>
-            <w:pPr>
-              <w:pStyle w:val="Normal"/>
-              <w:jc w:val="right"/>
-              <w:pBdr>
-                <w:bottom w:val="none" w:sz="0" w:space="0" w:color="000000"/>
-                <w:top w:val="none" w:sz="0" w:space="0" w:color="000000"/>
-                <w:left w:val="none" w:sz="0" w:space="0" w:color="000000"/>
-                <w:right w:val="none" w:sz="0" w:space="0" w:color="000000"/>
-              </w:pBdr>
-              <w:spacing w:after="100" w:before="100" w:line="240"/>
-              <w:ind w:left="100" w:right="100" w:firstLine="0" w:firstLineChars="0"/>
-              <w:rPr>
-                <w:rFonts w:ascii="Arial" w:hAnsi="Arial" w:eastAsia="Arial" w:cs="Arial"/>
-                <w:i w:val="false"/>
-                <w:b w:val="false"/>
-                <w:u w:val="none"/>
-                <w:strike w:val="false"/>
-                <w:sz w:val="22"/>
-                <w:szCs w:val="22"/>
-                <w:color w:val="000000"/>
-              </w:rPr>
-            </w:pPr>
-            <w:r>
-              <w:rPr>
-                <w:rFonts w:ascii="Arial" w:hAnsi="Arial" w:eastAsia="Arial" w:cs="Arial"/>
-                <w:i w:val="false"/>
-                <w:b w:val="false"/>
-                <w:u w:val="none"/>
-                <w:strike w:val="false"/>
-                <w:sz w:val="22"/>
-                <w:szCs w:val="22"/>
-                <w:color w:val="000000"/>
-              </w:rPr>
-              <w:t xml:space="preserve">0.0000</w:t>
+              <w:t xml:space="preserve">0.0496</w:t>
+            </w:r>
+          </w:p>
+        </w:tc>
+        <w:tc>
+          <w:tcPr>
+            <w:tcBorders>
+              <w:bottom w:val="none" w:sz="0" w:space="0" w:color="000000"/>
+              <w:top w:val="none" w:sz="0" w:space="0" w:color="000000"/>
+              <w:left w:val="none" w:sz="0" w:space="0" w:color="000000"/>
+              <w:right w:val="none" w:sz="0" w:space="0" w:color="000000"/>
+            </w:tcBorders>
+            <w:shd w:val="clear" w:color="auto" w:fill="FFFFFF"/>
+            <w:tcMar>
+              <w:top w:w="0" w:type="dxa"/>
+              <w:bottom w:w="0" w:type="dxa"/>
+              <w:left w:w="0" w:type="dxa"/>
+              <w:right w:w="0" w:type="dxa"/>
+            </w:tcMar>
+            <w:vAlign w:val="center"/>
+          </w:tcPr>
+          <w:p>
+            <w:pPr>
+              <w:pStyle w:val="Normal"/>
+              <w:jc w:val="right"/>
+              <w:pBdr>
+                <w:bottom w:val="none" w:sz="0" w:space="0" w:color="000000"/>
+                <w:top w:val="none" w:sz="0" w:space="0" w:color="000000"/>
+                <w:left w:val="none" w:sz="0" w:space="0" w:color="000000"/>
+                <w:right w:val="none" w:sz="0" w:space="0" w:color="000000"/>
+              </w:pBdr>
+              <w:spacing w:after="100" w:before="100" w:line="240"/>
+              <w:ind w:left="100" w:right="100" w:firstLine="0" w:firstLineChars="0"/>
+              <w:rPr>
+                <w:rFonts w:ascii="Arial" w:hAnsi="Arial" w:eastAsia="Arial" w:cs="Arial"/>
+                <w:i w:val="false"/>
+                <w:b w:val="false"/>
+                <w:u w:val="none"/>
+                <w:strike w:val="false"/>
+                <w:sz w:val="22"/>
+                <w:szCs w:val="22"/>
+                <w:color w:val="000000"/>
+              </w:rPr>
+            </w:pPr>
+            <w:r>
+              <w:rPr>
+                <w:rFonts w:ascii="Arial" w:hAnsi="Arial" w:eastAsia="Arial" w:cs="Arial"/>
+                <w:i w:val="false"/>
+                <w:b w:val="false"/>
+                <w:u w:val="none"/>
+                <w:strike w:val="false"/>
+                <w:sz w:val="22"/>
+                <w:szCs w:val="22"/>
+                <w:color w:val="000000"/>
+              </w:rPr>
+              <w:t xml:space="preserve">0.0133</w:t>
+            </w:r>
+          </w:p>
+        </w:tc>
+        <w:tc>
+          <w:tcPr>
+            <w:tcBorders>
+              <w:bottom w:val="none" w:sz="0" w:space="0" w:color="000000"/>
+              <w:top w:val="none" w:sz="0" w:space="0" w:color="000000"/>
+              <w:left w:val="none" w:sz="0" w:space="0" w:color="000000"/>
+              <w:right w:val="none" w:sz="0" w:space="0" w:color="000000"/>
+            </w:tcBorders>
+            <w:shd w:val="clear" w:color="auto" w:fill="FFFFFF"/>
+            <w:tcMar>
+              <w:top w:w="0" w:type="dxa"/>
+              <w:bottom w:w="0" w:type="dxa"/>
+              <w:left w:w="0" w:type="dxa"/>
+              <w:right w:w="0" w:type="dxa"/>
+            </w:tcMar>
+            <w:vAlign w:val="center"/>
+          </w:tcPr>
+          <w:p>
+            <w:pPr>
+              <w:pStyle w:val="Normal"/>
+              <w:jc w:val="right"/>
+              <w:pBdr>
+                <w:bottom w:val="none" w:sz="0" w:space="0" w:color="000000"/>
+                <w:top w:val="none" w:sz="0" w:space="0" w:color="000000"/>
+                <w:left w:val="none" w:sz="0" w:space="0" w:color="000000"/>
+                <w:right w:val="none" w:sz="0" w:space="0" w:color="000000"/>
+              </w:pBdr>
+              <w:spacing w:after="100" w:before="100" w:line="240"/>
+              <w:ind w:left="100" w:right="100" w:firstLine="0" w:firstLineChars="0"/>
+              <w:rPr>
+                <w:rFonts w:ascii="Arial" w:hAnsi="Arial" w:eastAsia="Arial" w:cs="Arial"/>
+                <w:i w:val="false"/>
+                <w:b w:val="false"/>
+                <w:u w:val="none"/>
+                <w:strike w:val="false"/>
+                <w:sz w:val="22"/>
+                <w:szCs w:val="22"/>
+                <w:color w:val="000000"/>
+              </w:rPr>
+            </w:pPr>
+            <w:r>
+              <w:rPr>
+                <w:rFonts w:ascii="Arial" w:hAnsi="Arial" w:eastAsia="Arial" w:cs="Arial"/>
+                <w:i w:val="false"/>
+                <w:b w:val="false"/>
+                <w:u w:val="none"/>
+                <w:strike w:val="false"/>
+                <w:sz w:val="22"/>
+                <w:szCs w:val="22"/>
+                <w:color w:val="000000"/>
+              </w:rPr>
+              <w:t xml:space="preserve">0.0002</w:t>
             </w:r>
           </w:p>
         </w:tc>
@@ -2152,117 +2152,117 @@
                 <w:szCs w:val="22"/>
                 <w:color w:val="000000"/>
               </w:rPr>
-              <w:t xml:space="preserve">0.0334</w:t>
-            </w:r>
-          </w:p>
-        </w:tc>
-        <w:tc>
-          <w:tcPr>
-            <w:tcBorders>
-              <w:bottom w:val="none" w:sz="0" w:space="0" w:color="000000"/>
-              <w:top w:val="none" w:sz="0" w:space="0" w:color="000000"/>
-              <w:left w:val="none" w:sz="0" w:space="0" w:color="000000"/>
-              <w:right w:val="none" w:sz="0" w:space="0" w:color="000000"/>
-            </w:tcBorders>
-            <w:shd w:val="clear" w:color="auto" w:fill="FFFFFF"/>
-            <w:tcMar>
-              <w:top w:w="0" w:type="dxa"/>
-              <w:bottom w:w="0" w:type="dxa"/>
-              <w:left w:w="0" w:type="dxa"/>
-              <w:right w:w="0" w:type="dxa"/>
-            </w:tcMar>
-            <w:vAlign w:val="center"/>
-          </w:tcPr>
-          <w:p>
-            <w:pPr>
-              <w:pStyle w:val="Normal"/>
-              <w:jc w:val="right"/>
-              <w:pBdr>
-                <w:bottom w:val="none" w:sz="0" w:space="0" w:color="000000"/>
-                <w:top w:val="none" w:sz="0" w:space="0" w:color="000000"/>
-                <w:left w:val="none" w:sz="0" w:space="0" w:color="000000"/>
-                <w:right w:val="none" w:sz="0" w:space="0" w:color="000000"/>
-              </w:pBdr>
-              <w:spacing w:after="100" w:before="100" w:line="240"/>
-              <w:ind w:left="100" w:right="100" w:firstLine="0" w:firstLineChars="0"/>
-              <w:rPr>
-                <w:rFonts w:ascii="Arial" w:hAnsi="Arial" w:eastAsia="Arial" w:cs="Arial"/>
-                <w:i w:val="false"/>
-                <w:b w:val="false"/>
-                <w:u w:val="none"/>
-                <w:strike w:val="false"/>
-                <w:sz w:val="22"/>
-                <w:szCs w:val="22"/>
-                <w:color w:val="000000"/>
-              </w:rPr>
-            </w:pPr>
-            <w:r>
-              <w:rPr>
-                <w:rFonts w:ascii="Arial" w:hAnsi="Arial" w:eastAsia="Arial" w:cs="Arial"/>
-                <w:i w:val="false"/>
-                <w:b w:val="false"/>
-                <w:u w:val="none"/>
-                <w:strike w:val="false"/>
-                <w:sz w:val="22"/>
-                <w:szCs w:val="22"/>
-                <w:color w:val="000000"/>
-              </w:rPr>
-              <w:t xml:space="preserve">0.0887</w:t>
-            </w:r>
-          </w:p>
-        </w:tc>
-        <w:tc>
-          <w:tcPr>
-            <w:tcBorders>
-              <w:bottom w:val="none" w:sz="0" w:space="0" w:color="000000"/>
-              <w:top w:val="none" w:sz="0" w:space="0" w:color="000000"/>
-              <w:left w:val="none" w:sz="0" w:space="0" w:color="000000"/>
-              <w:right w:val="none" w:sz="0" w:space="0" w:color="000000"/>
-            </w:tcBorders>
-            <w:shd w:val="clear" w:color="auto" w:fill="FFFFFF"/>
-            <w:tcMar>
-              <w:top w:w="0" w:type="dxa"/>
-              <w:bottom w:w="0" w:type="dxa"/>
-              <w:left w:w="0" w:type="dxa"/>
-              <w:right w:w="0" w:type="dxa"/>
-            </w:tcMar>
-            <w:vAlign w:val="center"/>
-          </w:tcPr>
-          <w:p>
-            <w:pPr>
-              <w:pStyle w:val="Normal"/>
-              <w:jc w:val="right"/>
-              <w:pBdr>
-                <w:bottom w:val="none" w:sz="0" w:space="0" w:color="000000"/>
-                <w:top w:val="none" w:sz="0" w:space="0" w:color="000000"/>
-                <w:left w:val="none" w:sz="0" w:space="0" w:color="000000"/>
-                <w:right w:val="none" w:sz="0" w:space="0" w:color="000000"/>
-              </w:pBdr>
-              <w:spacing w:after="100" w:before="100" w:line="240"/>
-              <w:ind w:left="100" w:right="100" w:firstLine="0" w:firstLineChars="0"/>
-              <w:rPr>
-                <w:rFonts w:ascii="Arial" w:hAnsi="Arial" w:eastAsia="Arial" w:cs="Arial"/>
-                <w:i w:val="false"/>
-                <w:b w:val="false"/>
-                <w:u w:val="none"/>
-                <w:strike w:val="false"/>
-                <w:sz w:val="22"/>
-                <w:szCs w:val="22"/>
-                <w:color w:val="000000"/>
-              </w:rPr>
-            </w:pPr>
-            <w:r>
-              <w:rPr>
-                <w:rFonts w:ascii="Arial" w:hAnsi="Arial" w:eastAsia="Arial" w:cs="Arial"/>
-                <w:i w:val="false"/>
-                <w:b w:val="false"/>
-                <w:u w:val="none"/>
-                <w:strike w:val="false"/>
-                <w:sz w:val="22"/>
-                <w:szCs w:val="22"/>
-                <w:color w:val="000000"/>
-              </w:rPr>
-              <w:t xml:space="preserve">6.1075</w:t>
+              <w:t xml:space="preserve">0.0235</w:t>
+            </w:r>
+          </w:p>
+        </w:tc>
+        <w:tc>
+          <w:tcPr>
+            <w:tcBorders>
+              <w:bottom w:val="none" w:sz="0" w:space="0" w:color="000000"/>
+              <w:top w:val="none" w:sz="0" w:space="0" w:color="000000"/>
+              <w:left w:val="none" w:sz="0" w:space="0" w:color="000000"/>
+              <w:right w:val="none" w:sz="0" w:space="0" w:color="000000"/>
+            </w:tcBorders>
+            <w:shd w:val="clear" w:color="auto" w:fill="FFFFFF"/>
+            <w:tcMar>
+              <w:top w:w="0" w:type="dxa"/>
+              <w:bottom w:w="0" w:type="dxa"/>
+              <w:left w:w="0" w:type="dxa"/>
+              <w:right w:w="0" w:type="dxa"/>
+            </w:tcMar>
+            <w:vAlign w:val="center"/>
+          </w:tcPr>
+          <w:p>
+            <w:pPr>
+              <w:pStyle w:val="Normal"/>
+              <w:jc w:val="right"/>
+              <w:pBdr>
+                <w:bottom w:val="none" w:sz="0" w:space="0" w:color="000000"/>
+                <w:top w:val="none" w:sz="0" w:space="0" w:color="000000"/>
+                <w:left w:val="none" w:sz="0" w:space="0" w:color="000000"/>
+                <w:right w:val="none" w:sz="0" w:space="0" w:color="000000"/>
+              </w:pBdr>
+              <w:spacing w:after="100" w:before="100" w:line="240"/>
+              <w:ind w:left="100" w:right="100" w:firstLine="0" w:firstLineChars="0"/>
+              <w:rPr>
+                <w:rFonts w:ascii="Arial" w:hAnsi="Arial" w:eastAsia="Arial" w:cs="Arial"/>
+                <w:i w:val="false"/>
+                <w:b w:val="false"/>
+                <w:u w:val="none"/>
+                <w:strike w:val="false"/>
+                <w:sz w:val="22"/>
+                <w:szCs w:val="22"/>
+                <w:color w:val="000000"/>
+              </w:rPr>
+            </w:pPr>
+            <w:r>
+              <w:rPr>
+                <w:rFonts w:ascii="Arial" w:hAnsi="Arial" w:eastAsia="Arial" w:cs="Arial"/>
+                <w:i w:val="false"/>
+                <w:b w:val="false"/>
+                <w:u w:val="none"/>
+                <w:strike w:val="false"/>
+                <w:sz w:val="22"/>
+                <w:szCs w:val="22"/>
+                <w:color w:val="000000"/>
+              </w:rPr>
+              <w:t xml:space="preserve">0.0757</w:t>
+            </w:r>
+          </w:p>
+        </w:tc>
+        <w:tc>
+          <w:tcPr>
+            <w:tcBorders>
+              <w:bottom w:val="none" w:sz="0" w:space="0" w:color="000000"/>
+              <w:top w:val="none" w:sz="0" w:space="0" w:color="000000"/>
+              <w:left w:val="none" w:sz="0" w:space="0" w:color="000000"/>
+              <w:right w:val="none" w:sz="0" w:space="0" w:color="000000"/>
+            </w:tcBorders>
+            <w:shd w:val="clear" w:color="auto" w:fill="FFFFFF"/>
+            <w:tcMar>
+              <w:top w:w="0" w:type="dxa"/>
+              <w:bottom w:w="0" w:type="dxa"/>
+              <w:left w:w="0" w:type="dxa"/>
+              <w:right w:w="0" w:type="dxa"/>
+            </w:tcMar>
+            <w:vAlign w:val="center"/>
+          </w:tcPr>
+          <w:p>
+            <w:pPr>
+              <w:pStyle w:val="Normal"/>
+              <w:jc w:val="right"/>
+              <w:pBdr>
+                <w:bottom w:val="none" w:sz="0" w:space="0" w:color="000000"/>
+                <w:top w:val="none" w:sz="0" w:space="0" w:color="000000"/>
+                <w:left w:val="none" w:sz="0" w:space="0" w:color="000000"/>
+                <w:right w:val="none" w:sz="0" w:space="0" w:color="000000"/>
+              </w:pBdr>
+              <w:spacing w:after="100" w:before="100" w:line="240"/>
+              <w:ind w:left="100" w:right="100" w:firstLine="0" w:firstLineChars="0"/>
+              <w:rPr>
+                <w:rFonts w:ascii="Arial" w:hAnsi="Arial" w:eastAsia="Arial" w:cs="Arial"/>
+                <w:i w:val="false"/>
+                <w:b w:val="false"/>
+                <w:u w:val="none"/>
+                <w:strike w:val="false"/>
+                <w:sz w:val="22"/>
+                <w:szCs w:val="22"/>
+                <w:color w:val="000000"/>
+              </w:rPr>
+            </w:pPr>
+            <w:r>
+              <w:rPr>
+                <w:rFonts w:ascii="Arial" w:hAnsi="Arial" w:eastAsia="Arial" w:cs="Arial"/>
+                <w:i w:val="false"/>
+                <w:b w:val="false"/>
+                <w:u w:val="none"/>
+                <w:strike w:val="false"/>
+                <w:sz w:val="22"/>
+                <w:szCs w:val="22"/>
+                <w:color w:val="000000"/>
+              </w:rPr>
+              <w:t xml:space="preserve">4.9578</w:t>
             </w:r>
           </w:p>
         </w:tc>
@@ -2487,62 +2487,62 @@
                 <w:szCs w:val="22"/>
                 <w:color w:val="000000"/>
               </w:rPr>
-              <w:t xml:space="preserve">0.0680</w:t>
-            </w:r>
-          </w:p>
-        </w:tc>
-        <w:tc>
-          <w:tcPr>
-            <w:tcBorders>
-              <w:bottom w:val="none" w:sz="0" w:space="0" w:color="000000"/>
-              <w:top w:val="none" w:sz="0" w:space="0" w:color="000000"/>
-              <w:left w:val="none" w:sz="0" w:space="0" w:color="000000"/>
-              <w:right w:val="none" w:sz="0" w:space="0" w:color="000000"/>
-            </w:tcBorders>
-            <w:shd w:val="clear" w:color="auto" w:fill="FFFFFF"/>
-            <w:tcMar>
-              <w:top w:w="0" w:type="dxa"/>
-              <w:bottom w:w="0" w:type="dxa"/>
-              <w:left w:w="0" w:type="dxa"/>
-              <w:right w:w="0" w:type="dxa"/>
-            </w:tcMar>
-            <w:vAlign w:val="center"/>
-          </w:tcPr>
-          <w:p>
-            <w:pPr>
-              <w:pStyle w:val="Normal"/>
-              <w:jc w:val="right"/>
-              <w:pBdr>
-                <w:bottom w:val="none" w:sz="0" w:space="0" w:color="000000"/>
-                <w:top w:val="none" w:sz="0" w:space="0" w:color="000000"/>
-                <w:left w:val="none" w:sz="0" w:space="0" w:color="000000"/>
-                <w:right w:val="none" w:sz="0" w:space="0" w:color="000000"/>
-              </w:pBdr>
-              <w:spacing w:after="100" w:before="100" w:line="240"/>
-              <w:ind w:left="100" w:right="100" w:firstLine="0" w:firstLineChars="0"/>
-              <w:rPr>
-                <w:rFonts w:ascii="Arial" w:hAnsi="Arial" w:eastAsia="Arial" w:cs="Arial"/>
-                <w:i w:val="false"/>
-                <w:b w:val="false"/>
-                <w:u w:val="none"/>
-                <w:strike w:val="false"/>
-                <w:sz w:val="22"/>
-                <w:szCs w:val="22"/>
-                <w:color w:val="000000"/>
-              </w:rPr>
-            </w:pPr>
-            <w:r>
-              <w:rPr>
-                <w:rFonts w:ascii="Arial" w:hAnsi="Arial" w:eastAsia="Arial" w:cs="Arial"/>
-                <w:i w:val="false"/>
-                <w:b w:val="false"/>
-                <w:u w:val="none"/>
-                <w:strike w:val="false"/>
-                <w:sz w:val="22"/>
-                <w:szCs w:val="22"/>
-                <w:color w:val="000000"/>
-              </w:rPr>
-              <w:t xml:space="preserve">0.0122</w:t>
+              <w:t xml:space="preserve">0.0518</w:t>
+            </w:r>
+          </w:p>
+        </w:tc>
+        <w:tc>
+          <w:tcPr>
+            <w:tcBorders>
+              <w:bottom w:val="none" w:sz="0" w:space="0" w:color="000000"/>
+              <w:top w:val="none" w:sz="0" w:space="0" w:color="000000"/>
+              <w:left w:val="none" w:sz="0" w:space="0" w:color="000000"/>
+              <w:right w:val="none" w:sz="0" w:space="0" w:color="000000"/>
+            </w:tcBorders>
+            <w:shd w:val="clear" w:color="auto" w:fill="FFFFFF"/>
+            <w:tcMar>
+              <w:top w:w="0" w:type="dxa"/>
+              <w:bottom w:w="0" w:type="dxa"/>
+              <w:left w:w="0" w:type="dxa"/>
+              <w:right w:w="0" w:type="dxa"/>
+            </w:tcMar>
+            <w:vAlign w:val="center"/>
+          </w:tcPr>
+          <w:p>
+            <w:pPr>
+              <w:pStyle w:val="Normal"/>
+              <w:jc w:val="right"/>
+              <w:pBdr>
+                <w:bottom w:val="none" w:sz="0" w:space="0" w:color="000000"/>
+                <w:top w:val="none" w:sz="0" w:space="0" w:color="000000"/>
+                <w:left w:val="none" w:sz="0" w:space="0" w:color="000000"/>
+                <w:right w:val="none" w:sz="0" w:space="0" w:color="000000"/>
+              </w:pBdr>
+              <w:spacing w:after="100" w:before="100" w:line="240"/>
+              <w:ind w:left="100" w:right="100" w:firstLine="0" w:firstLineChars="0"/>
+              <w:rPr>
+                <w:rFonts w:ascii="Arial" w:hAnsi="Arial" w:eastAsia="Arial" w:cs="Arial"/>
+                <w:i w:val="false"/>
+                <w:b w:val="false"/>
+                <w:u w:val="none"/>
+                <w:strike w:val="false"/>
+                <w:sz w:val="22"/>
+                <w:szCs w:val="22"/>
+                <w:color w:val="000000"/>
+              </w:rPr>
+            </w:pPr>
+            <w:r>
+              <w:rPr>
+                <w:rFonts w:ascii="Arial" w:hAnsi="Arial" w:eastAsia="Arial" w:cs="Arial"/>
+                <w:i w:val="false"/>
+                <w:b w:val="false"/>
+                <w:u w:val="none"/>
+                <w:strike w:val="false"/>
+                <w:sz w:val="22"/>
+                <w:szCs w:val="22"/>
+                <w:color w:val="000000"/>
+              </w:rPr>
+              <w:t xml:space="preserve">0.0117</w:t>
             </w:r>
           </w:p>
         </w:tc>
@@ -2707,117 +2707,117 @@
                 <w:szCs w:val="22"/>
                 <w:color w:val="000000"/>
               </w:rPr>
-              <w:t xml:space="preserve">0.0442</w:t>
-            </w:r>
-          </w:p>
-        </w:tc>
-        <w:tc>
-          <w:tcPr>
-            <w:tcBorders>
-              <w:bottom w:val="none" w:sz="0" w:space="0" w:color="000000"/>
-              <w:top w:val="none" w:sz="0" w:space="0" w:color="000000"/>
-              <w:left w:val="none" w:sz="0" w:space="0" w:color="000000"/>
-              <w:right w:val="none" w:sz="0" w:space="0" w:color="000000"/>
-            </w:tcBorders>
-            <w:shd w:val="clear" w:color="auto" w:fill="FFFFFF"/>
-            <w:tcMar>
-              <w:top w:w="0" w:type="dxa"/>
-              <w:bottom w:w="0" w:type="dxa"/>
-              <w:left w:w="0" w:type="dxa"/>
-              <w:right w:w="0" w:type="dxa"/>
-            </w:tcMar>
-            <w:vAlign w:val="center"/>
-          </w:tcPr>
-          <w:p>
-            <w:pPr>
-              <w:pStyle w:val="Normal"/>
-              <w:jc w:val="right"/>
-              <w:pBdr>
-                <w:bottom w:val="none" w:sz="0" w:space="0" w:color="000000"/>
-                <w:top w:val="none" w:sz="0" w:space="0" w:color="000000"/>
-                <w:left w:val="none" w:sz="0" w:space="0" w:color="000000"/>
-                <w:right w:val="none" w:sz="0" w:space="0" w:color="000000"/>
-              </w:pBdr>
-              <w:spacing w:after="100" w:before="100" w:line="240"/>
-              <w:ind w:left="100" w:right="100" w:firstLine="0" w:firstLineChars="0"/>
-              <w:rPr>
-                <w:rFonts w:ascii="Arial" w:hAnsi="Arial" w:eastAsia="Arial" w:cs="Arial"/>
-                <w:i w:val="false"/>
-                <w:b w:val="false"/>
-                <w:u w:val="none"/>
-                <w:strike w:val="false"/>
-                <w:sz w:val="22"/>
-                <w:szCs w:val="22"/>
-                <w:color w:val="000000"/>
-              </w:rPr>
-            </w:pPr>
-            <w:r>
-              <w:rPr>
-                <w:rFonts w:ascii="Arial" w:hAnsi="Arial" w:eastAsia="Arial" w:cs="Arial"/>
-                <w:i w:val="false"/>
-                <w:b w:val="false"/>
-                <w:u w:val="none"/>
-                <w:strike w:val="false"/>
-                <w:sz w:val="22"/>
-                <w:szCs w:val="22"/>
-                <w:color w:val="000000"/>
-              </w:rPr>
-              <w:t xml:space="preserve">0.0919</w:t>
-            </w:r>
-          </w:p>
-        </w:tc>
-        <w:tc>
-          <w:tcPr>
-            <w:tcBorders>
-              <w:bottom w:val="none" w:sz="0" w:space="0" w:color="000000"/>
-              <w:top w:val="none" w:sz="0" w:space="0" w:color="000000"/>
-              <w:left w:val="none" w:sz="0" w:space="0" w:color="000000"/>
-              <w:right w:val="none" w:sz="0" w:space="0" w:color="000000"/>
-            </w:tcBorders>
-            <w:shd w:val="clear" w:color="auto" w:fill="FFFFFF"/>
-            <w:tcMar>
-              <w:top w:w="0" w:type="dxa"/>
-              <w:bottom w:w="0" w:type="dxa"/>
-              <w:left w:w="0" w:type="dxa"/>
-              <w:right w:w="0" w:type="dxa"/>
-            </w:tcMar>
-            <w:vAlign w:val="center"/>
-          </w:tcPr>
-          <w:p>
-            <w:pPr>
-              <w:pStyle w:val="Normal"/>
-              <w:jc w:val="right"/>
-              <w:pBdr>
-                <w:bottom w:val="none" w:sz="0" w:space="0" w:color="000000"/>
-                <w:top w:val="none" w:sz="0" w:space="0" w:color="000000"/>
-                <w:left w:val="none" w:sz="0" w:space="0" w:color="000000"/>
-                <w:right w:val="none" w:sz="0" w:space="0" w:color="000000"/>
-              </w:pBdr>
-              <w:spacing w:after="100" w:before="100" w:line="240"/>
-              <w:ind w:left="100" w:right="100" w:firstLine="0" w:firstLineChars="0"/>
-              <w:rPr>
-                <w:rFonts w:ascii="Arial" w:hAnsi="Arial" w:eastAsia="Arial" w:cs="Arial"/>
-                <w:i w:val="false"/>
-                <w:b w:val="false"/>
-                <w:u w:val="none"/>
-                <w:strike w:val="false"/>
-                <w:sz w:val="22"/>
-                <w:szCs w:val="22"/>
-                <w:color w:val="000000"/>
-              </w:rPr>
-            </w:pPr>
-            <w:r>
-              <w:rPr>
-                <w:rFonts w:ascii="Arial" w:hAnsi="Arial" w:eastAsia="Arial" w:cs="Arial"/>
-                <w:i w:val="false"/>
-                <w:b w:val="false"/>
-                <w:u w:val="none"/>
-                <w:strike w:val="false"/>
-                <w:sz w:val="22"/>
-                <w:szCs w:val="22"/>
-                <w:color w:val="000000"/>
-              </w:rPr>
-              <w:t xml:space="preserve">6.8047</w:t>
+              <w:t xml:space="preserve">0.0289</w:t>
+            </w:r>
+          </w:p>
+        </w:tc>
+        <w:tc>
+          <w:tcPr>
+            <w:tcBorders>
+              <w:bottom w:val="none" w:sz="0" w:space="0" w:color="000000"/>
+              <w:top w:val="none" w:sz="0" w:space="0" w:color="000000"/>
+              <w:left w:val="none" w:sz="0" w:space="0" w:color="000000"/>
+              <w:right w:val="none" w:sz="0" w:space="0" w:color="000000"/>
+            </w:tcBorders>
+            <w:shd w:val="clear" w:color="auto" w:fill="FFFFFF"/>
+            <w:tcMar>
+              <w:top w:w="0" w:type="dxa"/>
+              <w:bottom w:w="0" w:type="dxa"/>
+              <w:left w:w="0" w:type="dxa"/>
+              <w:right w:w="0" w:type="dxa"/>
+            </w:tcMar>
+            <w:vAlign w:val="center"/>
+          </w:tcPr>
+          <w:p>
+            <w:pPr>
+              <w:pStyle w:val="Normal"/>
+              <w:jc w:val="right"/>
+              <w:pBdr>
+                <w:bottom w:val="none" w:sz="0" w:space="0" w:color="000000"/>
+                <w:top w:val="none" w:sz="0" w:space="0" w:color="000000"/>
+                <w:left w:val="none" w:sz="0" w:space="0" w:color="000000"/>
+                <w:right w:val="none" w:sz="0" w:space="0" w:color="000000"/>
+              </w:pBdr>
+              <w:spacing w:after="100" w:before="100" w:line="240"/>
+              <w:ind w:left="100" w:right="100" w:firstLine="0" w:firstLineChars="0"/>
+              <w:rPr>
+                <w:rFonts w:ascii="Arial" w:hAnsi="Arial" w:eastAsia="Arial" w:cs="Arial"/>
+                <w:i w:val="false"/>
+                <w:b w:val="false"/>
+                <w:u w:val="none"/>
+                <w:strike w:val="false"/>
+                <w:sz w:val="22"/>
+                <w:szCs w:val="22"/>
+                <w:color w:val="000000"/>
+              </w:rPr>
+            </w:pPr>
+            <w:r>
+              <w:rPr>
+                <w:rFonts w:ascii="Arial" w:hAnsi="Arial" w:eastAsia="Arial" w:cs="Arial"/>
+                <w:i w:val="false"/>
+                <w:b w:val="false"/>
+                <w:u w:val="none"/>
+                <w:strike w:val="false"/>
+                <w:sz w:val="22"/>
+                <w:szCs w:val="22"/>
+                <w:color w:val="000000"/>
+              </w:rPr>
+              <w:t xml:space="preserve">0.0747</w:t>
+            </w:r>
+          </w:p>
+        </w:tc>
+        <w:tc>
+          <w:tcPr>
+            <w:tcBorders>
+              <w:bottom w:val="none" w:sz="0" w:space="0" w:color="000000"/>
+              <w:top w:val="none" w:sz="0" w:space="0" w:color="000000"/>
+              <w:left w:val="none" w:sz="0" w:space="0" w:color="000000"/>
+              <w:right w:val="none" w:sz="0" w:space="0" w:color="000000"/>
+            </w:tcBorders>
+            <w:shd w:val="clear" w:color="auto" w:fill="FFFFFF"/>
+            <w:tcMar>
+              <w:top w:w="0" w:type="dxa"/>
+              <w:bottom w:w="0" w:type="dxa"/>
+              <w:left w:w="0" w:type="dxa"/>
+              <w:right w:w="0" w:type="dxa"/>
+            </w:tcMar>
+            <w:vAlign w:val="center"/>
+          </w:tcPr>
+          <w:p>
+            <w:pPr>
+              <w:pStyle w:val="Normal"/>
+              <w:jc w:val="right"/>
+              <w:pBdr>
+                <w:bottom w:val="none" w:sz="0" w:space="0" w:color="000000"/>
+                <w:top w:val="none" w:sz="0" w:space="0" w:color="000000"/>
+                <w:left w:val="none" w:sz="0" w:space="0" w:color="000000"/>
+                <w:right w:val="none" w:sz="0" w:space="0" w:color="000000"/>
+              </w:pBdr>
+              <w:spacing w:after="100" w:before="100" w:line="240"/>
+              <w:ind w:left="100" w:right="100" w:firstLine="0" w:firstLineChars="0"/>
+              <w:rPr>
+                <w:rFonts w:ascii="Arial" w:hAnsi="Arial" w:eastAsia="Arial" w:cs="Arial"/>
+                <w:i w:val="false"/>
+                <w:b w:val="false"/>
+                <w:u w:val="none"/>
+                <w:strike w:val="false"/>
+                <w:sz w:val="22"/>
+                <w:szCs w:val="22"/>
+                <w:color w:val="000000"/>
+              </w:rPr>
+            </w:pPr>
+            <w:r>
+              <w:rPr>
+                <w:rFonts w:ascii="Arial" w:hAnsi="Arial" w:eastAsia="Arial" w:cs="Arial"/>
+                <w:i w:val="false"/>
+                <w:b w:val="false"/>
+                <w:u w:val="none"/>
+                <w:strike w:val="false"/>
+                <w:sz w:val="22"/>
+                <w:szCs w:val="22"/>
+                <w:color w:val="000000"/>
+              </w:rPr>
+              <w:t xml:space="preserve">5.1807</w:t>
             </w:r>
           </w:p>
         </w:tc>
@@ -3042,117 +3042,117 @@
                 <w:szCs w:val="22"/>
                 <w:color w:val="000000"/>
               </w:rPr>
-              <w:t xml:space="preserve">0.0462</w:t>
-            </w:r>
-          </w:p>
-        </w:tc>
-        <w:tc>
-          <w:tcPr>
-            <w:tcBorders>
-              <w:bottom w:val="none" w:sz="0" w:space="0" w:color="000000"/>
-              <w:top w:val="none" w:sz="0" w:space="0" w:color="000000"/>
-              <w:left w:val="none" w:sz="0" w:space="0" w:color="000000"/>
-              <w:right w:val="none" w:sz="0" w:space="0" w:color="000000"/>
-            </w:tcBorders>
-            <w:shd w:val="clear" w:color="auto" w:fill="FFFFFF"/>
-            <w:tcMar>
-              <w:top w:w="0" w:type="dxa"/>
-              <w:bottom w:w="0" w:type="dxa"/>
-              <w:left w:w="0" w:type="dxa"/>
-              <w:right w:w="0" w:type="dxa"/>
-            </w:tcMar>
-            <w:vAlign w:val="center"/>
-          </w:tcPr>
-          <w:p>
-            <w:pPr>
-              <w:pStyle w:val="Normal"/>
-              <w:jc w:val="right"/>
-              <w:pBdr>
-                <w:bottom w:val="none" w:sz="0" w:space="0" w:color="000000"/>
-                <w:top w:val="none" w:sz="0" w:space="0" w:color="000000"/>
-                <w:left w:val="none" w:sz="0" w:space="0" w:color="000000"/>
-                <w:right w:val="none" w:sz="0" w:space="0" w:color="000000"/>
-              </w:pBdr>
-              <w:spacing w:after="100" w:before="100" w:line="240"/>
-              <w:ind w:left="100" w:right="100" w:firstLine="0" w:firstLineChars="0"/>
-              <w:rPr>
-                <w:rFonts w:ascii="Arial" w:hAnsi="Arial" w:eastAsia="Arial" w:cs="Arial"/>
-                <w:i w:val="false"/>
-                <w:b w:val="false"/>
-                <w:u w:val="none"/>
-                <w:strike w:val="false"/>
-                <w:sz w:val="22"/>
-                <w:szCs w:val="22"/>
-                <w:color w:val="000000"/>
-              </w:rPr>
-            </w:pPr>
-            <w:r>
-              <w:rPr>
-                <w:rFonts w:ascii="Arial" w:hAnsi="Arial" w:eastAsia="Arial" w:cs="Arial"/>
-                <w:i w:val="false"/>
-                <w:b w:val="false"/>
-                <w:u w:val="none"/>
-                <w:strike w:val="false"/>
-                <w:sz w:val="22"/>
-                <w:szCs w:val="22"/>
-                <w:color w:val="000000"/>
-              </w:rPr>
-              <w:t xml:space="preserve">0.0147</w:t>
-            </w:r>
-          </w:p>
-        </w:tc>
-        <w:tc>
-          <w:tcPr>
-            <w:tcBorders>
-              <w:bottom w:val="none" w:sz="0" w:space="0" w:color="000000"/>
-              <w:top w:val="none" w:sz="0" w:space="0" w:color="000000"/>
-              <w:left w:val="none" w:sz="0" w:space="0" w:color="000000"/>
-              <w:right w:val="none" w:sz="0" w:space="0" w:color="000000"/>
-            </w:tcBorders>
-            <w:shd w:val="clear" w:color="auto" w:fill="FFFFFF"/>
-            <w:tcMar>
-              <w:top w:w="0" w:type="dxa"/>
-              <w:bottom w:w="0" w:type="dxa"/>
-              <w:left w:w="0" w:type="dxa"/>
-              <w:right w:w="0" w:type="dxa"/>
-            </w:tcMar>
-            <w:vAlign w:val="center"/>
-          </w:tcPr>
-          <w:p>
-            <w:pPr>
-              <w:pStyle w:val="Normal"/>
-              <w:jc w:val="right"/>
-              <w:pBdr>
-                <w:bottom w:val="none" w:sz="0" w:space="0" w:color="000000"/>
-                <w:top w:val="none" w:sz="0" w:space="0" w:color="000000"/>
-                <w:left w:val="none" w:sz="0" w:space="0" w:color="000000"/>
-                <w:right w:val="none" w:sz="0" w:space="0" w:color="000000"/>
-              </w:pBdr>
-              <w:spacing w:after="100" w:before="100" w:line="240"/>
-              <w:ind w:left="100" w:right="100" w:firstLine="0" w:firstLineChars="0"/>
-              <w:rPr>
-                <w:rFonts w:ascii="Arial" w:hAnsi="Arial" w:eastAsia="Arial" w:cs="Arial"/>
-                <w:i w:val="false"/>
-                <w:b w:val="false"/>
-                <w:u w:val="none"/>
-                <w:strike w:val="false"/>
-                <w:sz w:val="22"/>
-                <w:szCs w:val="22"/>
-                <w:color w:val="000000"/>
-              </w:rPr>
-            </w:pPr>
-            <w:r>
-              <w:rPr>
-                <w:rFonts w:ascii="Arial" w:hAnsi="Arial" w:eastAsia="Arial" w:cs="Arial"/>
-                <w:i w:val="false"/>
-                <w:b w:val="false"/>
-                <w:u w:val="none"/>
-                <w:strike w:val="false"/>
-                <w:sz w:val="22"/>
-                <w:szCs w:val="22"/>
-                <w:color w:val="000000"/>
-              </w:rPr>
-              <w:t xml:space="preserve">0.0017</w:t>
+              <w:t xml:space="preserve">0.0310</w:t>
+            </w:r>
+          </w:p>
+        </w:tc>
+        <w:tc>
+          <w:tcPr>
+            <w:tcBorders>
+              <w:bottom w:val="none" w:sz="0" w:space="0" w:color="000000"/>
+              <w:top w:val="none" w:sz="0" w:space="0" w:color="000000"/>
+              <w:left w:val="none" w:sz="0" w:space="0" w:color="000000"/>
+              <w:right w:val="none" w:sz="0" w:space="0" w:color="000000"/>
+            </w:tcBorders>
+            <w:shd w:val="clear" w:color="auto" w:fill="FFFFFF"/>
+            <w:tcMar>
+              <w:top w:w="0" w:type="dxa"/>
+              <w:bottom w:w="0" w:type="dxa"/>
+              <w:left w:w="0" w:type="dxa"/>
+              <w:right w:w="0" w:type="dxa"/>
+            </w:tcMar>
+            <w:vAlign w:val="center"/>
+          </w:tcPr>
+          <w:p>
+            <w:pPr>
+              <w:pStyle w:val="Normal"/>
+              <w:jc w:val="right"/>
+              <w:pBdr>
+                <w:bottom w:val="none" w:sz="0" w:space="0" w:color="000000"/>
+                <w:top w:val="none" w:sz="0" w:space="0" w:color="000000"/>
+                <w:left w:val="none" w:sz="0" w:space="0" w:color="000000"/>
+                <w:right w:val="none" w:sz="0" w:space="0" w:color="000000"/>
+              </w:pBdr>
+              <w:spacing w:after="100" w:before="100" w:line="240"/>
+              <w:ind w:left="100" w:right="100" w:firstLine="0" w:firstLineChars="0"/>
+              <w:rPr>
+                <w:rFonts w:ascii="Arial" w:hAnsi="Arial" w:eastAsia="Arial" w:cs="Arial"/>
+                <w:i w:val="false"/>
+                <w:b w:val="false"/>
+                <w:u w:val="none"/>
+                <w:strike w:val="false"/>
+                <w:sz w:val="22"/>
+                <w:szCs w:val="22"/>
+                <w:color w:val="000000"/>
+              </w:rPr>
+            </w:pPr>
+            <w:r>
+              <w:rPr>
+                <w:rFonts w:ascii="Arial" w:hAnsi="Arial" w:eastAsia="Arial" w:cs="Arial"/>
+                <w:i w:val="false"/>
+                <w:b w:val="false"/>
+                <w:u w:val="none"/>
+                <w:strike w:val="false"/>
+                <w:sz w:val="22"/>
+                <w:szCs w:val="22"/>
+                <w:color w:val="000000"/>
+              </w:rPr>
+              <w:t xml:space="preserve">0.0126</w:t>
+            </w:r>
+          </w:p>
+        </w:tc>
+        <w:tc>
+          <w:tcPr>
+            <w:tcBorders>
+              <w:bottom w:val="none" w:sz="0" w:space="0" w:color="000000"/>
+              <w:top w:val="none" w:sz="0" w:space="0" w:color="000000"/>
+              <w:left w:val="none" w:sz="0" w:space="0" w:color="000000"/>
+              <w:right w:val="none" w:sz="0" w:space="0" w:color="000000"/>
+            </w:tcBorders>
+            <w:shd w:val="clear" w:color="auto" w:fill="FFFFFF"/>
+            <w:tcMar>
+              <w:top w:w="0" w:type="dxa"/>
+              <w:bottom w:w="0" w:type="dxa"/>
+              <w:left w:w="0" w:type="dxa"/>
+              <w:right w:w="0" w:type="dxa"/>
+            </w:tcMar>
+            <w:vAlign w:val="center"/>
+          </w:tcPr>
+          <w:p>
+            <w:pPr>
+              <w:pStyle w:val="Normal"/>
+              <w:jc w:val="right"/>
+              <w:pBdr>
+                <w:bottom w:val="none" w:sz="0" w:space="0" w:color="000000"/>
+                <w:top w:val="none" w:sz="0" w:space="0" w:color="000000"/>
+                <w:left w:val="none" w:sz="0" w:space="0" w:color="000000"/>
+                <w:right w:val="none" w:sz="0" w:space="0" w:color="000000"/>
+              </w:pBdr>
+              <w:spacing w:after="100" w:before="100" w:line="240"/>
+              <w:ind w:left="100" w:right="100" w:firstLine="0" w:firstLineChars="0"/>
+              <w:rPr>
+                <w:rFonts w:ascii="Arial" w:hAnsi="Arial" w:eastAsia="Arial" w:cs="Arial"/>
+                <w:i w:val="false"/>
+                <w:b w:val="false"/>
+                <w:u w:val="none"/>
+                <w:strike w:val="false"/>
+                <w:sz w:val="22"/>
+                <w:szCs w:val="22"/>
+                <w:color w:val="000000"/>
+              </w:rPr>
+            </w:pPr>
+            <w:r>
+              <w:rPr>
+                <w:rFonts w:ascii="Arial" w:hAnsi="Arial" w:eastAsia="Arial" w:cs="Arial"/>
+                <w:i w:val="false"/>
+                <w:b w:val="false"/>
+                <w:u w:val="none"/>
+                <w:strike w:val="false"/>
+                <w:sz w:val="22"/>
+                <w:szCs w:val="22"/>
+                <w:color w:val="000000"/>
+              </w:rPr>
+              <w:t xml:space="preserve">0.0137</w:t>
             </w:r>
           </w:p>
         </w:tc>
@@ -3207,172 +3207,172 @@
                 <w:szCs w:val="22"/>
                 <w:color w:val="000000"/>
               </w:rPr>
-              <w:t xml:space="preserve">***</w:t>
-            </w:r>
-          </w:p>
-        </w:tc>
-        <w:tc>
-          <w:tcPr>
-            <w:tcBorders>
-              <w:bottom w:val="none" w:sz="0" w:space="0" w:color="000000"/>
-              <w:top w:val="none" w:sz="0" w:space="0" w:color="000000"/>
-              <w:left w:val="none" w:sz="0" w:space="0" w:color="000000"/>
-              <w:right w:val="none" w:sz="0" w:space="0" w:color="000000"/>
-            </w:tcBorders>
-            <w:shd w:val="clear" w:color="auto" w:fill="FFFFFF"/>
-            <w:tcMar>
-              <w:top w:w="0" w:type="dxa"/>
-              <w:bottom w:w="0" w:type="dxa"/>
-              <w:left w:w="0" w:type="dxa"/>
-              <w:right w:w="0" w:type="dxa"/>
-            </w:tcMar>
-            <w:vAlign w:val="center"/>
-          </w:tcPr>
-          <w:p>
-            <w:pPr>
-              <w:pStyle w:val="Normal"/>
-              <w:jc w:val="right"/>
-              <w:pBdr>
-                <w:bottom w:val="none" w:sz="0" w:space="0" w:color="000000"/>
-                <w:top w:val="none" w:sz="0" w:space="0" w:color="000000"/>
-                <w:left w:val="none" w:sz="0" w:space="0" w:color="000000"/>
-                <w:right w:val="none" w:sz="0" w:space="0" w:color="000000"/>
-              </w:pBdr>
-              <w:spacing w:after="100" w:before="100" w:line="240"/>
-              <w:ind w:left="100" w:right="100" w:firstLine="0" w:firstLineChars="0"/>
-              <w:rPr>
-                <w:rFonts w:ascii="Arial" w:hAnsi="Arial" w:eastAsia="Arial" w:cs="Arial"/>
-                <w:i w:val="false"/>
-                <w:b w:val="false"/>
-                <w:u w:val="none"/>
-                <w:strike w:val="false"/>
-                <w:sz w:val="22"/>
-                <w:szCs w:val="22"/>
-                <w:color w:val="000000"/>
-              </w:rPr>
-            </w:pPr>
-            <w:r>
-              <w:rPr>
-                <w:rFonts w:ascii="Arial" w:hAnsi="Arial" w:eastAsia="Arial" w:cs="Arial"/>
-                <w:i w:val="false"/>
-                <w:b w:val="false"/>
-                <w:u w:val="none"/>
-                <w:strike w:val="false"/>
-                <w:sz w:val="22"/>
-                <w:szCs w:val="22"/>
-                <w:color w:val="000000"/>
-              </w:rPr>
-              <w:t xml:space="preserve">0.0174</w:t>
-            </w:r>
-          </w:p>
-        </w:tc>
-        <w:tc>
-          <w:tcPr>
-            <w:tcBorders>
-              <w:bottom w:val="none" w:sz="0" w:space="0" w:color="000000"/>
-              <w:top w:val="none" w:sz="0" w:space="0" w:color="000000"/>
-              <w:left w:val="none" w:sz="0" w:space="0" w:color="000000"/>
-              <w:right w:val="none" w:sz="0" w:space="0" w:color="000000"/>
-            </w:tcBorders>
-            <w:shd w:val="clear" w:color="auto" w:fill="FFFFFF"/>
-            <w:tcMar>
-              <w:top w:w="0" w:type="dxa"/>
-              <w:bottom w:w="0" w:type="dxa"/>
-              <w:left w:w="0" w:type="dxa"/>
-              <w:right w:w="0" w:type="dxa"/>
-            </w:tcMar>
-            <w:vAlign w:val="center"/>
-          </w:tcPr>
-          <w:p>
-            <w:pPr>
-              <w:pStyle w:val="Normal"/>
-              <w:jc w:val="right"/>
-              <w:pBdr>
-                <w:bottom w:val="none" w:sz="0" w:space="0" w:color="000000"/>
-                <w:top w:val="none" w:sz="0" w:space="0" w:color="000000"/>
-                <w:left w:val="none" w:sz="0" w:space="0" w:color="000000"/>
-                <w:right w:val="none" w:sz="0" w:space="0" w:color="000000"/>
-              </w:pBdr>
-              <w:spacing w:after="100" w:before="100" w:line="240"/>
-              <w:ind w:left="100" w:right="100" w:firstLine="0" w:firstLineChars="0"/>
-              <w:rPr>
-                <w:rFonts w:ascii="Arial" w:hAnsi="Arial" w:eastAsia="Arial" w:cs="Arial"/>
-                <w:i w:val="false"/>
-                <w:b w:val="false"/>
-                <w:u w:val="none"/>
-                <w:strike w:val="false"/>
-                <w:sz w:val="22"/>
-                <w:szCs w:val="22"/>
-                <w:color w:val="000000"/>
-              </w:rPr>
-            </w:pPr>
-            <w:r>
-              <w:rPr>
-                <w:rFonts w:ascii="Arial" w:hAnsi="Arial" w:eastAsia="Arial" w:cs="Arial"/>
-                <w:i w:val="false"/>
-                <w:b w:val="false"/>
-                <w:u w:val="none"/>
-                <w:strike w:val="false"/>
-                <w:sz w:val="22"/>
-                <w:szCs w:val="22"/>
-                <w:color w:val="000000"/>
-              </w:rPr>
-              <w:t xml:space="preserve">0.0751</w:t>
-            </w:r>
-          </w:p>
-        </w:tc>
-        <w:tc>
-          <w:tcPr>
-            <w:tcBorders>
-              <w:bottom w:val="none" w:sz="0" w:space="0" w:color="000000"/>
-              <w:top w:val="none" w:sz="0" w:space="0" w:color="000000"/>
-              <w:left w:val="none" w:sz="0" w:space="0" w:color="000000"/>
-              <w:right w:val="none" w:sz="0" w:space="0" w:color="000000"/>
-            </w:tcBorders>
-            <w:shd w:val="clear" w:color="auto" w:fill="FFFFFF"/>
-            <w:tcMar>
-              <w:top w:w="0" w:type="dxa"/>
-              <w:bottom w:w="0" w:type="dxa"/>
-              <w:left w:w="0" w:type="dxa"/>
-              <w:right w:w="0" w:type="dxa"/>
-            </w:tcMar>
-            <w:vAlign w:val="center"/>
-          </w:tcPr>
-          <w:p>
-            <w:pPr>
-              <w:pStyle w:val="Normal"/>
-              <w:jc w:val="right"/>
-              <w:pBdr>
-                <w:bottom w:val="none" w:sz="0" w:space="0" w:color="000000"/>
-                <w:top w:val="none" w:sz="0" w:space="0" w:color="000000"/>
-                <w:left w:val="none" w:sz="0" w:space="0" w:color="000000"/>
-                <w:right w:val="none" w:sz="0" w:space="0" w:color="000000"/>
-              </w:pBdr>
-              <w:spacing w:after="100" w:before="100" w:line="240"/>
-              <w:ind w:left="100" w:right="100" w:firstLine="0" w:firstLineChars="0"/>
-              <w:rPr>
-                <w:rFonts w:ascii="Arial" w:hAnsi="Arial" w:eastAsia="Arial" w:cs="Arial"/>
-                <w:i w:val="false"/>
-                <w:b w:val="false"/>
-                <w:u w:val="none"/>
-                <w:strike w:val="false"/>
-                <w:sz w:val="22"/>
-                <w:szCs w:val="22"/>
-                <w:color w:val="000000"/>
-              </w:rPr>
-            </w:pPr>
-            <w:r>
-              <w:rPr>
-                <w:rFonts w:ascii="Arial" w:hAnsi="Arial" w:eastAsia="Arial" w:cs="Arial"/>
-                <w:i w:val="false"/>
-                <w:b w:val="false"/>
-                <w:u w:val="none"/>
-                <w:strike w:val="false"/>
-                <w:sz w:val="22"/>
-                <w:szCs w:val="22"/>
-                <w:color w:val="000000"/>
-              </w:rPr>
-              <w:t xml:space="preserve">4.6231</w:t>
+              <w:t xml:space="preserve">**</w:t>
+            </w:r>
+          </w:p>
+        </w:tc>
+        <w:tc>
+          <w:tcPr>
+            <w:tcBorders>
+              <w:bottom w:val="none" w:sz="0" w:space="0" w:color="000000"/>
+              <w:top w:val="none" w:sz="0" w:space="0" w:color="000000"/>
+              <w:left w:val="none" w:sz="0" w:space="0" w:color="000000"/>
+              <w:right w:val="none" w:sz="0" w:space="0" w:color="000000"/>
+            </w:tcBorders>
+            <w:shd w:val="clear" w:color="auto" w:fill="FFFFFF"/>
+            <w:tcMar>
+              <w:top w:w="0" w:type="dxa"/>
+              <w:bottom w:w="0" w:type="dxa"/>
+              <w:left w:w="0" w:type="dxa"/>
+              <w:right w:w="0" w:type="dxa"/>
+            </w:tcMar>
+            <w:vAlign w:val="center"/>
+          </w:tcPr>
+          <w:p>
+            <w:pPr>
+              <w:pStyle w:val="Normal"/>
+              <w:jc w:val="right"/>
+              <w:pBdr>
+                <w:bottom w:val="none" w:sz="0" w:space="0" w:color="000000"/>
+                <w:top w:val="none" w:sz="0" w:space="0" w:color="000000"/>
+                <w:left w:val="none" w:sz="0" w:space="0" w:color="000000"/>
+                <w:right w:val="none" w:sz="0" w:space="0" w:color="000000"/>
+              </w:pBdr>
+              <w:spacing w:after="100" w:before="100" w:line="240"/>
+              <w:ind w:left="100" w:right="100" w:firstLine="0" w:firstLineChars="0"/>
+              <w:rPr>
+                <w:rFonts w:ascii="Arial" w:hAnsi="Arial" w:eastAsia="Arial" w:cs="Arial"/>
+                <w:i w:val="false"/>
+                <w:b w:val="false"/>
+                <w:u w:val="none"/>
+                <w:strike w:val="false"/>
+                <w:sz w:val="22"/>
+                <w:szCs w:val="22"/>
+                <w:color w:val="000000"/>
+              </w:rPr>
+            </w:pPr>
+            <w:r>
+              <w:rPr>
+                <w:rFonts w:ascii="Arial" w:hAnsi="Arial" w:eastAsia="Arial" w:cs="Arial"/>
+                <w:i w:val="false"/>
+                <w:b w:val="false"/>
+                <w:u w:val="none"/>
+                <w:strike w:val="false"/>
+                <w:sz w:val="22"/>
+                <w:szCs w:val="22"/>
+                <w:color w:val="000000"/>
+              </w:rPr>
+              <w:t xml:space="preserve">0.0064</w:t>
+            </w:r>
+          </w:p>
+        </w:tc>
+        <w:tc>
+          <w:tcPr>
+            <w:tcBorders>
+              <w:bottom w:val="none" w:sz="0" w:space="0" w:color="000000"/>
+              <w:top w:val="none" w:sz="0" w:space="0" w:color="000000"/>
+              <w:left w:val="none" w:sz="0" w:space="0" w:color="000000"/>
+              <w:right w:val="none" w:sz="0" w:space="0" w:color="000000"/>
+            </w:tcBorders>
+            <w:shd w:val="clear" w:color="auto" w:fill="FFFFFF"/>
+            <w:tcMar>
+              <w:top w:w="0" w:type="dxa"/>
+              <w:bottom w:w="0" w:type="dxa"/>
+              <w:left w:w="0" w:type="dxa"/>
+              <w:right w:w="0" w:type="dxa"/>
+            </w:tcMar>
+            <w:vAlign w:val="center"/>
+          </w:tcPr>
+          <w:p>
+            <w:pPr>
+              <w:pStyle w:val="Normal"/>
+              <w:jc w:val="right"/>
+              <w:pBdr>
+                <w:bottom w:val="none" w:sz="0" w:space="0" w:color="000000"/>
+                <w:top w:val="none" w:sz="0" w:space="0" w:color="000000"/>
+                <w:left w:val="none" w:sz="0" w:space="0" w:color="000000"/>
+                <w:right w:val="none" w:sz="0" w:space="0" w:color="000000"/>
+              </w:pBdr>
+              <w:spacing w:after="100" w:before="100" w:line="240"/>
+              <w:ind w:left="100" w:right="100" w:firstLine="0" w:firstLineChars="0"/>
+              <w:rPr>
+                <w:rFonts w:ascii="Arial" w:hAnsi="Arial" w:eastAsia="Arial" w:cs="Arial"/>
+                <w:i w:val="false"/>
+                <w:b w:val="false"/>
+                <w:u w:val="none"/>
+                <w:strike w:val="false"/>
+                <w:sz w:val="22"/>
+                <w:szCs w:val="22"/>
+                <w:color w:val="000000"/>
+              </w:rPr>
+            </w:pPr>
+            <w:r>
+              <w:rPr>
+                <w:rFonts w:ascii="Arial" w:hAnsi="Arial" w:eastAsia="Arial" w:cs="Arial"/>
+                <w:i w:val="false"/>
+                <w:b w:val="false"/>
+                <w:u w:val="none"/>
+                <w:strike w:val="false"/>
+                <w:sz w:val="22"/>
+                <w:szCs w:val="22"/>
+                <w:color w:val="000000"/>
+              </w:rPr>
+              <w:t xml:space="preserve">0.0556</w:t>
+            </w:r>
+          </w:p>
+        </w:tc>
+        <w:tc>
+          <w:tcPr>
+            <w:tcBorders>
+              <w:bottom w:val="none" w:sz="0" w:space="0" w:color="000000"/>
+              <w:top w:val="none" w:sz="0" w:space="0" w:color="000000"/>
+              <w:left w:val="none" w:sz="0" w:space="0" w:color="000000"/>
+              <w:right w:val="none" w:sz="0" w:space="0" w:color="000000"/>
+            </w:tcBorders>
+            <w:shd w:val="clear" w:color="auto" w:fill="FFFFFF"/>
+            <w:tcMar>
+              <w:top w:w="0" w:type="dxa"/>
+              <w:bottom w:w="0" w:type="dxa"/>
+              <w:left w:w="0" w:type="dxa"/>
+              <w:right w:w="0" w:type="dxa"/>
+            </w:tcMar>
+            <w:vAlign w:val="center"/>
+          </w:tcPr>
+          <w:p>
+            <w:pPr>
+              <w:pStyle w:val="Normal"/>
+              <w:jc w:val="right"/>
+              <w:pBdr>
+                <w:bottom w:val="none" w:sz="0" w:space="0" w:color="000000"/>
+                <w:top w:val="none" w:sz="0" w:space="0" w:color="000000"/>
+                <w:left w:val="none" w:sz="0" w:space="0" w:color="000000"/>
+                <w:right w:val="none" w:sz="0" w:space="0" w:color="000000"/>
+              </w:pBdr>
+              <w:spacing w:after="100" w:before="100" w:line="240"/>
+              <w:ind w:left="100" w:right="100" w:firstLine="0" w:firstLineChars="0"/>
+              <w:rPr>
+                <w:rFonts w:ascii="Arial" w:hAnsi="Arial" w:eastAsia="Arial" w:cs="Arial"/>
+                <w:i w:val="false"/>
+                <w:b w:val="false"/>
+                <w:u w:val="none"/>
+                <w:strike w:val="false"/>
+                <w:sz w:val="22"/>
+                <w:szCs w:val="22"/>
+                <w:color w:val="000000"/>
+              </w:rPr>
+            </w:pPr>
+            <w:r>
+              <w:rPr>
+                <w:rFonts w:ascii="Arial" w:hAnsi="Arial" w:eastAsia="Arial" w:cs="Arial"/>
+                <w:i w:val="false"/>
+                <w:b w:val="false"/>
+                <w:u w:val="none"/>
+                <w:strike w:val="false"/>
+                <w:sz w:val="22"/>
+                <w:szCs w:val="22"/>
+                <w:color w:val="000000"/>
+              </w:rPr>
+              <w:t xml:space="preserve">3.0973</w:t>
             </w:r>
           </w:p>
         </w:tc>
@@ -3597,62 +3597,62 @@
                 <w:szCs w:val="22"/>
                 <w:color w:val="000000"/>
               </w:rPr>
-              <w:t xml:space="preserve">0.0769</w:t>
-            </w:r>
-          </w:p>
-        </w:tc>
-        <w:tc>
-          <w:tcPr>
-            <w:tcBorders>
-              <w:bottom w:val="none" w:sz="0" w:space="0" w:color="000000"/>
-              <w:top w:val="none" w:sz="0" w:space="0" w:color="000000"/>
-              <w:left w:val="none" w:sz="0" w:space="0" w:color="000000"/>
-              <w:right w:val="none" w:sz="0" w:space="0" w:color="000000"/>
-            </w:tcBorders>
-            <w:shd w:val="clear" w:color="auto" w:fill="FFFFFF"/>
-            <w:tcMar>
-              <w:top w:w="0" w:type="dxa"/>
-              <w:bottom w:w="0" w:type="dxa"/>
-              <w:left w:w="0" w:type="dxa"/>
-              <w:right w:w="0" w:type="dxa"/>
-            </w:tcMar>
-            <w:vAlign w:val="center"/>
-          </w:tcPr>
-          <w:p>
-            <w:pPr>
-              <w:pStyle w:val="Normal"/>
-              <w:jc w:val="right"/>
-              <w:pBdr>
-                <w:bottom w:val="none" w:sz="0" w:space="0" w:color="000000"/>
-                <w:top w:val="none" w:sz="0" w:space="0" w:color="000000"/>
-                <w:left w:val="none" w:sz="0" w:space="0" w:color="000000"/>
-                <w:right w:val="none" w:sz="0" w:space="0" w:color="000000"/>
-              </w:pBdr>
-              <w:spacing w:after="100" w:before="100" w:line="240"/>
-              <w:ind w:left="100" w:right="100" w:firstLine="0" w:firstLineChars="0"/>
-              <w:rPr>
-                <w:rFonts w:ascii="Arial" w:hAnsi="Arial" w:eastAsia="Arial" w:cs="Arial"/>
-                <w:i w:val="false"/>
-                <w:b w:val="false"/>
-                <w:u w:val="none"/>
-                <w:strike w:val="false"/>
-                <w:sz w:val="22"/>
-                <w:szCs w:val="22"/>
-                <w:color w:val="000000"/>
-              </w:rPr>
-            </w:pPr>
-            <w:r>
-              <w:rPr>
-                <w:rFonts w:ascii="Arial" w:hAnsi="Arial" w:eastAsia="Arial" w:cs="Arial"/>
-                <w:i w:val="false"/>
-                <w:b w:val="false"/>
-                <w:u w:val="none"/>
-                <w:strike w:val="false"/>
-                <w:sz w:val="22"/>
-                <w:szCs w:val="22"/>
-                <w:color w:val="000000"/>
-              </w:rPr>
-              <w:t xml:space="preserve">0.0138</w:t>
+              <w:t xml:space="preserve">0.0551</w:t>
+            </w:r>
+          </w:p>
+        </w:tc>
+        <w:tc>
+          <w:tcPr>
+            <w:tcBorders>
+              <w:bottom w:val="none" w:sz="0" w:space="0" w:color="000000"/>
+              <w:top w:val="none" w:sz="0" w:space="0" w:color="000000"/>
+              <w:left w:val="none" w:sz="0" w:space="0" w:color="000000"/>
+              <w:right w:val="none" w:sz="0" w:space="0" w:color="000000"/>
+            </w:tcBorders>
+            <w:shd w:val="clear" w:color="auto" w:fill="FFFFFF"/>
+            <w:tcMar>
+              <w:top w:w="0" w:type="dxa"/>
+              <w:bottom w:w="0" w:type="dxa"/>
+              <w:left w:w="0" w:type="dxa"/>
+              <w:right w:w="0" w:type="dxa"/>
+            </w:tcMar>
+            <w:vAlign w:val="center"/>
+          </w:tcPr>
+          <w:p>
+            <w:pPr>
+              <w:pStyle w:val="Normal"/>
+              <w:jc w:val="right"/>
+              <w:pBdr>
+                <w:bottom w:val="none" w:sz="0" w:space="0" w:color="000000"/>
+                <w:top w:val="none" w:sz="0" w:space="0" w:color="000000"/>
+                <w:left w:val="none" w:sz="0" w:space="0" w:color="000000"/>
+                <w:right w:val="none" w:sz="0" w:space="0" w:color="000000"/>
+              </w:pBdr>
+              <w:spacing w:after="100" w:before="100" w:line="240"/>
+              <w:ind w:left="100" w:right="100" w:firstLine="0" w:firstLineChars="0"/>
+              <w:rPr>
+                <w:rFonts w:ascii="Arial" w:hAnsi="Arial" w:eastAsia="Arial" w:cs="Arial"/>
+                <w:i w:val="false"/>
+                <w:b w:val="false"/>
+                <w:u w:val="none"/>
+                <w:strike w:val="false"/>
+                <w:sz w:val="22"/>
+                <w:szCs w:val="22"/>
+                <w:color w:val="000000"/>
+              </w:rPr>
+            </w:pPr>
+            <w:r>
+              <w:rPr>
+                <w:rFonts w:ascii="Arial" w:hAnsi="Arial" w:eastAsia="Arial" w:cs="Arial"/>
+                <w:i w:val="false"/>
+                <w:b w:val="false"/>
+                <w:u w:val="none"/>
+                <w:strike w:val="false"/>
+                <w:sz w:val="22"/>
+                <w:szCs w:val="22"/>
+                <w:color w:val="000000"/>
+              </w:rPr>
+              <w:t xml:space="preserve">0.0125</w:t>
             </w:r>
           </w:p>
         </w:tc>
@@ -3817,117 +3817,117 @@
                 <w:szCs w:val="22"/>
                 <w:color w:val="000000"/>
               </w:rPr>
-              <w:t xml:space="preserve">0.0499</w:t>
-            </w:r>
-          </w:p>
-        </w:tc>
-        <w:tc>
-          <w:tcPr>
-            <w:tcBorders>
-              <w:bottom w:val="none" w:sz="0" w:space="0" w:color="000000"/>
-              <w:top w:val="none" w:sz="0" w:space="0" w:color="000000"/>
-              <w:left w:val="none" w:sz="0" w:space="0" w:color="000000"/>
-              <w:right w:val="none" w:sz="0" w:space="0" w:color="000000"/>
-            </w:tcBorders>
-            <w:shd w:val="clear" w:color="auto" w:fill="FFFFFF"/>
-            <w:tcMar>
-              <w:top w:w="0" w:type="dxa"/>
-              <w:bottom w:w="0" w:type="dxa"/>
-              <w:left w:w="0" w:type="dxa"/>
-              <w:right w:w="0" w:type="dxa"/>
-            </w:tcMar>
-            <w:vAlign w:val="center"/>
-          </w:tcPr>
-          <w:p>
-            <w:pPr>
-              <w:pStyle w:val="Normal"/>
-              <w:jc w:val="right"/>
-              <w:pBdr>
-                <w:bottom w:val="none" w:sz="0" w:space="0" w:color="000000"/>
-                <w:top w:val="none" w:sz="0" w:space="0" w:color="000000"/>
-                <w:left w:val="none" w:sz="0" w:space="0" w:color="000000"/>
-                <w:right w:val="none" w:sz="0" w:space="0" w:color="000000"/>
-              </w:pBdr>
-              <w:spacing w:after="100" w:before="100" w:line="240"/>
-              <w:ind w:left="100" w:right="100" w:firstLine="0" w:firstLineChars="0"/>
-              <w:rPr>
-                <w:rFonts w:ascii="Arial" w:hAnsi="Arial" w:eastAsia="Arial" w:cs="Arial"/>
-                <w:i w:val="false"/>
-                <w:b w:val="false"/>
-                <w:u w:val="none"/>
-                <w:strike w:val="false"/>
-                <w:sz w:val="22"/>
-                <w:szCs w:val="22"/>
-                <w:color w:val="000000"/>
-              </w:rPr>
-            </w:pPr>
-            <w:r>
-              <w:rPr>
-                <w:rFonts w:ascii="Arial" w:hAnsi="Arial" w:eastAsia="Arial" w:cs="Arial"/>
-                <w:i w:val="false"/>
-                <w:b w:val="false"/>
-                <w:u w:val="none"/>
-                <w:strike w:val="false"/>
-                <w:sz w:val="22"/>
-                <w:szCs w:val="22"/>
-                <w:color w:val="000000"/>
-              </w:rPr>
-              <w:t xml:space="preserve">0.1039</w:t>
-            </w:r>
-          </w:p>
-        </w:tc>
-        <w:tc>
-          <w:tcPr>
-            <w:tcBorders>
-              <w:bottom w:val="none" w:sz="0" w:space="0" w:color="000000"/>
-              <w:top w:val="none" w:sz="0" w:space="0" w:color="000000"/>
-              <w:left w:val="none" w:sz="0" w:space="0" w:color="000000"/>
-              <w:right w:val="none" w:sz="0" w:space="0" w:color="000000"/>
-            </w:tcBorders>
-            <w:shd w:val="clear" w:color="auto" w:fill="FFFFFF"/>
-            <w:tcMar>
-              <w:top w:w="0" w:type="dxa"/>
-              <w:bottom w:w="0" w:type="dxa"/>
-              <w:left w:w="0" w:type="dxa"/>
-              <w:right w:w="0" w:type="dxa"/>
-            </w:tcMar>
-            <w:vAlign w:val="center"/>
-          </w:tcPr>
-          <w:p>
-            <w:pPr>
-              <w:pStyle w:val="Normal"/>
-              <w:jc w:val="right"/>
-              <w:pBdr>
-                <w:bottom w:val="none" w:sz="0" w:space="0" w:color="000000"/>
-                <w:top w:val="none" w:sz="0" w:space="0" w:color="000000"/>
-                <w:left w:val="none" w:sz="0" w:space="0" w:color="000000"/>
-                <w:right w:val="none" w:sz="0" w:space="0" w:color="000000"/>
-              </w:pBdr>
-              <w:spacing w:after="100" w:before="100" w:line="240"/>
-              <w:ind w:left="100" w:right="100" w:firstLine="0" w:firstLineChars="0"/>
-              <w:rPr>
-                <w:rFonts w:ascii="Arial" w:hAnsi="Arial" w:eastAsia="Arial" w:cs="Arial"/>
-                <w:i w:val="false"/>
-                <w:b w:val="false"/>
-                <w:u w:val="none"/>
-                <w:strike w:val="false"/>
-                <w:sz w:val="22"/>
-                <w:szCs w:val="22"/>
-                <w:color w:val="000000"/>
-              </w:rPr>
-            </w:pPr>
-            <w:r>
-              <w:rPr>
-                <w:rFonts w:ascii="Arial" w:hAnsi="Arial" w:eastAsia="Arial" w:cs="Arial"/>
-                <w:i w:val="false"/>
-                <w:b w:val="false"/>
-                <w:u w:val="none"/>
-                <w:strike w:val="false"/>
-                <w:sz w:val="22"/>
-                <w:szCs w:val="22"/>
-                <w:color w:val="000000"/>
-              </w:rPr>
-              <w:t xml:space="preserve">7.6892</w:t>
+              <w:t xml:space="preserve">0.0307</w:t>
+            </w:r>
+          </w:p>
+        </w:tc>
+        <w:tc>
+          <w:tcPr>
+            <w:tcBorders>
+              <w:bottom w:val="none" w:sz="0" w:space="0" w:color="000000"/>
+              <w:top w:val="none" w:sz="0" w:space="0" w:color="000000"/>
+              <w:left w:val="none" w:sz="0" w:space="0" w:color="000000"/>
+              <w:right w:val="none" w:sz="0" w:space="0" w:color="000000"/>
+            </w:tcBorders>
+            <w:shd w:val="clear" w:color="auto" w:fill="FFFFFF"/>
+            <w:tcMar>
+              <w:top w:w="0" w:type="dxa"/>
+              <w:bottom w:w="0" w:type="dxa"/>
+              <w:left w:w="0" w:type="dxa"/>
+              <w:right w:w="0" w:type="dxa"/>
+            </w:tcMar>
+            <w:vAlign w:val="center"/>
+          </w:tcPr>
+          <w:p>
+            <w:pPr>
+              <w:pStyle w:val="Normal"/>
+              <w:jc w:val="right"/>
+              <w:pBdr>
+                <w:bottom w:val="none" w:sz="0" w:space="0" w:color="000000"/>
+                <w:top w:val="none" w:sz="0" w:space="0" w:color="000000"/>
+                <w:left w:val="none" w:sz="0" w:space="0" w:color="000000"/>
+                <w:right w:val="none" w:sz="0" w:space="0" w:color="000000"/>
+              </w:pBdr>
+              <w:spacing w:after="100" w:before="100" w:line="240"/>
+              <w:ind w:left="100" w:right="100" w:firstLine="0" w:firstLineChars="0"/>
+              <w:rPr>
+                <w:rFonts w:ascii="Arial" w:hAnsi="Arial" w:eastAsia="Arial" w:cs="Arial"/>
+                <w:i w:val="false"/>
+                <w:b w:val="false"/>
+                <w:u w:val="none"/>
+                <w:strike w:val="false"/>
+                <w:sz w:val="22"/>
+                <w:szCs w:val="22"/>
+                <w:color w:val="000000"/>
+              </w:rPr>
+            </w:pPr>
+            <w:r>
+              <w:rPr>
+                <w:rFonts w:ascii="Arial" w:hAnsi="Arial" w:eastAsia="Arial" w:cs="Arial"/>
+                <w:i w:val="false"/>
+                <w:b w:val="false"/>
+                <w:u w:val="none"/>
+                <w:strike w:val="false"/>
+                <w:sz w:val="22"/>
+                <w:szCs w:val="22"/>
+                <w:color w:val="000000"/>
+              </w:rPr>
+              <w:t xml:space="preserve">0.0796</w:t>
+            </w:r>
+          </w:p>
+        </w:tc>
+        <w:tc>
+          <w:tcPr>
+            <w:tcBorders>
+              <w:bottom w:val="none" w:sz="0" w:space="0" w:color="000000"/>
+              <w:top w:val="none" w:sz="0" w:space="0" w:color="000000"/>
+              <w:left w:val="none" w:sz="0" w:space="0" w:color="000000"/>
+              <w:right w:val="none" w:sz="0" w:space="0" w:color="000000"/>
+            </w:tcBorders>
+            <w:shd w:val="clear" w:color="auto" w:fill="FFFFFF"/>
+            <w:tcMar>
+              <w:top w:w="0" w:type="dxa"/>
+              <w:bottom w:w="0" w:type="dxa"/>
+              <w:left w:w="0" w:type="dxa"/>
+              <w:right w:w="0" w:type="dxa"/>
+            </w:tcMar>
+            <w:vAlign w:val="center"/>
+          </w:tcPr>
+          <w:p>
+            <w:pPr>
+              <w:pStyle w:val="Normal"/>
+              <w:jc w:val="right"/>
+              <w:pBdr>
+                <w:bottom w:val="none" w:sz="0" w:space="0" w:color="000000"/>
+                <w:top w:val="none" w:sz="0" w:space="0" w:color="000000"/>
+                <w:left w:val="none" w:sz="0" w:space="0" w:color="000000"/>
+                <w:right w:val="none" w:sz="0" w:space="0" w:color="000000"/>
+              </w:pBdr>
+              <w:spacing w:after="100" w:before="100" w:line="240"/>
+              <w:ind w:left="100" w:right="100" w:firstLine="0" w:firstLineChars="0"/>
+              <w:rPr>
+                <w:rFonts w:ascii="Arial" w:hAnsi="Arial" w:eastAsia="Arial" w:cs="Arial"/>
+                <w:i w:val="false"/>
+                <w:b w:val="false"/>
+                <w:u w:val="none"/>
+                <w:strike w:val="false"/>
+                <w:sz w:val="22"/>
+                <w:szCs w:val="22"/>
+                <w:color w:val="000000"/>
+              </w:rPr>
+            </w:pPr>
+            <w:r>
+              <w:rPr>
+                <w:rFonts w:ascii="Arial" w:hAnsi="Arial" w:eastAsia="Arial" w:cs="Arial"/>
+                <w:i w:val="false"/>
+                <w:b w:val="false"/>
+                <w:u w:val="none"/>
+                <w:strike w:val="false"/>
+                <w:sz w:val="22"/>
+                <w:szCs w:val="22"/>
+                <w:color w:val="000000"/>
+              </w:rPr>
+              <w:t xml:space="preserve">5.5140</w:t>
             </w:r>
           </w:p>
         </w:tc>
@@ -4152,62 +4152,62 @@
                 <w:szCs w:val="22"/>
                 <w:color w:val="000000"/>
               </w:rPr>
-              <w:t xml:space="preserve">0.1009</w:t>
-            </w:r>
-          </w:p>
-        </w:tc>
-        <w:tc>
-          <w:tcPr>
-            <w:tcBorders>
-              <w:bottom w:val="none" w:sz="0" w:space="0" w:color="000000"/>
-              <w:top w:val="none" w:sz="0" w:space="0" w:color="000000"/>
-              <w:left w:val="none" w:sz="0" w:space="0" w:color="000000"/>
-              <w:right w:val="none" w:sz="0" w:space="0" w:color="000000"/>
-            </w:tcBorders>
-            <w:shd w:val="clear" w:color="auto" w:fill="FFFFFF"/>
-            <w:tcMar>
-              <w:top w:w="0" w:type="dxa"/>
-              <w:bottom w:w="0" w:type="dxa"/>
-              <w:left w:w="0" w:type="dxa"/>
-              <w:right w:w="0" w:type="dxa"/>
-            </w:tcMar>
-            <w:vAlign w:val="center"/>
-          </w:tcPr>
-          <w:p>
-            <w:pPr>
-              <w:pStyle w:val="Normal"/>
-              <w:jc w:val="right"/>
-              <w:pBdr>
-                <w:bottom w:val="none" w:sz="0" w:space="0" w:color="000000"/>
-                <w:top w:val="none" w:sz="0" w:space="0" w:color="000000"/>
-                <w:left w:val="none" w:sz="0" w:space="0" w:color="000000"/>
-                <w:right w:val="none" w:sz="0" w:space="0" w:color="000000"/>
-              </w:pBdr>
-              <w:spacing w:after="100" w:before="100" w:line="240"/>
-              <w:ind w:left="100" w:right="100" w:firstLine="0" w:firstLineChars="0"/>
-              <w:rPr>
-                <w:rFonts w:ascii="Arial" w:hAnsi="Arial" w:eastAsia="Arial" w:cs="Arial"/>
-                <w:i w:val="false"/>
-                <w:b w:val="false"/>
-                <w:u w:val="none"/>
-                <w:strike w:val="false"/>
-                <w:sz w:val="22"/>
-                <w:szCs w:val="22"/>
-                <w:color w:val="000000"/>
-              </w:rPr>
-            </w:pPr>
-            <w:r>
-              <w:rPr>
-                <w:rFonts w:ascii="Arial" w:hAnsi="Arial" w:eastAsia="Arial" w:cs="Arial"/>
-                <w:i w:val="false"/>
-                <w:b w:val="false"/>
-                <w:u w:val="none"/>
-                <w:strike w:val="false"/>
-                <w:sz w:val="22"/>
-                <w:szCs w:val="22"/>
-                <w:color w:val="000000"/>
-              </w:rPr>
-              <w:t xml:space="preserve">0.0156</w:t>
+              <w:t xml:space="preserve">0.0821</w:t>
+            </w:r>
+          </w:p>
+        </w:tc>
+        <w:tc>
+          <w:tcPr>
+            <w:tcBorders>
+              <w:bottom w:val="none" w:sz="0" w:space="0" w:color="000000"/>
+              <w:top w:val="none" w:sz="0" w:space="0" w:color="000000"/>
+              <w:left w:val="none" w:sz="0" w:space="0" w:color="000000"/>
+              <w:right w:val="none" w:sz="0" w:space="0" w:color="000000"/>
+            </w:tcBorders>
+            <w:shd w:val="clear" w:color="auto" w:fill="FFFFFF"/>
+            <w:tcMar>
+              <w:top w:w="0" w:type="dxa"/>
+              <w:bottom w:w="0" w:type="dxa"/>
+              <w:left w:w="0" w:type="dxa"/>
+              <w:right w:w="0" w:type="dxa"/>
+            </w:tcMar>
+            <w:vAlign w:val="center"/>
+          </w:tcPr>
+          <w:p>
+            <w:pPr>
+              <w:pStyle w:val="Normal"/>
+              <w:jc w:val="right"/>
+              <w:pBdr>
+                <w:bottom w:val="none" w:sz="0" w:space="0" w:color="000000"/>
+                <w:top w:val="none" w:sz="0" w:space="0" w:color="000000"/>
+                <w:left w:val="none" w:sz="0" w:space="0" w:color="000000"/>
+                <w:right w:val="none" w:sz="0" w:space="0" w:color="000000"/>
+              </w:pBdr>
+              <w:spacing w:after="100" w:before="100" w:line="240"/>
+              <w:ind w:left="100" w:right="100" w:firstLine="0" w:firstLineChars="0"/>
+              <w:rPr>
+                <w:rFonts w:ascii="Arial" w:hAnsi="Arial" w:eastAsia="Arial" w:cs="Arial"/>
+                <w:i w:val="false"/>
+                <w:b w:val="false"/>
+                <w:u w:val="none"/>
+                <w:strike w:val="false"/>
+                <w:sz w:val="22"/>
+                <w:szCs w:val="22"/>
+                <w:color w:val="000000"/>
+              </w:rPr>
+            </w:pPr>
+            <w:r>
+              <w:rPr>
+                <w:rFonts w:ascii="Arial" w:hAnsi="Arial" w:eastAsia="Arial" w:cs="Arial"/>
+                <w:i w:val="false"/>
+                <w:b w:val="false"/>
+                <w:u w:val="none"/>
+                <w:strike w:val="false"/>
+                <w:sz w:val="22"/>
+                <w:szCs w:val="22"/>
+                <w:color w:val="000000"/>
+              </w:rPr>
+              <w:t xml:space="preserve">0.0138</w:t>
             </w:r>
           </w:p>
         </w:tc>
@@ -4372,117 +4372,117 @@
                 <w:szCs w:val="22"/>
                 <w:color w:val="000000"/>
               </w:rPr>
-              <w:t xml:space="preserve">0.0703</w:t>
-            </w:r>
-          </w:p>
-        </w:tc>
-        <w:tc>
-          <w:tcPr>
-            <w:tcBorders>
-              <w:bottom w:val="none" w:sz="0" w:space="0" w:color="000000"/>
-              <w:top w:val="none" w:sz="0" w:space="0" w:color="000000"/>
-              <w:left w:val="none" w:sz="0" w:space="0" w:color="000000"/>
-              <w:right w:val="none" w:sz="0" w:space="0" w:color="000000"/>
-            </w:tcBorders>
-            <w:shd w:val="clear" w:color="auto" w:fill="FFFFFF"/>
-            <w:tcMar>
-              <w:top w:w="0" w:type="dxa"/>
-              <w:bottom w:w="0" w:type="dxa"/>
-              <w:left w:w="0" w:type="dxa"/>
-              <w:right w:w="0" w:type="dxa"/>
-            </w:tcMar>
-            <w:vAlign w:val="center"/>
-          </w:tcPr>
-          <w:p>
-            <w:pPr>
-              <w:pStyle w:val="Normal"/>
-              <w:jc w:val="right"/>
-              <w:pBdr>
-                <w:bottom w:val="none" w:sz="0" w:space="0" w:color="000000"/>
-                <w:top w:val="none" w:sz="0" w:space="0" w:color="000000"/>
-                <w:left w:val="none" w:sz="0" w:space="0" w:color="000000"/>
-                <w:right w:val="none" w:sz="0" w:space="0" w:color="000000"/>
-              </w:pBdr>
-              <w:spacing w:after="100" w:before="100" w:line="240"/>
-              <w:ind w:left="100" w:right="100" w:firstLine="0" w:firstLineChars="0"/>
-              <w:rPr>
-                <w:rFonts w:ascii="Arial" w:hAnsi="Arial" w:eastAsia="Arial" w:cs="Arial"/>
-                <w:i w:val="false"/>
-                <w:b w:val="false"/>
-                <w:u w:val="none"/>
-                <w:strike w:val="false"/>
-                <w:sz w:val="22"/>
-                <w:szCs w:val="22"/>
-                <w:color w:val="000000"/>
-              </w:rPr>
-            </w:pPr>
-            <w:r>
-              <w:rPr>
-                <w:rFonts w:ascii="Arial" w:hAnsi="Arial" w:eastAsia="Arial" w:cs="Arial"/>
-                <w:i w:val="false"/>
-                <w:b w:val="false"/>
-                <w:u w:val="none"/>
-                <w:strike w:val="false"/>
-                <w:sz w:val="22"/>
-                <w:szCs w:val="22"/>
-                <w:color w:val="000000"/>
-              </w:rPr>
-              <w:t xml:space="preserve">0.1314</w:t>
-            </w:r>
-          </w:p>
-        </w:tc>
-        <w:tc>
-          <w:tcPr>
-            <w:tcBorders>
-              <w:bottom w:val="none" w:sz="0" w:space="0" w:color="000000"/>
-              <w:top w:val="none" w:sz="0" w:space="0" w:color="000000"/>
-              <w:left w:val="none" w:sz="0" w:space="0" w:color="000000"/>
-              <w:right w:val="none" w:sz="0" w:space="0" w:color="000000"/>
-            </w:tcBorders>
-            <w:shd w:val="clear" w:color="auto" w:fill="FFFFFF"/>
-            <w:tcMar>
-              <w:top w:w="0" w:type="dxa"/>
-              <w:bottom w:w="0" w:type="dxa"/>
-              <w:left w:w="0" w:type="dxa"/>
-              <w:right w:w="0" w:type="dxa"/>
-            </w:tcMar>
-            <w:vAlign w:val="center"/>
-          </w:tcPr>
-          <w:p>
-            <w:pPr>
-              <w:pStyle w:val="Normal"/>
-              <w:jc w:val="right"/>
-              <w:pBdr>
-                <w:bottom w:val="none" w:sz="0" w:space="0" w:color="000000"/>
-                <w:top w:val="none" w:sz="0" w:space="0" w:color="000000"/>
-                <w:left w:val="none" w:sz="0" w:space="0" w:color="000000"/>
-                <w:right w:val="none" w:sz="0" w:space="0" w:color="000000"/>
-              </w:pBdr>
-              <w:spacing w:after="100" w:before="100" w:line="240"/>
-              <w:ind w:left="100" w:right="100" w:firstLine="0" w:firstLineChars="0"/>
-              <w:rPr>
-                <w:rFonts w:ascii="Arial" w:hAnsi="Arial" w:eastAsia="Arial" w:cs="Arial"/>
-                <w:i w:val="false"/>
-                <w:b w:val="false"/>
-                <w:u w:val="none"/>
-                <w:strike w:val="false"/>
-                <w:sz w:val="22"/>
-                <w:szCs w:val="22"/>
-                <w:color w:val="000000"/>
-              </w:rPr>
-            </w:pPr>
-            <w:r>
-              <w:rPr>
-                <w:rFonts w:ascii="Arial" w:hAnsi="Arial" w:eastAsia="Arial" w:cs="Arial"/>
-                <w:i w:val="false"/>
-                <w:b w:val="false"/>
-                <w:u w:val="none"/>
-                <w:strike w:val="false"/>
-                <w:sz w:val="22"/>
-                <w:szCs w:val="22"/>
-                <w:color w:val="000000"/>
-              </w:rPr>
-              <w:t xml:space="preserve">10.0854</w:t>
+              <w:t xml:space="preserve">0.0550</w:t>
+            </w:r>
+          </w:p>
+        </w:tc>
+        <w:tc>
+          <w:tcPr>
+            <w:tcBorders>
+              <w:bottom w:val="none" w:sz="0" w:space="0" w:color="000000"/>
+              <w:top w:val="none" w:sz="0" w:space="0" w:color="000000"/>
+              <w:left w:val="none" w:sz="0" w:space="0" w:color="000000"/>
+              <w:right w:val="none" w:sz="0" w:space="0" w:color="000000"/>
+            </w:tcBorders>
+            <w:shd w:val="clear" w:color="auto" w:fill="FFFFFF"/>
+            <w:tcMar>
+              <w:top w:w="0" w:type="dxa"/>
+              <w:bottom w:w="0" w:type="dxa"/>
+              <w:left w:w="0" w:type="dxa"/>
+              <w:right w:w="0" w:type="dxa"/>
+            </w:tcMar>
+            <w:vAlign w:val="center"/>
+          </w:tcPr>
+          <w:p>
+            <w:pPr>
+              <w:pStyle w:val="Normal"/>
+              <w:jc w:val="right"/>
+              <w:pBdr>
+                <w:bottom w:val="none" w:sz="0" w:space="0" w:color="000000"/>
+                <w:top w:val="none" w:sz="0" w:space="0" w:color="000000"/>
+                <w:left w:val="none" w:sz="0" w:space="0" w:color="000000"/>
+                <w:right w:val="none" w:sz="0" w:space="0" w:color="000000"/>
+              </w:pBdr>
+              <w:spacing w:after="100" w:before="100" w:line="240"/>
+              <w:ind w:left="100" w:right="100" w:firstLine="0" w:firstLineChars="0"/>
+              <w:rPr>
+                <w:rFonts w:ascii="Arial" w:hAnsi="Arial" w:eastAsia="Arial" w:cs="Arial"/>
+                <w:i w:val="false"/>
+                <w:b w:val="false"/>
+                <w:u w:val="none"/>
+                <w:strike w:val="false"/>
+                <w:sz w:val="22"/>
+                <w:szCs w:val="22"/>
+                <w:color w:val="000000"/>
+              </w:rPr>
+            </w:pPr>
+            <w:r>
+              <w:rPr>
+                <w:rFonts w:ascii="Arial" w:hAnsi="Arial" w:eastAsia="Arial" w:cs="Arial"/>
+                <w:i w:val="false"/>
+                <w:b w:val="false"/>
+                <w:u w:val="none"/>
+                <w:strike w:val="false"/>
+                <w:sz w:val="22"/>
+                <w:szCs w:val="22"/>
+                <w:color w:val="000000"/>
+              </w:rPr>
+              <w:t xml:space="preserve">0.1091</w:t>
+            </w:r>
+          </w:p>
+        </w:tc>
+        <w:tc>
+          <w:tcPr>
+            <w:tcBorders>
+              <w:bottom w:val="none" w:sz="0" w:space="0" w:color="000000"/>
+              <w:top w:val="none" w:sz="0" w:space="0" w:color="000000"/>
+              <w:left w:val="none" w:sz="0" w:space="0" w:color="000000"/>
+              <w:right w:val="none" w:sz="0" w:space="0" w:color="000000"/>
+            </w:tcBorders>
+            <w:shd w:val="clear" w:color="auto" w:fill="FFFFFF"/>
+            <w:tcMar>
+              <w:top w:w="0" w:type="dxa"/>
+              <w:bottom w:w="0" w:type="dxa"/>
+              <w:left w:w="0" w:type="dxa"/>
+              <w:right w:w="0" w:type="dxa"/>
+            </w:tcMar>
+            <w:vAlign w:val="center"/>
+          </w:tcPr>
+          <w:p>
+            <w:pPr>
+              <w:pStyle w:val="Normal"/>
+              <w:jc w:val="right"/>
+              <w:pBdr>
+                <w:bottom w:val="none" w:sz="0" w:space="0" w:color="000000"/>
+                <w:top w:val="none" w:sz="0" w:space="0" w:color="000000"/>
+                <w:left w:val="none" w:sz="0" w:space="0" w:color="000000"/>
+                <w:right w:val="none" w:sz="0" w:space="0" w:color="000000"/>
+              </w:pBdr>
+              <w:spacing w:after="100" w:before="100" w:line="240"/>
+              <w:ind w:left="100" w:right="100" w:firstLine="0" w:firstLineChars="0"/>
+              <w:rPr>
+                <w:rFonts w:ascii="Arial" w:hAnsi="Arial" w:eastAsia="Arial" w:cs="Arial"/>
+                <w:i w:val="false"/>
+                <w:b w:val="false"/>
+                <w:u w:val="none"/>
+                <w:strike w:val="false"/>
+                <w:sz w:val="22"/>
+                <w:szCs w:val="22"/>
+                <w:color w:val="000000"/>
+              </w:rPr>
+            </w:pPr>
+            <w:r>
+              <w:rPr>
+                <w:rFonts w:ascii="Arial" w:hAnsi="Arial" w:eastAsia="Arial" w:cs="Arial"/>
+                <w:i w:val="false"/>
+                <w:b w:val="false"/>
+                <w:u w:val="none"/>
+                <w:strike w:val="false"/>
+                <w:sz w:val="22"/>
+                <w:szCs w:val="22"/>
+                <w:color w:val="000000"/>
+              </w:rPr>
+              <w:t xml:space="preserve">8.2053</w:t>
             </w:r>
           </w:p>
         </w:tc>
@@ -4707,62 +4707,62 @@
                 <w:szCs w:val="22"/>
                 <w:color w:val="000000"/>
               </w:rPr>
-              <w:t xml:space="preserve">0.1468</w:t>
-            </w:r>
-          </w:p>
-        </w:tc>
-        <w:tc>
-          <w:tcPr>
-            <w:tcBorders>
-              <w:bottom w:val="none" w:sz="0" w:space="0" w:color="000000"/>
-              <w:top w:val="none" w:sz="0" w:space="0" w:color="000000"/>
-              <w:left w:val="none" w:sz="0" w:space="0" w:color="000000"/>
-              <w:right w:val="none" w:sz="0" w:space="0" w:color="000000"/>
-            </w:tcBorders>
-            <w:shd w:val="clear" w:color="auto" w:fill="FFFFFF"/>
-            <w:tcMar>
-              <w:top w:w="0" w:type="dxa"/>
-              <w:bottom w:w="0" w:type="dxa"/>
-              <w:left w:w="0" w:type="dxa"/>
-              <w:right w:w="0" w:type="dxa"/>
-            </w:tcMar>
-            <w:vAlign w:val="center"/>
-          </w:tcPr>
-          <w:p>
-            <w:pPr>
-              <w:pStyle w:val="Normal"/>
-              <w:jc w:val="right"/>
-              <w:pBdr>
-                <w:bottom w:val="none" w:sz="0" w:space="0" w:color="000000"/>
-                <w:top w:val="none" w:sz="0" w:space="0" w:color="000000"/>
-                <w:left w:val="none" w:sz="0" w:space="0" w:color="000000"/>
-                <w:right w:val="none" w:sz="0" w:space="0" w:color="000000"/>
-              </w:pBdr>
-              <w:spacing w:after="100" w:before="100" w:line="240"/>
-              <w:ind w:left="100" w:right="100" w:firstLine="0" w:firstLineChars="0"/>
-              <w:rPr>
-                <w:rFonts w:ascii="Arial" w:hAnsi="Arial" w:eastAsia="Arial" w:cs="Arial"/>
-                <w:i w:val="false"/>
-                <w:b w:val="false"/>
-                <w:u w:val="none"/>
-                <w:strike w:val="false"/>
-                <w:sz w:val="22"/>
-                <w:szCs w:val="22"/>
-                <w:color w:val="000000"/>
-              </w:rPr>
-            </w:pPr>
-            <w:r>
-              <w:rPr>
-                <w:rFonts w:ascii="Arial" w:hAnsi="Arial" w:eastAsia="Arial" w:cs="Arial"/>
-                <w:i w:val="false"/>
-                <w:b w:val="false"/>
-                <w:u w:val="none"/>
-                <w:strike w:val="false"/>
-                <w:sz w:val="22"/>
-                <w:szCs w:val="22"/>
-                <w:color w:val="000000"/>
-              </w:rPr>
-              <w:t xml:space="preserve">0.0140</w:t>
+              <w:t xml:space="preserve">0.1196</w:t>
+            </w:r>
+          </w:p>
+        </w:tc>
+        <w:tc>
+          <w:tcPr>
+            <w:tcBorders>
+              <w:bottom w:val="none" w:sz="0" w:space="0" w:color="000000"/>
+              <w:top w:val="none" w:sz="0" w:space="0" w:color="000000"/>
+              <w:left w:val="none" w:sz="0" w:space="0" w:color="000000"/>
+              <w:right w:val="none" w:sz="0" w:space="0" w:color="000000"/>
+            </w:tcBorders>
+            <w:shd w:val="clear" w:color="auto" w:fill="FFFFFF"/>
+            <w:tcMar>
+              <w:top w:w="0" w:type="dxa"/>
+              <w:bottom w:w="0" w:type="dxa"/>
+              <w:left w:w="0" w:type="dxa"/>
+              <w:right w:w="0" w:type="dxa"/>
+            </w:tcMar>
+            <w:vAlign w:val="center"/>
+          </w:tcPr>
+          <w:p>
+            <w:pPr>
+              <w:pStyle w:val="Normal"/>
+              <w:jc w:val="right"/>
+              <w:pBdr>
+                <w:bottom w:val="none" w:sz="0" w:space="0" w:color="000000"/>
+                <w:top w:val="none" w:sz="0" w:space="0" w:color="000000"/>
+                <w:left w:val="none" w:sz="0" w:space="0" w:color="000000"/>
+                <w:right w:val="none" w:sz="0" w:space="0" w:color="000000"/>
+              </w:pBdr>
+              <w:spacing w:after="100" w:before="100" w:line="240"/>
+              <w:ind w:left="100" w:right="100" w:firstLine="0" w:firstLineChars="0"/>
+              <w:rPr>
+                <w:rFonts w:ascii="Arial" w:hAnsi="Arial" w:eastAsia="Arial" w:cs="Arial"/>
+                <w:i w:val="false"/>
+                <w:b w:val="false"/>
+                <w:u w:val="none"/>
+                <w:strike w:val="false"/>
+                <w:sz w:val="22"/>
+                <w:szCs w:val="22"/>
+                <w:color w:val="000000"/>
+              </w:rPr>
+            </w:pPr>
+            <w:r>
+              <w:rPr>
+                <w:rFonts w:ascii="Arial" w:hAnsi="Arial" w:eastAsia="Arial" w:cs="Arial"/>
+                <w:i w:val="false"/>
+                <w:b w:val="false"/>
+                <w:u w:val="none"/>
+                <w:strike w:val="false"/>
+                <w:sz w:val="22"/>
+                <w:szCs w:val="22"/>
+                <w:color w:val="000000"/>
+              </w:rPr>
+              <w:t xml:space="preserve">0.0129</w:t>
             </w:r>
           </w:p>
         </w:tc>
@@ -4927,117 +4927,117 @@
                 <w:szCs w:val="22"/>
                 <w:color w:val="000000"/>
               </w:rPr>
-              <w:t xml:space="preserve">0.1193</w:t>
-            </w:r>
-          </w:p>
-        </w:tc>
-        <w:tc>
-          <w:tcPr>
-            <w:tcBorders>
-              <w:bottom w:val="none" w:sz="0" w:space="0" w:color="000000"/>
-              <w:top w:val="none" w:sz="0" w:space="0" w:color="000000"/>
-              <w:left w:val="none" w:sz="0" w:space="0" w:color="000000"/>
-              <w:right w:val="none" w:sz="0" w:space="0" w:color="000000"/>
-            </w:tcBorders>
-            <w:shd w:val="clear" w:color="auto" w:fill="FFFFFF"/>
-            <w:tcMar>
-              <w:top w:w="0" w:type="dxa"/>
-              <w:bottom w:w="0" w:type="dxa"/>
-              <w:left w:w="0" w:type="dxa"/>
-              <w:right w:w="0" w:type="dxa"/>
-            </w:tcMar>
-            <w:vAlign w:val="center"/>
-          </w:tcPr>
-          <w:p>
-            <w:pPr>
-              <w:pStyle w:val="Normal"/>
-              <w:jc w:val="right"/>
-              <w:pBdr>
-                <w:bottom w:val="none" w:sz="0" w:space="0" w:color="000000"/>
-                <w:top w:val="none" w:sz="0" w:space="0" w:color="000000"/>
-                <w:left w:val="none" w:sz="0" w:space="0" w:color="000000"/>
-                <w:right w:val="none" w:sz="0" w:space="0" w:color="000000"/>
-              </w:pBdr>
-              <w:spacing w:after="100" w:before="100" w:line="240"/>
-              <w:ind w:left="100" w:right="100" w:firstLine="0" w:firstLineChars="0"/>
-              <w:rPr>
-                <w:rFonts w:ascii="Arial" w:hAnsi="Arial" w:eastAsia="Arial" w:cs="Arial"/>
-                <w:i w:val="false"/>
-                <w:b w:val="false"/>
-                <w:u w:val="none"/>
-                <w:strike w:val="false"/>
-                <w:sz w:val="22"/>
-                <w:szCs w:val="22"/>
-                <w:color w:val="000000"/>
-              </w:rPr>
-            </w:pPr>
-            <w:r>
-              <w:rPr>
-                <w:rFonts w:ascii="Arial" w:hAnsi="Arial" w:eastAsia="Arial" w:cs="Arial"/>
-                <w:i w:val="false"/>
-                <w:b w:val="false"/>
-                <w:u w:val="none"/>
-                <w:strike w:val="false"/>
-                <w:sz w:val="22"/>
-                <w:szCs w:val="22"/>
-                <w:color w:val="000000"/>
-              </w:rPr>
-              <w:t xml:space="preserve">0.1742</w:t>
-            </w:r>
-          </w:p>
-        </w:tc>
-        <w:tc>
-          <w:tcPr>
-            <w:tcBorders>
-              <w:bottom w:val="none" w:sz="0" w:space="0" w:color="000000"/>
-              <w:top w:val="none" w:sz="0" w:space="0" w:color="000000"/>
-              <w:left w:val="none" w:sz="0" w:space="0" w:color="000000"/>
-              <w:right w:val="none" w:sz="0" w:space="0" w:color="000000"/>
-            </w:tcBorders>
-            <w:shd w:val="clear" w:color="auto" w:fill="FFFFFF"/>
-            <w:tcMar>
-              <w:top w:w="0" w:type="dxa"/>
-              <w:bottom w:w="0" w:type="dxa"/>
-              <w:left w:w="0" w:type="dxa"/>
-              <w:right w:w="0" w:type="dxa"/>
-            </w:tcMar>
-            <w:vAlign w:val="center"/>
-          </w:tcPr>
-          <w:p>
-            <w:pPr>
-              <w:pStyle w:val="Normal"/>
-              <w:jc w:val="right"/>
-              <w:pBdr>
-                <w:bottom w:val="none" w:sz="0" w:space="0" w:color="000000"/>
-                <w:top w:val="none" w:sz="0" w:space="0" w:color="000000"/>
-                <w:left w:val="none" w:sz="0" w:space="0" w:color="000000"/>
-                <w:right w:val="none" w:sz="0" w:space="0" w:color="000000"/>
-              </w:pBdr>
-              <w:spacing w:after="100" w:before="100" w:line="240"/>
-              <w:ind w:left="100" w:right="100" w:firstLine="0" w:firstLineChars="0"/>
-              <w:rPr>
-                <w:rFonts w:ascii="Arial" w:hAnsi="Arial" w:eastAsia="Arial" w:cs="Arial"/>
-                <w:i w:val="false"/>
-                <w:b w:val="false"/>
-                <w:u w:val="none"/>
-                <w:strike w:val="false"/>
-                <w:sz w:val="22"/>
-                <w:szCs w:val="22"/>
-                <w:color w:val="000000"/>
-              </w:rPr>
-            </w:pPr>
-            <w:r>
-              <w:rPr>
-                <w:rFonts w:ascii="Arial" w:hAnsi="Arial" w:eastAsia="Arial" w:cs="Arial"/>
-                <w:i w:val="false"/>
-                <w:b w:val="false"/>
-                <w:u w:val="none"/>
-                <w:strike w:val="false"/>
-                <w:sz w:val="22"/>
-                <w:szCs w:val="22"/>
-                <w:color w:val="000000"/>
-              </w:rPr>
-              <w:t xml:space="preserve">14.6764</w:t>
+              <w:t xml:space="preserve">0.0943</w:t>
+            </w:r>
+          </w:p>
+        </w:tc>
+        <w:tc>
+          <w:tcPr>
+            <w:tcBorders>
+              <w:bottom w:val="none" w:sz="0" w:space="0" w:color="000000"/>
+              <w:top w:val="none" w:sz="0" w:space="0" w:color="000000"/>
+              <w:left w:val="none" w:sz="0" w:space="0" w:color="000000"/>
+              <w:right w:val="none" w:sz="0" w:space="0" w:color="000000"/>
+            </w:tcBorders>
+            <w:shd w:val="clear" w:color="auto" w:fill="FFFFFF"/>
+            <w:tcMar>
+              <w:top w:w="0" w:type="dxa"/>
+              <w:bottom w:w="0" w:type="dxa"/>
+              <w:left w:w="0" w:type="dxa"/>
+              <w:right w:w="0" w:type="dxa"/>
+            </w:tcMar>
+            <w:vAlign w:val="center"/>
+          </w:tcPr>
+          <w:p>
+            <w:pPr>
+              <w:pStyle w:val="Normal"/>
+              <w:jc w:val="right"/>
+              <w:pBdr>
+                <w:bottom w:val="none" w:sz="0" w:space="0" w:color="000000"/>
+                <w:top w:val="none" w:sz="0" w:space="0" w:color="000000"/>
+                <w:left w:val="none" w:sz="0" w:space="0" w:color="000000"/>
+                <w:right w:val="none" w:sz="0" w:space="0" w:color="000000"/>
+              </w:pBdr>
+              <w:spacing w:after="100" w:before="100" w:line="240"/>
+              <w:ind w:left="100" w:right="100" w:firstLine="0" w:firstLineChars="0"/>
+              <w:rPr>
+                <w:rFonts w:ascii="Arial" w:hAnsi="Arial" w:eastAsia="Arial" w:cs="Arial"/>
+                <w:i w:val="false"/>
+                <w:b w:val="false"/>
+                <w:u w:val="none"/>
+                <w:strike w:val="false"/>
+                <w:sz w:val="22"/>
+                <w:szCs w:val="22"/>
+                <w:color w:val="000000"/>
+              </w:rPr>
+            </w:pPr>
+            <w:r>
+              <w:rPr>
+                <w:rFonts w:ascii="Arial" w:hAnsi="Arial" w:eastAsia="Arial" w:cs="Arial"/>
+                <w:i w:val="false"/>
+                <w:b w:val="false"/>
+                <w:u w:val="none"/>
+                <w:strike w:val="false"/>
+                <w:sz w:val="22"/>
+                <w:szCs w:val="22"/>
+                <w:color w:val="000000"/>
+              </w:rPr>
+              <w:t xml:space="preserve">0.1448</w:t>
+            </w:r>
+          </w:p>
+        </w:tc>
+        <w:tc>
+          <w:tcPr>
+            <w:tcBorders>
+              <w:bottom w:val="none" w:sz="0" w:space="0" w:color="000000"/>
+              <w:top w:val="none" w:sz="0" w:space="0" w:color="000000"/>
+              <w:left w:val="none" w:sz="0" w:space="0" w:color="000000"/>
+              <w:right w:val="none" w:sz="0" w:space="0" w:color="000000"/>
+            </w:tcBorders>
+            <w:shd w:val="clear" w:color="auto" w:fill="FFFFFF"/>
+            <w:tcMar>
+              <w:top w:w="0" w:type="dxa"/>
+              <w:bottom w:w="0" w:type="dxa"/>
+              <w:left w:w="0" w:type="dxa"/>
+              <w:right w:w="0" w:type="dxa"/>
+            </w:tcMar>
+            <w:vAlign w:val="center"/>
+          </w:tcPr>
+          <w:p>
+            <w:pPr>
+              <w:pStyle w:val="Normal"/>
+              <w:jc w:val="right"/>
+              <w:pBdr>
+                <w:bottom w:val="none" w:sz="0" w:space="0" w:color="000000"/>
+                <w:top w:val="none" w:sz="0" w:space="0" w:color="000000"/>
+                <w:left w:val="none" w:sz="0" w:space="0" w:color="000000"/>
+                <w:right w:val="none" w:sz="0" w:space="0" w:color="000000"/>
+              </w:pBdr>
+              <w:spacing w:after="100" w:before="100" w:line="240"/>
+              <w:ind w:left="100" w:right="100" w:firstLine="0" w:firstLineChars="0"/>
+              <w:rPr>
+                <w:rFonts w:ascii="Arial" w:hAnsi="Arial" w:eastAsia="Arial" w:cs="Arial"/>
+                <w:i w:val="false"/>
+                <w:b w:val="false"/>
+                <w:u w:val="none"/>
+                <w:strike w:val="false"/>
+                <w:sz w:val="22"/>
+                <w:szCs w:val="22"/>
+                <w:color w:val="000000"/>
+              </w:rPr>
+            </w:pPr>
+            <w:r>
+              <w:rPr>
+                <w:rFonts w:ascii="Arial" w:hAnsi="Arial" w:eastAsia="Arial" w:cs="Arial"/>
+                <w:i w:val="false"/>
+                <w:b w:val="false"/>
+                <w:u w:val="none"/>
+                <w:strike w:val="false"/>
+                <w:sz w:val="22"/>
+                <w:szCs w:val="22"/>
+                <w:color w:val="000000"/>
+              </w:rPr>
+              <w:t xml:space="preserve">11.9576</w:t>
             </w:r>
           </w:p>
         </w:tc>
@@ -5262,7 +5262,7 @@
                 <w:szCs w:val="22"/>
                 <w:color w:val="000000"/>
               </w:rPr>
-              <w:t xml:space="preserve">0.0071</w:t>
+              <w:t xml:space="preserve">0.0160</w:t>
             </w:r>
           </w:p>
         </w:tc>
@@ -5372,7 +5372,7 @@
                 <w:szCs w:val="22"/>
                 <w:color w:val="000000"/>
               </w:rPr>
-              <w:t xml:space="preserve">0.6457</w:t>
+              <w:t xml:space="preserve">0.2984</w:t>
             </w:r>
           </w:p>
         </w:tc>
@@ -5482,117 +5482,117 @@
                 <w:szCs w:val="22"/>
                 <w:color w:val="000000"/>
               </w:rPr>
-              <w:t xml:space="preserve">-0.0230</w:t>
-            </w:r>
-          </w:p>
-        </w:tc>
-        <w:tc>
-          <w:tcPr>
-            <w:tcBorders>
-              <w:bottom w:val="none" w:sz="0" w:space="0" w:color="000000"/>
-              <w:top w:val="none" w:sz="0" w:space="0" w:color="000000"/>
-              <w:left w:val="none" w:sz="0" w:space="0" w:color="000000"/>
-              <w:right w:val="none" w:sz="0" w:space="0" w:color="000000"/>
-            </w:tcBorders>
-            <w:shd w:val="clear" w:color="auto" w:fill="FFFFFF"/>
-            <w:tcMar>
-              <w:top w:w="0" w:type="dxa"/>
-              <w:bottom w:w="0" w:type="dxa"/>
-              <w:left w:w="0" w:type="dxa"/>
-              <w:right w:w="0" w:type="dxa"/>
-            </w:tcMar>
-            <w:vAlign w:val="center"/>
-          </w:tcPr>
-          <w:p>
-            <w:pPr>
-              <w:pStyle w:val="Normal"/>
-              <w:jc w:val="right"/>
-              <w:pBdr>
-                <w:bottom w:val="none" w:sz="0" w:space="0" w:color="000000"/>
-                <w:top w:val="none" w:sz="0" w:space="0" w:color="000000"/>
-                <w:left w:val="none" w:sz="0" w:space="0" w:color="000000"/>
-                <w:right w:val="none" w:sz="0" w:space="0" w:color="000000"/>
-              </w:pBdr>
-              <w:spacing w:after="100" w:before="100" w:line="240"/>
-              <w:ind w:left="100" w:right="100" w:firstLine="0" w:firstLineChars="0"/>
-              <w:rPr>
-                <w:rFonts w:ascii="Arial" w:hAnsi="Arial" w:eastAsia="Arial" w:cs="Arial"/>
-                <w:i w:val="false"/>
-                <w:b w:val="false"/>
-                <w:u w:val="none"/>
-                <w:strike w:val="false"/>
-                <w:sz w:val="22"/>
-                <w:szCs w:val="22"/>
-                <w:color w:val="000000"/>
-              </w:rPr>
-            </w:pPr>
-            <w:r>
-              <w:rPr>
-                <w:rFonts w:ascii="Arial" w:hAnsi="Arial" w:eastAsia="Arial" w:cs="Arial"/>
-                <w:i w:val="false"/>
-                <w:b w:val="false"/>
-                <w:u w:val="none"/>
-                <w:strike w:val="false"/>
-                <w:sz w:val="22"/>
-                <w:szCs w:val="22"/>
-                <w:color w:val="000000"/>
-              </w:rPr>
-              <w:t xml:space="preserve">0.0372</w:t>
-            </w:r>
-          </w:p>
-        </w:tc>
-        <w:tc>
-          <w:tcPr>
-            <w:tcBorders>
-              <w:bottom w:val="none" w:sz="0" w:space="0" w:color="000000"/>
-              <w:top w:val="none" w:sz="0" w:space="0" w:color="000000"/>
-              <w:left w:val="none" w:sz="0" w:space="0" w:color="000000"/>
-              <w:right w:val="none" w:sz="0" w:space="0" w:color="000000"/>
-            </w:tcBorders>
-            <w:shd w:val="clear" w:color="auto" w:fill="FFFFFF"/>
-            <w:tcMar>
-              <w:top w:w="0" w:type="dxa"/>
-              <w:bottom w:w="0" w:type="dxa"/>
-              <w:left w:w="0" w:type="dxa"/>
-              <w:right w:w="0" w:type="dxa"/>
-            </w:tcMar>
-            <w:vAlign w:val="center"/>
-          </w:tcPr>
-          <w:p>
-            <w:pPr>
-              <w:pStyle w:val="Normal"/>
-              <w:jc w:val="right"/>
-              <w:pBdr>
-                <w:bottom w:val="none" w:sz="0" w:space="0" w:color="000000"/>
-                <w:top w:val="none" w:sz="0" w:space="0" w:color="000000"/>
-                <w:left w:val="none" w:sz="0" w:space="0" w:color="000000"/>
-                <w:right w:val="none" w:sz="0" w:space="0" w:color="000000"/>
-              </w:pBdr>
-              <w:spacing w:after="100" w:before="100" w:line="240"/>
-              <w:ind w:left="100" w:right="100" w:firstLine="0" w:firstLineChars="0"/>
-              <w:rPr>
-                <w:rFonts w:ascii="Arial" w:hAnsi="Arial" w:eastAsia="Arial" w:cs="Arial"/>
-                <w:i w:val="false"/>
-                <w:b w:val="false"/>
-                <w:u w:val="none"/>
-                <w:strike w:val="false"/>
-                <w:sz w:val="22"/>
-                <w:szCs w:val="22"/>
-                <w:color w:val="000000"/>
-              </w:rPr>
-            </w:pPr>
-            <w:r>
-              <w:rPr>
-                <w:rFonts w:ascii="Arial" w:hAnsi="Arial" w:eastAsia="Arial" w:cs="Arial"/>
-                <w:i w:val="false"/>
-                <w:b w:val="false"/>
-                <w:u w:val="none"/>
-                <w:strike w:val="false"/>
-                <w:sz w:val="22"/>
-                <w:szCs w:val="22"/>
-                <w:color w:val="000000"/>
-              </w:rPr>
-              <w:t xml:space="preserve">0.7059</w:t>
+              <w:t xml:space="preserve">-0.0142</w:t>
+            </w:r>
+          </w:p>
+        </w:tc>
+        <w:tc>
+          <w:tcPr>
+            <w:tcBorders>
+              <w:bottom w:val="none" w:sz="0" w:space="0" w:color="000000"/>
+              <w:top w:val="none" w:sz="0" w:space="0" w:color="000000"/>
+              <w:left w:val="none" w:sz="0" w:space="0" w:color="000000"/>
+              <w:right w:val="none" w:sz="0" w:space="0" w:color="000000"/>
+            </w:tcBorders>
+            <w:shd w:val="clear" w:color="auto" w:fill="FFFFFF"/>
+            <w:tcMar>
+              <w:top w:w="0" w:type="dxa"/>
+              <w:bottom w:w="0" w:type="dxa"/>
+              <w:left w:w="0" w:type="dxa"/>
+              <w:right w:w="0" w:type="dxa"/>
+            </w:tcMar>
+            <w:vAlign w:val="center"/>
+          </w:tcPr>
+          <w:p>
+            <w:pPr>
+              <w:pStyle w:val="Normal"/>
+              <w:jc w:val="right"/>
+              <w:pBdr>
+                <w:bottom w:val="none" w:sz="0" w:space="0" w:color="000000"/>
+                <w:top w:val="none" w:sz="0" w:space="0" w:color="000000"/>
+                <w:left w:val="none" w:sz="0" w:space="0" w:color="000000"/>
+                <w:right w:val="none" w:sz="0" w:space="0" w:color="000000"/>
+              </w:pBdr>
+              <w:spacing w:after="100" w:before="100" w:line="240"/>
+              <w:ind w:left="100" w:right="100" w:firstLine="0" w:firstLineChars="0"/>
+              <w:rPr>
+                <w:rFonts w:ascii="Arial" w:hAnsi="Arial" w:eastAsia="Arial" w:cs="Arial"/>
+                <w:i w:val="false"/>
+                <w:b w:val="false"/>
+                <w:u w:val="none"/>
+                <w:strike w:val="false"/>
+                <w:sz w:val="22"/>
+                <w:szCs w:val="22"/>
+                <w:color w:val="000000"/>
+              </w:rPr>
+            </w:pPr>
+            <w:r>
+              <w:rPr>
+                <w:rFonts w:ascii="Arial" w:hAnsi="Arial" w:eastAsia="Arial" w:cs="Arial"/>
+                <w:i w:val="false"/>
+                <w:b w:val="false"/>
+                <w:u w:val="none"/>
+                <w:strike w:val="false"/>
+                <w:sz w:val="22"/>
+                <w:szCs w:val="22"/>
+                <w:color w:val="000000"/>
+              </w:rPr>
+              <w:t xml:space="preserve">0.0463</w:t>
+            </w:r>
+          </w:p>
+        </w:tc>
+        <w:tc>
+          <w:tcPr>
+            <w:tcBorders>
+              <w:bottom w:val="none" w:sz="0" w:space="0" w:color="000000"/>
+              <w:top w:val="none" w:sz="0" w:space="0" w:color="000000"/>
+              <w:left w:val="none" w:sz="0" w:space="0" w:color="000000"/>
+              <w:right w:val="none" w:sz="0" w:space="0" w:color="000000"/>
+            </w:tcBorders>
+            <w:shd w:val="clear" w:color="auto" w:fill="FFFFFF"/>
+            <w:tcMar>
+              <w:top w:w="0" w:type="dxa"/>
+              <w:bottom w:w="0" w:type="dxa"/>
+              <w:left w:w="0" w:type="dxa"/>
+              <w:right w:w="0" w:type="dxa"/>
+            </w:tcMar>
+            <w:vAlign w:val="center"/>
+          </w:tcPr>
+          <w:p>
+            <w:pPr>
+              <w:pStyle w:val="Normal"/>
+              <w:jc w:val="right"/>
+              <w:pBdr>
+                <w:bottom w:val="none" w:sz="0" w:space="0" w:color="000000"/>
+                <w:top w:val="none" w:sz="0" w:space="0" w:color="000000"/>
+                <w:left w:val="none" w:sz="0" w:space="0" w:color="000000"/>
+                <w:right w:val="none" w:sz="0" w:space="0" w:color="000000"/>
+              </w:pBdr>
+              <w:spacing w:after="100" w:before="100" w:line="240"/>
+              <w:ind w:left="100" w:right="100" w:firstLine="0" w:firstLineChars="0"/>
+              <w:rPr>
+                <w:rFonts w:ascii="Arial" w:hAnsi="Arial" w:eastAsia="Arial" w:cs="Arial"/>
+                <w:i w:val="false"/>
+                <w:b w:val="false"/>
+                <w:u w:val="none"/>
+                <w:strike w:val="false"/>
+                <w:sz w:val="22"/>
+                <w:szCs w:val="22"/>
+                <w:color w:val="000000"/>
+              </w:rPr>
+            </w:pPr>
+            <w:r>
+              <w:rPr>
+                <w:rFonts w:ascii="Arial" w:hAnsi="Arial" w:eastAsia="Arial" w:cs="Arial"/>
+                <w:i w:val="false"/>
+                <w:b w:val="false"/>
+                <w:u w:val="none"/>
+                <w:strike w:val="false"/>
+                <w:sz w:val="22"/>
+                <w:szCs w:val="22"/>
+                <w:color w:val="000000"/>
+              </w:rPr>
+              <w:t xml:space="preserve">1.6049</w:t>
             </w:r>
           </w:p>
         </w:tc>
@@ -5817,117 +5817,117 @@
                 <w:szCs w:val="22"/>
                 <w:color w:val="000000"/>
               </w:rPr>
-              <w:t xml:space="preserve">-0.0304</w:t>
-            </w:r>
-          </w:p>
-        </w:tc>
-        <w:tc>
-          <w:tcPr>
-            <w:tcBorders>
-              <w:bottom w:val="none" w:sz="0" w:space="0" w:color="000000"/>
-              <w:top w:val="none" w:sz="0" w:space="0" w:color="000000"/>
-              <w:left w:val="none" w:sz="0" w:space="0" w:color="000000"/>
-              <w:right w:val="none" w:sz="0" w:space="0" w:color="000000"/>
-            </w:tcBorders>
-            <w:shd w:val="clear" w:color="auto" w:fill="FFFFFF"/>
-            <w:tcMar>
-              <w:top w:w="0" w:type="dxa"/>
-              <w:bottom w:w="0" w:type="dxa"/>
-              <w:left w:w="0" w:type="dxa"/>
-              <w:right w:w="0" w:type="dxa"/>
-            </w:tcMar>
-            <w:vAlign w:val="center"/>
-          </w:tcPr>
-          <w:p>
-            <w:pPr>
-              <w:pStyle w:val="Normal"/>
-              <w:jc w:val="right"/>
-              <w:pBdr>
-                <w:bottom w:val="none" w:sz="0" w:space="0" w:color="000000"/>
-                <w:top w:val="none" w:sz="0" w:space="0" w:color="000000"/>
-                <w:left w:val="none" w:sz="0" w:space="0" w:color="000000"/>
-                <w:right w:val="none" w:sz="0" w:space="0" w:color="000000"/>
-              </w:pBdr>
-              <w:spacing w:after="100" w:before="100" w:line="240"/>
-              <w:ind w:left="100" w:right="100" w:firstLine="0" w:firstLineChars="0"/>
-              <w:rPr>
-                <w:rFonts w:ascii="Arial" w:hAnsi="Arial" w:eastAsia="Arial" w:cs="Arial"/>
-                <w:i w:val="false"/>
-                <w:b w:val="false"/>
-                <w:u w:val="none"/>
-                <w:strike w:val="false"/>
-                <w:sz w:val="22"/>
-                <w:szCs w:val="22"/>
-                <w:color w:val="000000"/>
-              </w:rPr>
-            </w:pPr>
-            <w:r>
-              <w:rPr>
-                <w:rFonts w:ascii="Arial" w:hAnsi="Arial" w:eastAsia="Arial" w:cs="Arial"/>
-                <w:i w:val="false"/>
-                <w:b w:val="false"/>
-                <w:u w:val="none"/>
-                <w:strike w:val="false"/>
-                <w:sz w:val="22"/>
-                <w:szCs w:val="22"/>
-                <w:color w:val="000000"/>
-              </w:rPr>
-              <w:t xml:space="preserve">0.0201</w:t>
-            </w:r>
-          </w:p>
-        </w:tc>
-        <w:tc>
-          <w:tcPr>
-            <w:tcBorders>
-              <w:bottom w:val="none" w:sz="0" w:space="0" w:color="000000"/>
-              <w:top w:val="none" w:sz="0" w:space="0" w:color="000000"/>
-              <w:left w:val="none" w:sz="0" w:space="0" w:color="000000"/>
-              <w:right w:val="none" w:sz="0" w:space="0" w:color="000000"/>
-            </w:tcBorders>
-            <w:shd w:val="clear" w:color="auto" w:fill="FFFFFF"/>
-            <w:tcMar>
-              <w:top w:w="0" w:type="dxa"/>
-              <w:bottom w:w="0" w:type="dxa"/>
-              <w:left w:w="0" w:type="dxa"/>
-              <w:right w:w="0" w:type="dxa"/>
-            </w:tcMar>
-            <w:vAlign w:val="center"/>
-          </w:tcPr>
-          <w:p>
-            <w:pPr>
-              <w:pStyle w:val="Normal"/>
-              <w:jc w:val="right"/>
-              <w:pBdr>
-                <w:bottom w:val="none" w:sz="0" w:space="0" w:color="000000"/>
-                <w:top w:val="none" w:sz="0" w:space="0" w:color="000000"/>
-                <w:left w:val="none" w:sz="0" w:space="0" w:color="000000"/>
-                <w:right w:val="none" w:sz="0" w:space="0" w:color="000000"/>
-              </w:pBdr>
-              <w:spacing w:after="100" w:before="100" w:line="240"/>
-              <w:ind w:left="100" w:right="100" w:firstLine="0" w:firstLineChars="0"/>
-              <w:rPr>
-                <w:rFonts w:ascii="Arial" w:hAnsi="Arial" w:eastAsia="Arial" w:cs="Arial"/>
-                <w:i w:val="false"/>
-                <w:b w:val="false"/>
-                <w:u w:val="none"/>
-                <w:strike w:val="false"/>
-                <w:sz w:val="22"/>
-                <w:szCs w:val="22"/>
-                <w:color w:val="000000"/>
-              </w:rPr>
-            </w:pPr>
-            <w:r>
-              <w:rPr>
-                <w:rFonts w:ascii="Arial" w:hAnsi="Arial" w:eastAsia="Arial" w:cs="Arial"/>
-                <w:i w:val="false"/>
-                <w:b w:val="false"/>
-                <w:u w:val="none"/>
-                <w:strike w:val="false"/>
-                <w:sz w:val="22"/>
-                <w:szCs w:val="22"/>
-                <w:color w:val="000000"/>
-              </w:rPr>
-              <w:t xml:space="preserve">0.1311</w:t>
+              <w:t xml:space="preserve">-0.0155</w:t>
+            </w:r>
+          </w:p>
+        </w:tc>
+        <w:tc>
+          <w:tcPr>
+            <w:tcBorders>
+              <w:bottom w:val="none" w:sz="0" w:space="0" w:color="000000"/>
+              <w:top w:val="none" w:sz="0" w:space="0" w:color="000000"/>
+              <w:left w:val="none" w:sz="0" w:space="0" w:color="000000"/>
+              <w:right w:val="none" w:sz="0" w:space="0" w:color="000000"/>
+            </w:tcBorders>
+            <w:shd w:val="clear" w:color="auto" w:fill="FFFFFF"/>
+            <w:tcMar>
+              <w:top w:w="0" w:type="dxa"/>
+              <w:bottom w:w="0" w:type="dxa"/>
+              <w:left w:w="0" w:type="dxa"/>
+              <w:right w:w="0" w:type="dxa"/>
+            </w:tcMar>
+            <w:vAlign w:val="center"/>
+          </w:tcPr>
+          <w:p>
+            <w:pPr>
+              <w:pStyle w:val="Normal"/>
+              <w:jc w:val="right"/>
+              <w:pBdr>
+                <w:bottom w:val="none" w:sz="0" w:space="0" w:color="000000"/>
+                <w:top w:val="none" w:sz="0" w:space="0" w:color="000000"/>
+                <w:left w:val="none" w:sz="0" w:space="0" w:color="000000"/>
+                <w:right w:val="none" w:sz="0" w:space="0" w:color="000000"/>
+              </w:pBdr>
+              <w:spacing w:after="100" w:before="100" w:line="240"/>
+              <w:ind w:left="100" w:right="100" w:firstLine="0" w:firstLineChars="0"/>
+              <w:rPr>
+                <w:rFonts w:ascii="Arial" w:hAnsi="Arial" w:eastAsia="Arial" w:cs="Arial"/>
+                <w:i w:val="false"/>
+                <w:b w:val="false"/>
+                <w:u w:val="none"/>
+                <w:strike w:val="false"/>
+                <w:sz w:val="22"/>
+                <w:szCs w:val="22"/>
+                <w:color w:val="000000"/>
+              </w:rPr>
+            </w:pPr>
+            <w:r>
+              <w:rPr>
+                <w:rFonts w:ascii="Arial" w:hAnsi="Arial" w:eastAsia="Arial" w:cs="Arial"/>
+                <w:i w:val="false"/>
+                <w:b w:val="false"/>
+                <w:u w:val="none"/>
+                <w:strike w:val="false"/>
+                <w:sz w:val="22"/>
+                <w:szCs w:val="22"/>
+                <w:color w:val="000000"/>
+              </w:rPr>
+              <w:t xml:space="preserve">0.0202</w:t>
+            </w:r>
+          </w:p>
+        </w:tc>
+        <w:tc>
+          <w:tcPr>
+            <w:tcBorders>
+              <w:bottom w:val="none" w:sz="0" w:space="0" w:color="000000"/>
+              <w:top w:val="none" w:sz="0" w:space="0" w:color="000000"/>
+              <w:left w:val="none" w:sz="0" w:space="0" w:color="000000"/>
+              <w:right w:val="none" w:sz="0" w:space="0" w:color="000000"/>
+            </w:tcBorders>
+            <w:shd w:val="clear" w:color="auto" w:fill="FFFFFF"/>
+            <w:tcMar>
+              <w:top w:w="0" w:type="dxa"/>
+              <w:bottom w:w="0" w:type="dxa"/>
+              <w:left w:w="0" w:type="dxa"/>
+              <w:right w:w="0" w:type="dxa"/>
+            </w:tcMar>
+            <w:vAlign w:val="center"/>
+          </w:tcPr>
+          <w:p>
+            <w:pPr>
+              <w:pStyle w:val="Normal"/>
+              <w:jc w:val="right"/>
+              <w:pBdr>
+                <w:bottom w:val="none" w:sz="0" w:space="0" w:color="000000"/>
+                <w:top w:val="none" w:sz="0" w:space="0" w:color="000000"/>
+                <w:left w:val="none" w:sz="0" w:space="0" w:color="000000"/>
+                <w:right w:val="none" w:sz="0" w:space="0" w:color="000000"/>
+              </w:pBdr>
+              <w:spacing w:after="100" w:before="100" w:line="240"/>
+              <w:ind w:left="100" w:right="100" w:firstLine="0" w:firstLineChars="0"/>
+              <w:rPr>
+                <w:rFonts w:ascii="Arial" w:hAnsi="Arial" w:eastAsia="Arial" w:cs="Arial"/>
+                <w:i w:val="false"/>
+                <w:b w:val="false"/>
+                <w:u w:val="none"/>
+                <w:strike w:val="false"/>
+                <w:sz w:val="22"/>
+                <w:szCs w:val="22"/>
+                <w:color w:val="000000"/>
+              </w:rPr>
+            </w:pPr>
+            <w:r>
+              <w:rPr>
+                <w:rFonts w:ascii="Arial" w:hAnsi="Arial" w:eastAsia="Arial" w:cs="Arial"/>
+                <w:i w:val="false"/>
+                <w:b w:val="false"/>
+                <w:u w:val="none"/>
+                <w:strike w:val="false"/>
+                <w:sz w:val="22"/>
+                <w:szCs w:val="22"/>
+                <w:color w:val="000000"/>
+              </w:rPr>
+              <w:t xml:space="preserve">0.4433</w:t>
             </w:r>
           </w:p>
         </w:tc>
@@ -6037,117 +6037,117 @@
                 <w:szCs w:val="22"/>
                 <w:color w:val="000000"/>
               </w:rPr>
-              <w:t xml:space="preserve">-0.0699</w:t>
-            </w:r>
-          </w:p>
-        </w:tc>
-        <w:tc>
-          <w:tcPr>
-            <w:tcBorders>
-              <w:bottom w:val="none" w:sz="0" w:space="0" w:color="000000"/>
-              <w:top w:val="none" w:sz="0" w:space="0" w:color="000000"/>
-              <w:left w:val="none" w:sz="0" w:space="0" w:color="000000"/>
-              <w:right w:val="none" w:sz="0" w:space="0" w:color="000000"/>
-            </w:tcBorders>
-            <w:shd w:val="clear" w:color="auto" w:fill="FFFFFF"/>
-            <w:tcMar>
-              <w:top w:w="0" w:type="dxa"/>
-              <w:bottom w:w="0" w:type="dxa"/>
-              <w:left w:w="0" w:type="dxa"/>
-              <w:right w:w="0" w:type="dxa"/>
-            </w:tcMar>
-            <w:vAlign w:val="center"/>
-          </w:tcPr>
-          <w:p>
-            <w:pPr>
-              <w:pStyle w:val="Normal"/>
-              <w:jc w:val="right"/>
-              <w:pBdr>
-                <w:bottom w:val="none" w:sz="0" w:space="0" w:color="000000"/>
-                <w:top w:val="none" w:sz="0" w:space="0" w:color="000000"/>
-                <w:left w:val="none" w:sz="0" w:space="0" w:color="000000"/>
-                <w:right w:val="none" w:sz="0" w:space="0" w:color="000000"/>
-              </w:pBdr>
-              <w:spacing w:after="100" w:before="100" w:line="240"/>
-              <w:ind w:left="100" w:right="100" w:firstLine="0" w:firstLineChars="0"/>
-              <w:rPr>
-                <w:rFonts w:ascii="Arial" w:hAnsi="Arial" w:eastAsia="Arial" w:cs="Arial"/>
-                <w:i w:val="false"/>
-                <w:b w:val="false"/>
-                <w:u w:val="none"/>
-                <w:strike w:val="false"/>
-                <w:sz w:val="22"/>
-                <w:szCs w:val="22"/>
-                <w:color w:val="000000"/>
-              </w:rPr>
-            </w:pPr>
-            <w:r>
-              <w:rPr>
-                <w:rFonts w:ascii="Arial" w:hAnsi="Arial" w:eastAsia="Arial" w:cs="Arial"/>
-                <w:i w:val="false"/>
-                <w:b w:val="false"/>
-                <w:u w:val="none"/>
-                <w:strike w:val="false"/>
-                <w:sz w:val="22"/>
-                <w:szCs w:val="22"/>
-                <w:color w:val="000000"/>
-              </w:rPr>
-              <w:t xml:space="preserve">0.0091</w:t>
-            </w:r>
-          </w:p>
-        </w:tc>
-        <w:tc>
-          <w:tcPr>
-            <w:tcBorders>
-              <w:bottom w:val="none" w:sz="0" w:space="0" w:color="000000"/>
-              <w:top w:val="none" w:sz="0" w:space="0" w:color="000000"/>
-              <w:left w:val="none" w:sz="0" w:space="0" w:color="000000"/>
-              <w:right w:val="none" w:sz="0" w:space="0" w:color="000000"/>
-            </w:tcBorders>
-            <w:shd w:val="clear" w:color="auto" w:fill="FFFFFF"/>
-            <w:tcMar>
-              <w:top w:w="0" w:type="dxa"/>
-              <w:bottom w:w="0" w:type="dxa"/>
-              <w:left w:w="0" w:type="dxa"/>
-              <w:right w:w="0" w:type="dxa"/>
-            </w:tcMar>
-            <w:vAlign w:val="center"/>
-          </w:tcPr>
-          <w:p>
-            <w:pPr>
-              <w:pStyle w:val="Normal"/>
-              <w:jc w:val="right"/>
-              <w:pBdr>
-                <w:bottom w:val="none" w:sz="0" w:space="0" w:color="000000"/>
-                <w:top w:val="none" w:sz="0" w:space="0" w:color="000000"/>
-                <w:left w:val="none" w:sz="0" w:space="0" w:color="000000"/>
-                <w:right w:val="none" w:sz="0" w:space="0" w:color="000000"/>
-              </w:pBdr>
-              <w:spacing w:after="100" w:before="100" w:line="240"/>
-              <w:ind w:left="100" w:right="100" w:firstLine="0" w:firstLineChars="0"/>
-              <w:rPr>
-                <w:rFonts w:ascii="Arial" w:hAnsi="Arial" w:eastAsia="Arial" w:cs="Arial"/>
-                <w:i w:val="false"/>
-                <w:b w:val="false"/>
-                <w:u w:val="none"/>
-                <w:strike w:val="false"/>
-                <w:sz w:val="22"/>
-                <w:szCs w:val="22"/>
-                <w:color w:val="000000"/>
-              </w:rPr>
-            </w:pPr>
-            <w:r>
-              <w:rPr>
-                <w:rFonts w:ascii="Arial" w:hAnsi="Arial" w:eastAsia="Arial" w:cs="Arial"/>
-                <w:i w:val="false"/>
-                <w:b w:val="false"/>
-                <w:u w:val="none"/>
-                <w:strike w:val="false"/>
-                <w:sz w:val="22"/>
-                <w:szCs w:val="22"/>
-                <w:color w:val="000000"/>
-              </w:rPr>
-              <w:t xml:space="preserve">-3.0409</w:t>
+              <w:t xml:space="preserve">-0.0551</w:t>
+            </w:r>
+          </w:p>
+        </w:tc>
+        <w:tc>
+          <w:tcPr>
+            <w:tcBorders>
+              <w:bottom w:val="none" w:sz="0" w:space="0" w:color="000000"/>
+              <w:top w:val="none" w:sz="0" w:space="0" w:color="000000"/>
+              <w:left w:val="none" w:sz="0" w:space="0" w:color="000000"/>
+              <w:right w:val="none" w:sz="0" w:space="0" w:color="000000"/>
+            </w:tcBorders>
+            <w:shd w:val="clear" w:color="auto" w:fill="FFFFFF"/>
+            <w:tcMar>
+              <w:top w:w="0" w:type="dxa"/>
+              <w:bottom w:w="0" w:type="dxa"/>
+              <w:left w:w="0" w:type="dxa"/>
+              <w:right w:w="0" w:type="dxa"/>
+            </w:tcMar>
+            <w:vAlign w:val="center"/>
+          </w:tcPr>
+          <w:p>
+            <w:pPr>
+              <w:pStyle w:val="Normal"/>
+              <w:jc w:val="right"/>
+              <w:pBdr>
+                <w:bottom w:val="none" w:sz="0" w:space="0" w:color="000000"/>
+                <w:top w:val="none" w:sz="0" w:space="0" w:color="000000"/>
+                <w:left w:val="none" w:sz="0" w:space="0" w:color="000000"/>
+                <w:right w:val="none" w:sz="0" w:space="0" w:color="000000"/>
+              </w:pBdr>
+              <w:spacing w:after="100" w:before="100" w:line="240"/>
+              <w:ind w:left="100" w:right="100" w:firstLine="0" w:firstLineChars="0"/>
+              <w:rPr>
+                <w:rFonts w:ascii="Arial" w:hAnsi="Arial" w:eastAsia="Arial" w:cs="Arial"/>
+                <w:i w:val="false"/>
+                <w:b w:val="false"/>
+                <w:u w:val="none"/>
+                <w:strike w:val="false"/>
+                <w:sz w:val="22"/>
+                <w:szCs w:val="22"/>
+                <w:color w:val="000000"/>
+              </w:rPr>
+            </w:pPr>
+            <w:r>
+              <w:rPr>
+                <w:rFonts w:ascii="Arial" w:hAnsi="Arial" w:eastAsia="Arial" w:cs="Arial"/>
+                <w:i w:val="false"/>
+                <w:b w:val="false"/>
+                <w:u w:val="none"/>
+                <w:strike w:val="false"/>
+                <w:sz w:val="22"/>
+                <w:szCs w:val="22"/>
+                <w:color w:val="000000"/>
+              </w:rPr>
+              <w:t xml:space="preserve">0.0241</w:t>
+            </w:r>
+          </w:p>
+        </w:tc>
+        <w:tc>
+          <w:tcPr>
+            <w:tcBorders>
+              <w:bottom w:val="none" w:sz="0" w:space="0" w:color="000000"/>
+              <w:top w:val="none" w:sz="0" w:space="0" w:color="000000"/>
+              <w:left w:val="none" w:sz="0" w:space="0" w:color="000000"/>
+              <w:right w:val="none" w:sz="0" w:space="0" w:color="000000"/>
+            </w:tcBorders>
+            <w:shd w:val="clear" w:color="auto" w:fill="FFFFFF"/>
+            <w:tcMar>
+              <w:top w:w="0" w:type="dxa"/>
+              <w:bottom w:w="0" w:type="dxa"/>
+              <w:left w:w="0" w:type="dxa"/>
+              <w:right w:w="0" w:type="dxa"/>
+            </w:tcMar>
+            <w:vAlign w:val="center"/>
+          </w:tcPr>
+          <w:p>
+            <w:pPr>
+              <w:pStyle w:val="Normal"/>
+              <w:jc w:val="right"/>
+              <w:pBdr>
+                <w:bottom w:val="none" w:sz="0" w:space="0" w:color="000000"/>
+                <w:top w:val="none" w:sz="0" w:space="0" w:color="000000"/>
+                <w:left w:val="none" w:sz="0" w:space="0" w:color="000000"/>
+                <w:right w:val="none" w:sz="0" w:space="0" w:color="000000"/>
+              </w:pBdr>
+              <w:spacing w:after="100" w:before="100" w:line="240"/>
+              <w:ind w:left="100" w:right="100" w:firstLine="0" w:firstLineChars="0"/>
+              <w:rPr>
+                <w:rFonts w:ascii="Arial" w:hAnsi="Arial" w:eastAsia="Arial" w:cs="Arial"/>
+                <w:i w:val="false"/>
+                <w:b w:val="false"/>
+                <w:u w:val="none"/>
+                <w:strike w:val="false"/>
+                <w:sz w:val="22"/>
+                <w:szCs w:val="22"/>
+                <w:color w:val="000000"/>
+              </w:rPr>
+            </w:pPr>
+            <w:r>
+              <w:rPr>
+                <w:rFonts w:ascii="Arial" w:hAnsi="Arial" w:eastAsia="Arial" w:cs="Arial"/>
+                <w:i w:val="false"/>
+                <w:b w:val="false"/>
+                <w:u w:val="none"/>
+                <w:strike w:val="false"/>
+                <w:sz w:val="22"/>
+                <w:szCs w:val="22"/>
+                <w:color w:val="000000"/>
+              </w:rPr>
+              <w:t xml:space="preserve">-1.5495</w:t>
             </w:r>
           </w:p>
         </w:tc>
@@ -6372,117 +6372,117 @@
                 <w:szCs w:val="22"/>
                 <w:color w:val="000000"/>
               </w:rPr>
-              <w:t xml:space="preserve">-0.0349</w:t>
-            </w:r>
-          </w:p>
-        </w:tc>
-        <w:tc>
-          <w:tcPr>
-            <w:tcBorders>
-              <w:bottom w:val="none" w:sz="0" w:space="0" w:color="000000"/>
-              <w:top w:val="none" w:sz="0" w:space="0" w:color="000000"/>
-              <w:left w:val="none" w:sz="0" w:space="0" w:color="000000"/>
-              <w:right w:val="none" w:sz="0" w:space="0" w:color="000000"/>
-            </w:tcBorders>
-            <w:shd w:val="clear" w:color="auto" w:fill="FFFFFF"/>
-            <w:tcMar>
-              <w:top w:w="0" w:type="dxa"/>
-              <w:bottom w:w="0" w:type="dxa"/>
-              <w:left w:w="0" w:type="dxa"/>
-              <w:right w:w="0" w:type="dxa"/>
-            </w:tcMar>
-            <w:vAlign w:val="center"/>
-          </w:tcPr>
-          <w:p>
-            <w:pPr>
-              <w:pStyle w:val="Normal"/>
-              <w:jc w:val="right"/>
-              <w:pBdr>
-                <w:bottom w:val="none" w:sz="0" w:space="0" w:color="000000"/>
-                <w:top w:val="none" w:sz="0" w:space="0" w:color="000000"/>
-                <w:left w:val="none" w:sz="0" w:space="0" w:color="000000"/>
-                <w:right w:val="none" w:sz="0" w:space="0" w:color="000000"/>
-              </w:pBdr>
-              <w:spacing w:after="100" w:before="100" w:line="240"/>
-              <w:ind w:left="100" w:right="100" w:firstLine="0" w:firstLineChars="0"/>
-              <w:rPr>
-                <w:rFonts w:ascii="Arial" w:hAnsi="Arial" w:eastAsia="Arial" w:cs="Arial"/>
-                <w:i w:val="false"/>
-                <w:b w:val="false"/>
-                <w:u w:val="none"/>
-                <w:strike w:val="false"/>
-                <w:sz w:val="22"/>
-                <w:szCs w:val="22"/>
-                <w:color w:val="000000"/>
-              </w:rPr>
-            </w:pPr>
-            <w:r>
-              <w:rPr>
-                <w:rFonts w:ascii="Arial" w:hAnsi="Arial" w:eastAsia="Arial" w:cs="Arial"/>
-                <w:i w:val="false"/>
-                <w:b w:val="false"/>
-                <w:u w:val="none"/>
-                <w:strike w:val="false"/>
-                <w:sz w:val="22"/>
-                <w:szCs w:val="22"/>
-                <w:color w:val="000000"/>
-              </w:rPr>
-              <w:t xml:space="preserve">0.0181</w:t>
-            </w:r>
-          </w:p>
-        </w:tc>
-        <w:tc>
-          <w:tcPr>
-            <w:tcBorders>
-              <w:bottom w:val="none" w:sz="0" w:space="0" w:color="000000"/>
-              <w:top w:val="none" w:sz="0" w:space="0" w:color="000000"/>
-              <w:left w:val="none" w:sz="0" w:space="0" w:color="000000"/>
-              <w:right w:val="none" w:sz="0" w:space="0" w:color="000000"/>
-            </w:tcBorders>
-            <w:shd w:val="clear" w:color="auto" w:fill="FFFFFF"/>
-            <w:tcMar>
-              <w:top w:w="0" w:type="dxa"/>
-              <w:bottom w:w="0" w:type="dxa"/>
-              <w:left w:w="0" w:type="dxa"/>
-              <w:right w:w="0" w:type="dxa"/>
-            </w:tcMar>
-            <w:vAlign w:val="center"/>
-          </w:tcPr>
-          <w:p>
-            <w:pPr>
-              <w:pStyle w:val="Normal"/>
-              <w:jc w:val="right"/>
-              <w:pBdr>
-                <w:bottom w:val="none" w:sz="0" w:space="0" w:color="000000"/>
-                <w:top w:val="none" w:sz="0" w:space="0" w:color="000000"/>
-                <w:left w:val="none" w:sz="0" w:space="0" w:color="000000"/>
-                <w:right w:val="none" w:sz="0" w:space="0" w:color="000000"/>
-              </w:pBdr>
-              <w:spacing w:after="100" w:before="100" w:line="240"/>
-              <w:ind w:left="100" w:right="100" w:firstLine="0" w:firstLineChars="0"/>
-              <w:rPr>
-                <w:rFonts w:ascii="Arial" w:hAnsi="Arial" w:eastAsia="Arial" w:cs="Arial"/>
-                <w:i w:val="false"/>
-                <w:b w:val="false"/>
-                <w:u w:val="none"/>
-                <w:strike w:val="false"/>
-                <w:sz w:val="22"/>
-                <w:szCs w:val="22"/>
-                <w:color w:val="000000"/>
-              </w:rPr>
-            </w:pPr>
-            <w:r>
-              <w:rPr>
-                <w:rFonts w:ascii="Arial" w:hAnsi="Arial" w:eastAsia="Arial" w:cs="Arial"/>
-                <w:i w:val="false"/>
-                <w:b w:val="false"/>
-                <w:u w:val="none"/>
-                <w:strike w:val="false"/>
-                <w:sz w:val="22"/>
-                <w:szCs w:val="22"/>
-                <w:color w:val="000000"/>
-              </w:rPr>
-              <w:t xml:space="preserve">0.0539</w:t>
+              <w:t xml:space="preserve">-0.0179</w:t>
+            </w:r>
+          </w:p>
+        </w:tc>
+        <w:tc>
+          <w:tcPr>
+            <w:tcBorders>
+              <w:bottom w:val="none" w:sz="0" w:space="0" w:color="000000"/>
+              <w:top w:val="none" w:sz="0" w:space="0" w:color="000000"/>
+              <w:left w:val="none" w:sz="0" w:space="0" w:color="000000"/>
+              <w:right w:val="none" w:sz="0" w:space="0" w:color="000000"/>
+            </w:tcBorders>
+            <w:shd w:val="clear" w:color="auto" w:fill="FFFFFF"/>
+            <w:tcMar>
+              <w:top w:w="0" w:type="dxa"/>
+              <w:bottom w:w="0" w:type="dxa"/>
+              <w:left w:w="0" w:type="dxa"/>
+              <w:right w:w="0" w:type="dxa"/>
+            </w:tcMar>
+            <w:vAlign w:val="center"/>
+          </w:tcPr>
+          <w:p>
+            <w:pPr>
+              <w:pStyle w:val="Normal"/>
+              <w:jc w:val="right"/>
+              <w:pBdr>
+                <w:bottom w:val="none" w:sz="0" w:space="0" w:color="000000"/>
+                <w:top w:val="none" w:sz="0" w:space="0" w:color="000000"/>
+                <w:left w:val="none" w:sz="0" w:space="0" w:color="000000"/>
+                <w:right w:val="none" w:sz="0" w:space="0" w:color="000000"/>
+              </w:pBdr>
+              <w:spacing w:after="100" w:before="100" w:line="240"/>
+              <w:ind w:left="100" w:right="100" w:firstLine="0" w:firstLineChars="0"/>
+              <w:rPr>
+                <w:rFonts w:ascii="Arial" w:hAnsi="Arial" w:eastAsia="Arial" w:cs="Arial"/>
+                <w:i w:val="false"/>
+                <w:b w:val="false"/>
+                <w:u w:val="none"/>
+                <w:strike w:val="false"/>
+                <w:sz w:val="22"/>
+                <w:szCs w:val="22"/>
+                <w:color w:val="000000"/>
+              </w:rPr>
+            </w:pPr>
+            <w:r>
+              <w:rPr>
+                <w:rFonts w:ascii="Arial" w:hAnsi="Arial" w:eastAsia="Arial" w:cs="Arial"/>
+                <w:i w:val="false"/>
+                <w:b w:val="false"/>
+                <w:u w:val="none"/>
+                <w:strike w:val="false"/>
+                <w:sz w:val="22"/>
+                <w:szCs w:val="22"/>
+                <w:color w:val="000000"/>
+              </w:rPr>
+              <w:t xml:space="preserve">0.0173</w:t>
+            </w:r>
+          </w:p>
+        </w:tc>
+        <w:tc>
+          <w:tcPr>
+            <w:tcBorders>
+              <w:bottom w:val="none" w:sz="0" w:space="0" w:color="000000"/>
+              <w:top w:val="none" w:sz="0" w:space="0" w:color="000000"/>
+              <w:left w:val="none" w:sz="0" w:space="0" w:color="000000"/>
+              <w:right w:val="none" w:sz="0" w:space="0" w:color="000000"/>
+            </w:tcBorders>
+            <w:shd w:val="clear" w:color="auto" w:fill="FFFFFF"/>
+            <w:tcMar>
+              <w:top w:w="0" w:type="dxa"/>
+              <w:bottom w:w="0" w:type="dxa"/>
+              <w:left w:w="0" w:type="dxa"/>
+              <w:right w:w="0" w:type="dxa"/>
+            </w:tcMar>
+            <w:vAlign w:val="center"/>
+          </w:tcPr>
+          <w:p>
+            <w:pPr>
+              <w:pStyle w:val="Normal"/>
+              <w:jc w:val="right"/>
+              <w:pBdr>
+                <w:bottom w:val="none" w:sz="0" w:space="0" w:color="000000"/>
+                <w:top w:val="none" w:sz="0" w:space="0" w:color="000000"/>
+                <w:left w:val="none" w:sz="0" w:space="0" w:color="000000"/>
+                <w:right w:val="none" w:sz="0" w:space="0" w:color="000000"/>
+              </w:pBdr>
+              <w:spacing w:after="100" w:before="100" w:line="240"/>
+              <w:ind w:left="100" w:right="100" w:firstLine="0" w:firstLineChars="0"/>
+              <w:rPr>
+                <w:rFonts w:ascii="Arial" w:hAnsi="Arial" w:eastAsia="Arial" w:cs="Arial"/>
+                <w:i w:val="false"/>
+                <w:b w:val="false"/>
+                <w:u w:val="none"/>
+                <w:strike w:val="false"/>
+                <w:sz w:val="22"/>
+                <w:szCs w:val="22"/>
+                <w:color w:val="000000"/>
+              </w:rPr>
+            </w:pPr>
+            <w:r>
+              <w:rPr>
+                <w:rFonts w:ascii="Arial" w:hAnsi="Arial" w:eastAsia="Arial" w:cs="Arial"/>
+                <w:i w:val="false"/>
+                <w:b w:val="false"/>
+                <w:u w:val="none"/>
+                <w:strike w:val="false"/>
+                <w:sz w:val="22"/>
+                <w:szCs w:val="22"/>
+                <w:color w:val="000000"/>
+              </w:rPr>
+              <w:t xml:space="preserve">0.3014</w:t>
             </w:r>
           </w:p>
         </w:tc>
@@ -6537,172 +6537,172 @@
                 <w:szCs w:val="22"/>
                 <w:color w:val="000000"/>
               </w:rPr>
-              <w:t xml:space="preserve">*</w:t>
-            </w:r>
-          </w:p>
-        </w:tc>
-        <w:tc>
-          <w:tcPr>
-            <w:tcBorders>
-              <w:bottom w:val="none" w:sz="0" w:space="0" w:color="000000"/>
-              <w:top w:val="none" w:sz="0" w:space="0" w:color="000000"/>
-              <w:left w:val="none" w:sz="0" w:space="0" w:color="000000"/>
-              <w:right w:val="none" w:sz="0" w:space="0" w:color="000000"/>
-            </w:tcBorders>
-            <w:shd w:val="clear" w:color="auto" w:fill="FFFFFF"/>
-            <w:tcMar>
-              <w:top w:w="0" w:type="dxa"/>
-              <w:bottom w:w="0" w:type="dxa"/>
-              <w:left w:w="0" w:type="dxa"/>
-              <w:right w:w="0" w:type="dxa"/>
-            </w:tcMar>
-            <w:vAlign w:val="center"/>
-          </w:tcPr>
-          <w:p>
-            <w:pPr>
-              <w:pStyle w:val="Normal"/>
-              <w:jc w:val="right"/>
-              <w:pBdr>
-                <w:bottom w:val="none" w:sz="0" w:space="0" w:color="000000"/>
-                <w:top w:val="none" w:sz="0" w:space="0" w:color="000000"/>
-                <w:left w:val="none" w:sz="0" w:space="0" w:color="000000"/>
-                <w:right w:val="none" w:sz="0" w:space="0" w:color="000000"/>
-              </w:pBdr>
-              <w:spacing w:after="100" w:before="100" w:line="240"/>
-              <w:ind w:left="100" w:right="100" w:firstLine="0" w:firstLineChars="0"/>
-              <w:rPr>
-                <w:rFonts w:ascii="Arial" w:hAnsi="Arial" w:eastAsia="Arial" w:cs="Arial"/>
-                <w:i w:val="false"/>
-                <w:b w:val="false"/>
-                <w:u w:val="none"/>
-                <w:strike w:val="false"/>
-                <w:sz w:val="22"/>
-                <w:szCs w:val="22"/>
-                <w:color w:val="000000"/>
-              </w:rPr>
-            </w:pPr>
-            <w:r>
-              <w:rPr>
-                <w:rFonts w:ascii="Arial" w:hAnsi="Arial" w:eastAsia="Arial" w:cs="Arial"/>
-                <w:i w:val="false"/>
-                <w:b w:val="false"/>
-                <w:u w:val="none"/>
-                <w:strike w:val="false"/>
-                <w:sz w:val="22"/>
-                <w:szCs w:val="22"/>
-                <w:color w:val="000000"/>
-              </w:rPr>
-              <w:t xml:space="preserve">-0.0703</w:t>
-            </w:r>
-          </w:p>
-        </w:tc>
-        <w:tc>
-          <w:tcPr>
-            <w:tcBorders>
-              <w:bottom w:val="none" w:sz="0" w:space="0" w:color="000000"/>
-              <w:top w:val="none" w:sz="0" w:space="0" w:color="000000"/>
-              <w:left w:val="none" w:sz="0" w:space="0" w:color="000000"/>
-              <w:right w:val="none" w:sz="0" w:space="0" w:color="000000"/>
-            </w:tcBorders>
-            <w:shd w:val="clear" w:color="auto" w:fill="FFFFFF"/>
-            <w:tcMar>
-              <w:top w:w="0" w:type="dxa"/>
-              <w:bottom w:w="0" w:type="dxa"/>
-              <w:left w:w="0" w:type="dxa"/>
-              <w:right w:w="0" w:type="dxa"/>
-            </w:tcMar>
-            <w:vAlign w:val="center"/>
-          </w:tcPr>
-          <w:p>
-            <w:pPr>
-              <w:pStyle w:val="Normal"/>
-              <w:jc w:val="right"/>
-              <w:pBdr>
-                <w:bottom w:val="none" w:sz="0" w:space="0" w:color="000000"/>
-                <w:top w:val="none" w:sz="0" w:space="0" w:color="000000"/>
-                <w:left w:val="none" w:sz="0" w:space="0" w:color="000000"/>
-                <w:right w:val="none" w:sz="0" w:space="0" w:color="000000"/>
-              </w:pBdr>
-              <w:spacing w:after="100" w:before="100" w:line="240"/>
-              <w:ind w:left="100" w:right="100" w:firstLine="0" w:firstLineChars="0"/>
-              <w:rPr>
-                <w:rFonts w:ascii="Arial" w:hAnsi="Arial" w:eastAsia="Arial" w:cs="Arial"/>
-                <w:i w:val="false"/>
-                <w:b w:val="false"/>
-                <w:u w:val="none"/>
-                <w:strike w:val="false"/>
-                <w:sz w:val="22"/>
-                <w:szCs w:val="22"/>
-                <w:color w:val="000000"/>
-              </w:rPr>
-            </w:pPr>
-            <w:r>
-              <w:rPr>
-                <w:rFonts w:ascii="Arial" w:hAnsi="Arial" w:eastAsia="Arial" w:cs="Arial"/>
-                <w:i w:val="false"/>
-                <w:b w:val="false"/>
-                <w:u w:val="none"/>
-                <w:strike w:val="false"/>
-                <w:sz w:val="22"/>
-                <w:szCs w:val="22"/>
-                <w:color w:val="000000"/>
-              </w:rPr>
-              <w:t xml:space="preserve">0.0006</w:t>
-            </w:r>
-          </w:p>
-        </w:tc>
-        <w:tc>
-          <w:tcPr>
-            <w:tcBorders>
-              <w:bottom w:val="none" w:sz="0" w:space="0" w:color="000000"/>
-              <w:top w:val="none" w:sz="0" w:space="0" w:color="000000"/>
-              <w:left w:val="none" w:sz="0" w:space="0" w:color="000000"/>
-              <w:right w:val="none" w:sz="0" w:space="0" w:color="000000"/>
-            </w:tcBorders>
-            <w:shd w:val="clear" w:color="auto" w:fill="FFFFFF"/>
-            <w:tcMar>
-              <w:top w:w="0" w:type="dxa"/>
-              <w:bottom w:w="0" w:type="dxa"/>
-              <w:left w:w="0" w:type="dxa"/>
-              <w:right w:w="0" w:type="dxa"/>
-            </w:tcMar>
-            <w:vAlign w:val="center"/>
-          </w:tcPr>
-          <w:p>
-            <w:pPr>
-              <w:pStyle w:val="Normal"/>
-              <w:jc w:val="right"/>
-              <w:pBdr>
-                <w:bottom w:val="none" w:sz="0" w:space="0" w:color="000000"/>
-                <w:top w:val="none" w:sz="0" w:space="0" w:color="000000"/>
-                <w:left w:val="none" w:sz="0" w:space="0" w:color="000000"/>
-                <w:right w:val="none" w:sz="0" w:space="0" w:color="000000"/>
-              </w:pBdr>
-              <w:spacing w:after="100" w:before="100" w:line="240"/>
-              <w:ind w:left="100" w:right="100" w:firstLine="0" w:firstLineChars="0"/>
-              <w:rPr>
-                <w:rFonts w:ascii="Arial" w:hAnsi="Arial" w:eastAsia="Arial" w:cs="Arial"/>
-                <w:i w:val="false"/>
-                <w:b w:val="false"/>
-                <w:u w:val="none"/>
-                <w:strike w:val="false"/>
-                <w:sz w:val="22"/>
-                <w:szCs w:val="22"/>
-                <w:color w:val="000000"/>
-              </w:rPr>
-            </w:pPr>
-            <w:r>
-              <w:rPr>
-                <w:rFonts w:ascii="Arial" w:hAnsi="Arial" w:eastAsia="Arial" w:cs="Arial"/>
-                <w:i w:val="false"/>
-                <w:b w:val="false"/>
-                <w:u w:val="none"/>
-                <w:strike w:val="false"/>
-                <w:sz w:val="22"/>
-                <w:szCs w:val="22"/>
-                <w:color w:val="000000"/>
-              </w:rPr>
-              <w:t xml:space="preserve">-3.4864</w:t>
+              <w:t xml:space="preserve"/>
+            </w:r>
+          </w:p>
+        </w:tc>
+        <w:tc>
+          <w:tcPr>
+            <w:tcBorders>
+              <w:bottom w:val="none" w:sz="0" w:space="0" w:color="000000"/>
+              <w:top w:val="none" w:sz="0" w:space="0" w:color="000000"/>
+              <w:left w:val="none" w:sz="0" w:space="0" w:color="000000"/>
+              <w:right w:val="none" w:sz="0" w:space="0" w:color="000000"/>
+            </w:tcBorders>
+            <w:shd w:val="clear" w:color="auto" w:fill="FFFFFF"/>
+            <w:tcMar>
+              <w:top w:w="0" w:type="dxa"/>
+              <w:bottom w:w="0" w:type="dxa"/>
+              <w:left w:w="0" w:type="dxa"/>
+              <w:right w:w="0" w:type="dxa"/>
+            </w:tcMar>
+            <w:vAlign w:val="center"/>
+          </w:tcPr>
+          <w:p>
+            <w:pPr>
+              <w:pStyle w:val="Normal"/>
+              <w:jc w:val="right"/>
+              <w:pBdr>
+                <w:bottom w:val="none" w:sz="0" w:space="0" w:color="000000"/>
+                <w:top w:val="none" w:sz="0" w:space="0" w:color="000000"/>
+                <w:left w:val="none" w:sz="0" w:space="0" w:color="000000"/>
+                <w:right w:val="none" w:sz="0" w:space="0" w:color="000000"/>
+              </w:pBdr>
+              <w:spacing w:after="100" w:before="100" w:line="240"/>
+              <w:ind w:left="100" w:right="100" w:firstLine="0" w:firstLineChars="0"/>
+              <w:rPr>
+                <w:rFonts w:ascii="Arial" w:hAnsi="Arial" w:eastAsia="Arial" w:cs="Arial"/>
+                <w:i w:val="false"/>
+                <w:b w:val="false"/>
+                <w:u w:val="none"/>
+                <w:strike w:val="false"/>
+                <w:sz w:val="22"/>
+                <w:szCs w:val="22"/>
+                <w:color w:val="000000"/>
+              </w:rPr>
+            </w:pPr>
+            <w:r>
+              <w:rPr>
+                <w:rFonts w:ascii="Arial" w:hAnsi="Arial" w:eastAsia="Arial" w:cs="Arial"/>
+                <w:i w:val="false"/>
+                <w:b w:val="false"/>
+                <w:u w:val="none"/>
+                <w:strike w:val="false"/>
+                <w:sz w:val="22"/>
+                <w:szCs w:val="22"/>
+                <w:color w:val="000000"/>
+              </w:rPr>
+              <w:t xml:space="preserve">-0.0519</w:t>
+            </w:r>
+          </w:p>
+        </w:tc>
+        <w:tc>
+          <w:tcPr>
+            <w:tcBorders>
+              <w:bottom w:val="none" w:sz="0" w:space="0" w:color="000000"/>
+              <w:top w:val="none" w:sz="0" w:space="0" w:color="000000"/>
+              <w:left w:val="none" w:sz="0" w:space="0" w:color="000000"/>
+              <w:right w:val="none" w:sz="0" w:space="0" w:color="000000"/>
+            </w:tcBorders>
+            <w:shd w:val="clear" w:color="auto" w:fill="FFFFFF"/>
+            <w:tcMar>
+              <w:top w:w="0" w:type="dxa"/>
+              <w:bottom w:w="0" w:type="dxa"/>
+              <w:left w:w="0" w:type="dxa"/>
+              <w:right w:w="0" w:type="dxa"/>
+            </w:tcMar>
+            <w:vAlign w:val="center"/>
+          </w:tcPr>
+          <w:p>
+            <w:pPr>
+              <w:pStyle w:val="Normal"/>
+              <w:jc w:val="right"/>
+              <w:pBdr>
+                <w:bottom w:val="none" w:sz="0" w:space="0" w:color="000000"/>
+                <w:top w:val="none" w:sz="0" w:space="0" w:color="000000"/>
+                <w:left w:val="none" w:sz="0" w:space="0" w:color="000000"/>
+                <w:right w:val="none" w:sz="0" w:space="0" w:color="000000"/>
+              </w:pBdr>
+              <w:spacing w:after="100" w:before="100" w:line="240"/>
+              <w:ind w:left="100" w:right="100" w:firstLine="0" w:firstLineChars="0"/>
+              <w:rPr>
+                <w:rFonts w:ascii="Arial" w:hAnsi="Arial" w:eastAsia="Arial" w:cs="Arial"/>
+                <w:i w:val="false"/>
+                <w:b w:val="false"/>
+                <w:u w:val="none"/>
+                <w:strike w:val="false"/>
+                <w:sz w:val="22"/>
+                <w:szCs w:val="22"/>
+                <w:color w:val="000000"/>
+              </w:rPr>
+            </w:pPr>
+            <w:r>
+              <w:rPr>
+                <w:rFonts w:ascii="Arial" w:hAnsi="Arial" w:eastAsia="Arial" w:cs="Arial"/>
+                <w:i w:val="false"/>
+                <w:b w:val="false"/>
+                <w:u w:val="none"/>
+                <w:strike w:val="false"/>
+                <w:sz w:val="22"/>
+                <w:szCs w:val="22"/>
+                <w:color w:val="000000"/>
+              </w:rPr>
+              <w:t xml:space="preserve">0.0161</w:t>
+            </w:r>
+          </w:p>
+        </w:tc>
+        <w:tc>
+          <w:tcPr>
+            <w:tcBorders>
+              <w:bottom w:val="none" w:sz="0" w:space="0" w:color="000000"/>
+              <w:top w:val="none" w:sz="0" w:space="0" w:color="000000"/>
+              <w:left w:val="none" w:sz="0" w:space="0" w:color="000000"/>
+              <w:right w:val="none" w:sz="0" w:space="0" w:color="000000"/>
+            </w:tcBorders>
+            <w:shd w:val="clear" w:color="auto" w:fill="FFFFFF"/>
+            <w:tcMar>
+              <w:top w:w="0" w:type="dxa"/>
+              <w:bottom w:w="0" w:type="dxa"/>
+              <w:left w:w="0" w:type="dxa"/>
+              <w:right w:w="0" w:type="dxa"/>
+            </w:tcMar>
+            <w:vAlign w:val="center"/>
+          </w:tcPr>
+          <w:p>
+            <w:pPr>
+              <w:pStyle w:val="Normal"/>
+              <w:jc w:val="right"/>
+              <w:pBdr>
+                <w:bottom w:val="none" w:sz="0" w:space="0" w:color="000000"/>
+                <w:top w:val="none" w:sz="0" w:space="0" w:color="000000"/>
+                <w:left w:val="none" w:sz="0" w:space="0" w:color="000000"/>
+                <w:right w:val="none" w:sz="0" w:space="0" w:color="000000"/>
+              </w:pBdr>
+              <w:spacing w:after="100" w:before="100" w:line="240"/>
+              <w:ind w:left="100" w:right="100" w:firstLine="0" w:firstLineChars="0"/>
+              <w:rPr>
+                <w:rFonts w:ascii="Arial" w:hAnsi="Arial" w:eastAsia="Arial" w:cs="Arial"/>
+                <w:i w:val="false"/>
+                <w:b w:val="false"/>
+                <w:u w:val="none"/>
+                <w:strike w:val="false"/>
+                <w:sz w:val="22"/>
+                <w:szCs w:val="22"/>
+                <w:color w:val="000000"/>
+              </w:rPr>
+            </w:pPr>
+            <w:r>
+              <w:rPr>
+                <w:rFonts w:ascii="Arial" w:hAnsi="Arial" w:eastAsia="Arial" w:cs="Arial"/>
+                <w:i w:val="false"/>
+                <w:b w:val="false"/>
+                <w:u w:val="none"/>
+                <w:strike w:val="false"/>
+                <w:sz w:val="22"/>
+                <w:szCs w:val="22"/>
+                <w:color w:val="000000"/>
+              </w:rPr>
+              <w:t xml:space="preserve">-1.7922</w:t>
             </w:r>
           </w:p>
         </w:tc>
@@ -6927,117 +6927,117 @@
                 <w:szCs w:val="22"/>
                 <w:color w:val="000000"/>
               </w:rPr>
-              <w:t xml:space="preserve">-0.0232</w:t>
-            </w:r>
-          </w:p>
-        </w:tc>
-        <w:tc>
-          <w:tcPr>
-            <w:tcBorders>
-              <w:bottom w:val="none" w:sz="0" w:space="0" w:color="000000"/>
-              <w:top w:val="none" w:sz="0" w:space="0" w:color="000000"/>
-              <w:left w:val="none" w:sz="0" w:space="0" w:color="000000"/>
-              <w:right w:val="none" w:sz="0" w:space="0" w:color="000000"/>
-            </w:tcBorders>
-            <w:shd w:val="clear" w:color="auto" w:fill="FFFFFF"/>
-            <w:tcMar>
-              <w:top w:w="0" w:type="dxa"/>
-              <w:bottom w:w="0" w:type="dxa"/>
-              <w:left w:w="0" w:type="dxa"/>
-              <w:right w:w="0" w:type="dxa"/>
-            </w:tcMar>
-            <w:vAlign w:val="center"/>
-          </w:tcPr>
-          <w:p>
-            <w:pPr>
-              <w:pStyle w:val="Normal"/>
-              <w:jc w:val="right"/>
-              <w:pBdr>
-                <w:bottom w:val="none" w:sz="0" w:space="0" w:color="000000"/>
-                <w:top w:val="none" w:sz="0" w:space="0" w:color="000000"/>
-                <w:left w:val="none" w:sz="0" w:space="0" w:color="000000"/>
-                <w:right w:val="none" w:sz="0" w:space="0" w:color="000000"/>
-              </w:pBdr>
-              <w:spacing w:after="100" w:before="100" w:line="240"/>
-              <w:ind w:left="100" w:right="100" w:firstLine="0" w:firstLineChars="0"/>
-              <w:rPr>
-                <w:rFonts w:ascii="Arial" w:hAnsi="Arial" w:eastAsia="Arial" w:cs="Arial"/>
-                <w:i w:val="false"/>
-                <w:b w:val="false"/>
-                <w:u w:val="none"/>
-                <w:strike w:val="false"/>
-                <w:sz w:val="22"/>
-                <w:szCs w:val="22"/>
-                <w:color w:val="000000"/>
-              </w:rPr>
-            </w:pPr>
-            <w:r>
-              <w:rPr>
-                <w:rFonts w:ascii="Arial" w:hAnsi="Arial" w:eastAsia="Arial" w:cs="Arial"/>
-                <w:i w:val="false"/>
-                <w:b w:val="false"/>
-                <w:u w:val="none"/>
-                <w:strike w:val="false"/>
-                <w:sz w:val="22"/>
-                <w:szCs w:val="22"/>
-                <w:color w:val="000000"/>
-              </w:rPr>
-              <w:t xml:space="preserve">0.0213</w:t>
-            </w:r>
-          </w:p>
-        </w:tc>
-        <w:tc>
-          <w:tcPr>
-            <w:tcBorders>
-              <w:bottom w:val="none" w:sz="0" w:space="0" w:color="000000"/>
-              <w:top w:val="none" w:sz="0" w:space="0" w:color="000000"/>
-              <w:left w:val="none" w:sz="0" w:space="0" w:color="000000"/>
-              <w:right w:val="none" w:sz="0" w:space="0" w:color="000000"/>
-            </w:tcBorders>
-            <w:shd w:val="clear" w:color="auto" w:fill="FFFFFF"/>
-            <w:tcMar>
-              <w:top w:w="0" w:type="dxa"/>
-              <w:bottom w:w="0" w:type="dxa"/>
-              <w:left w:w="0" w:type="dxa"/>
-              <w:right w:w="0" w:type="dxa"/>
-            </w:tcMar>
-            <w:vAlign w:val="center"/>
-          </w:tcPr>
-          <w:p>
-            <w:pPr>
-              <w:pStyle w:val="Normal"/>
-              <w:jc w:val="right"/>
-              <w:pBdr>
-                <w:bottom w:val="none" w:sz="0" w:space="0" w:color="000000"/>
-                <w:top w:val="none" w:sz="0" w:space="0" w:color="000000"/>
-                <w:left w:val="none" w:sz="0" w:space="0" w:color="000000"/>
-                <w:right w:val="none" w:sz="0" w:space="0" w:color="000000"/>
-              </w:pBdr>
-              <w:spacing w:after="100" w:before="100" w:line="240"/>
-              <w:ind w:left="100" w:right="100" w:firstLine="0" w:firstLineChars="0"/>
-              <w:rPr>
-                <w:rFonts w:ascii="Arial" w:hAnsi="Arial" w:eastAsia="Arial" w:cs="Arial"/>
-                <w:i w:val="false"/>
-                <w:b w:val="false"/>
-                <w:u w:val="none"/>
-                <w:strike w:val="false"/>
-                <w:sz w:val="22"/>
-                <w:szCs w:val="22"/>
-                <w:color w:val="000000"/>
-              </w:rPr>
-            </w:pPr>
-            <w:r>
-              <w:rPr>
-                <w:rFonts w:ascii="Arial" w:hAnsi="Arial" w:eastAsia="Arial" w:cs="Arial"/>
-                <w:i w:val="false"/>
-                <w:b w:val="false"/>
-                <w:u w:val="none"/>
-                <w:strike w:val="false"/>
-                <w:sz w:val="22"/>
-                <w:szCs w:val="22"/>
-                <w:color w:val="000000"/>
-              </w:rPr>
-              <w:t xml:space="preserve">0.2764</w:t>
+              <w:t xml:space="preserve">0.0046</w:t>
+            </w:r>
+          </w:p>
+        </w:tc>
+        <w:tc>
+          <w:tcPr>
+            <w:tcBorders>
+              <w:bottom w:val="none" w:sz="0" w:space="0" w:color="000000"/>
+              <w:top w:val="none" w:sz="0" w:space="0" w:color="000000"/>
+              <w:left w:val="none" w:sz="0" w:space="0" w:color="000000"/>
+              <w:right w:val="none" w:sz="0" w:space="0" w:color="000000"/>
+            </w:tcBorders>
+            <w:shd w:val="clear" w:color="auto" w:fill="FFFFFF"/>
+            <w:tcMar>
+              <w:top w:w="0" w:type="dxa"/>
+              <w:bottom w:w="0" w:type="dxa"/>
+              <w:left w:w="0" w:type="dxa"/>
+              <w:right w:w="0" w:type="dxa"/>
+            </w:tcMar>
+            <w:vAlign w:val="center"/>
+          </w:tcPr>
+          <w:p>
+            <w:pPr>
+              <w:pStyle w:val="Normal"/>
+              <w:jc w:val="right"/>
+              <w:pBdr>
+                <w:bottom w:val="none" w:sz="0" w:space="0" w:color="000000"/>
+                <w:top w:val="none" w:sz="0" w:space="0" w:color="000000"/>
+                <w:left w:val="none" w:sz="0" w:space="0" w:color="000000"/>
+                <w:right w:val="none" w:sz="0" w:space="0" w:color="000000"/>
+              </w:pBdr>
+              <w:spacing w:after="100" w:before="100" w:line="240"/>
+              <w:ind w:left="100" w:right="100" w:firstLine="0" w:firstLineChars="0"/>
+              <w:rPr>
+                <w:rFonts w:ascii="Arial" w:hAnsi="Arial" w:eastAsia="Arial" w:cs="Arial"/>
+                <w:i w:val="false"/>
+                <w:b w:val="false"/>
+                <w:u w:val="none"/>
+                <w:strike w:val="false"/>
+                <w:sz w:val="22"/>
+                <w:szCs w:val="22"/>
+                <w:color w:val="000000"/>
+              </w:rPr>
+            </w:pPr>
+            <w:r>
+              <w:rPr>
+                <w:rFonts w:ascii="Arial" w:hAnsi="Arial" w:eastAsia="Arial" w:cs="Arial"/>
+                <w:i w:val="false"/>
+                <w:b w:val="false"/>
+                <w:u w:val="none"/>
+                <w:strike w:val="false"/>
+                <w:sz w:val="22"/>
+                <w:szCs w:val="22"/>
+                <w:color w:val="000000"/>
+              </w:rPr>
+              <w:t xml:space="preserve">0.0209</w:t>
+            </w:r>
+          </w:p>
+        </w:tc>
+        <w:tc>
+          <w:tcPr>
+            <w:tcBorders>
+              <w:bottom w:val="none" w:sz="0" w:space="0" w:color="000000"/>
+              <w:top w:val="none" w:sz="0" w:space="0" w:color="000000"/>
+              <w:left w:val="none" w:sz="0" w:space="0" w:color="000000"/>
+              <w:right w:val="none" w:sz="0" w:space="0" w:color="000000"/>
+            </w:tcBorders>
+            <w:shd w:val="clear" w:color="auto" w:fill="FFFFFF"/>
+            <w:tcMar>
+              <w:top w:w="0" w:type="dxa"/>
+              <w:bottom w:w="0" w:type="dxa"/>
+              <w:left w:w="0" w:type="dxa"/>
+              <w:right w:w="0" w:type="dxa"/>
+            </w:tcMar>
+            <w:vAlign w:val="center"/>
+          </w:tcPr>
+          <w:p>
+            <w:pPr>
+              <w:pStyle w:val="Normal"/>
+              <w:jc w:val="right"/>
+              <w:pBdr>
+                <w:bottom w:val="none" w:sz="0" w:space="0" w:color="000000"/>
+                <w:top w:val="none" w:sz="0" w:space="0" w:color="000000"/>
+                <w:left w:val="none" w:sz="0" w:space="0" w:color="000000"/>
+                <w:right w:val="none" w:sz="0" w:space="0" w:color="000000"/>
+              </w:pBdr>
+              <w:spacing w:after="100" w:before="100" w:line="240"/>
+              <w:ind w:left="100" w:right="100" w:firstLine="0" w:firstLineChars="0"/>
+              <w:rPr>
+                <w:rFonts w:ascii="Arial" w:hAnsi="Arial" w:eastAsia="Arial" w:cs="Arial"/>
+                <w:i w:val="false"/>
+                <w:b w:val="false"/>
+                <w:u w:val="none"/>
+                <w:strike w:val="false"/>
+                <w:sz w:val="22"/>
+                <w:szCs w:val="22"/>
+                <w:color w:val="000000"/>
+              </w:rPr>
+            </w:pPr>
+            <w:r>
+              <w:rPr>
+                <w:rFonts w:ascii="Arial" w:hAnsi="Arial" w:eastAsia="Arial" w:cs="Arial"/>
+                <w:i w:val="false"/>
+                <w:b w:val="false"/>
+                <w:u w:val="none"/>
+                <w:strike w:val="false"/>
+                <w:sz w:val="22"/>
+                <w:szCs w:val="22"/>
+                <w:color w:val="000000"/>
+              </w:rPr>
+              <w:t xml:space="preserve">0.8244</w:t>
             </w:r>
           </w:p>
         </w:tc>
@@ -7147,117 +7147,117 @@
                 <w:szCs w:val="22"/>
                 <w:color w:val="000000"/>
               </w:rPr>
-              <w:t xml:space="preserve">-0.0650</w:t>
-            </w:r>
-          </w:p>
-        </w:tc>
-        <w:tc>
-          <w:tcPr>
-            <w:tcBorders>
-              <w:bottom w:val="none" w:sz="0" w:space="0" w:color="000000"/>
-              <w:top w:val="none" w:sz="0" w:space="0" w:color="000000"/>
-              <w:left w:val="none" w:sz="0" w:space="0" w:color="000000"/>
-              <w:right w:val="none" w:sz="0" w:space="0" w:color="000000"/>
-            </w:tcBorders>
-            <w:shd w:val="clear" w:color="auto" w:fill="FFFFFF"/>
-            <w:tcMar>
-              <w:top w:w="0" w:type="dxa"/>
-              <w:bottom w:w="0" w:type="dxa"/>
-              <w:left w:w="0" w:type="dxa"/>
-              <w:right w:w="0" w:type="dxa"/>
-            </w:tcMar>
-            <w:vAlign w:val="center"/>
-          </w:tcPr>
-          <w:p>
-            <w:pPr>
-              <w:pStyle w:val="Normal"/>
-              <w:jc w:val="right"/>
-              <w:pBdr>
-                <w:bottom w:val="none" w:sz="0" w:space="0" w:color="000000"/>
-                <w:top w:val="none" w:sz="0" w:space="0" w:color="000000"/>
-                <w:left w:val="none" w:sz="0" w:space="0" w:color="000000"/>
-                <w:right w:val="none" w:sz="0" w:space="0" w:color="000000"/>
-              </w:pBdr>
-              <w:spacing w:after="100" w:before="100" w:line="240"/>
-              <w:ind w:left="100" w:right="100" w:firstLine="0" w:firstLineChars="0"/>
-              <w:rPr>
-                <w:rFonts w:ascii="Arial" w:hAnsi="Arial" w:eastAsia="Arial" w:cs="Arial"/>
-                <w:i w:val="false"/>
-                <w:b w:val="false"/>
-                <w:u w:val="none"/>
-                <w:strike w:val="false"/>
-                <w:sz w:val="22"/>
-                <w:szCs w:val="22"/>
-                <w:color w:val="000000"/>
-              </w:rPr>
-            </w:pPr>
-            <w:r>
-              <w:rPr>
-                <w:rFonts w:ascii="Arial" w:hAnsi="Arial" w:eastAsia="Arial" w:cs="Arial"/>
-                <w:i w:val="false"/>
-                <w:b w:val="false"/>
-                <w:u w:val="none"/>
-                <w:strike w:val="false"/>
-                <w:sz w:val="22"/>
-                <w:szCs w:val="22"/>
-                <w:color w:val="000000"/>
-              </w:rPr>
-              <w:t xml:space="preserve">0.0186</w:t>
-            </w:r>
-          </w:p>
-        </w:tc>
-        <w:tc>
-          <w:tcPr>
-            <w:tcBorders>
-              <w:bottom w:val="none" w:sz="0" w:space="0" w:color="000000"/>
-              <w:top w:val="none" w:sz="0" w:space="0" w:color="000000"/>
-              <w:left w:val="none" w:sz="0" w:space="0" w:color="000000"/>
-              <w:right w:val="none" w:sz="0" w:space="0" w:color="000000"/>
-            </w:tcBorders>
-            <w:shd w:val="clear" w:color="auto" w:fill="FFFFFF"/>
-            <w:tcMar>
-              <w:top w:w="0" w:type="dxa"/>
-              <w:bottom w:w="0" w:type="dxa"/>
-              <w:left w:w="0" w:type="dxa"/>
-              <w:right w:w="0" w:type="dxa"/>
-            </w:tcMar>
-            <w:vAlign w:val="center"/>
-          </w:tcPr>
-          <w:p>
-            <w:pPr>
-              <w:pStyle w:val="Normal"/>
-              <w:jc w:val="right"/>
-              <w:pBdr>
-                <w:bottom w:val="none" w:sz="0" w:space="0" w:color="000000"/>
-                <w:top w:val="none" w:sz="0" w:space="0" w:color="000000"/>
-                <w:left w:val="none" w:sz="0" w:space="0" w:color="000000"/>
-                <w:right w:val="none" w:sz="0" w:space="0" w:color="000000"/>
-              </w:pBdr>
-              <w:spacing w:after="100" w:before="100" w:line="240"/>
-              <w:ind w:left="100" w:right="100" w:firstLine="0" w:firstLineChars="0"/>
-              <w:rPr>
-                <w:rFonts w:ascii="Arial" w:hAnsi="Arial" w:eastAsia="Arial" w:cs="Arial"/>
-                <w:i w:val="false"/>
-                <w:b w:val="false"/>
-                <w:u w:val="none"/>
-                <w:strike w:val="false"/>
-                <w:sz w:val="22"/>
-                <w:szCs w:val="22"/>
-                <w:color w:val="000000"/>
-              </w:rPr>
-            </w:pPr>
-            <w:r>
-              <w:rPr>
-                <w:rFonts w:ascii="Arial" w:hAnsi="Arial" w:eastAsia="Arial" w:cs="Arial"/>
-                <w:i w:val="false"/>
-                <w:b w:val="false"/>
-                <w:u w:val="none"/>
-                <w:strike w:val="false"/>
-                <w:sz w:val="22"/>
-                <w:szCs w:val="22"/>
-                <w:color w:val="000000"/>
-              </w:rPr>
-              <w:t xml:space="preserve">-2.3200</w:t>
+              <w:t xml:space="preserve">-0.0363</w:t>
+            </w:r>
+          </w:p>
+        </w:tc>
+        <w:tc>
+          <w:tcPr>
+            <w:tcBorders>
+              <w:bottom w:val="none" w:sz="0" w:space="0" w:color="000000"/>
+              <w:top w:val="none" w:sz="0" w:space="0" w:color="000000"/>
+              <w:left w:val="none" w:sz="0" w:space="0" w:color="000000"/>
+              <w:right w:val="none" w:sz="0" w:space="0" w:color="000000"/>
+            </w:tcBorders>
+            <w:shd w:val="clear" w:color="auto" w:fill="FFFFFF"/>
+            <w:tcMar>
+              <w:top w:w="0" w:type="dxa"/>
+              <w:bottom w:w="0" w:type="dxa"/>
+              <w:left w:w="0" w:type="dxa"/>
+              <w:right w:w="0" w:type="dxa"/>
+            </w:tcMar>
+            <w:vAlign w:val="center"/>
+          </w:tcPr>
+          <w:p>
+            <w:pPr>
+              <w:pStyle w:val="Normal"/>
+              <w:jc w:val="right"/>
+              <w:pBdr>
+                <w:bottom w:val="none" w:sz="0" w:space="0" w:color="000000"/>
+                <w:top w:val="none" w:sz="0" w:space="0" w:color="000000"/>
+                <w:left w:val="none" w:sz="0" w:space="0" w:color="000000"/>
+                <w:right w:val="none" w:sz="0" w:space="0" w:color="000000"/>
+              </w:pBdr>
+              <w:spacing w:after="100" w:before="100" w:line="240"/>
+              <w:ind w:left="100" w:right="100" w:firstLine="0" w:firstLineChars="0"/>
+              <w:rPr>
+                <w:rFonts w:ascii="Arial" w:hAnsi="Arial" w:eastAsia="Arial" w:cs="Arial"/>
+                <w:i w:val="false"/>
+                <w:b w:val="false"/>
+                <w:u w:val="none"/>
+                <w:strike w:val="false"/>
+                <w:sz w:val="22"/>
+                <w:szCs w:val="22"/>
+                <w:color w:val="000000"/>
+              </w:rPr>
+            </w:pPr>
+            <w:r>
+              <w:rPr>
+                <w:rFonts w:ascii="Arial" w:hAnsi="Arial" w:eastAsia="Arial" w:cs="Arial"/>
+                <w:i w:val="false"/>
+                <w:b w:val="false"/>
+                <w:u w:val="none"/>
+                <w:strike w:val="false"/>
+                <w:sz w:val="22"/>
+                <w:szCs w:val="22"/>
+                <w:color w:val="000000"/>
+              </w:rPr>
+              <w:t xml:space="preserve">0.0456</w:t>
+            </w:r>
+          </w:p>
+        </w:tc>
+        <w:tc>
+          <w:tcPr>
+            <w:tcBorders>
+              <w:bottom w:val="none" w:sz="0" w:space="0" w:color="000000"/>
+              <w:top w:val="none" w:sz="0" w:space="0" w:color="000000"/>
+              <w:left w:val="none" w:sz="0" w:space="0" w:color="000000"/>
+              <w:right w:val="none" w:sz="0" w:space="0" w:color="000000"/>
+            </w:tcBorders>
+            <w:shd w:val="clear" w:color="auto" w:fill="FFFFFF"/>
+            <w:tcMar>
+              <w:top w:w="0" w:type="dxa"/>
+              <w:bottom w:w="0" w:type="dxa"/>
+              <w:left w:w="0" w:type="dxa"/>
+              <w:right w:w="0" w:type="dxa"/>
+            </w:tcMar>
+            <w:vAlign w:val="center"/>
+          </w:tcPr>
+          <w:p>
+            <w:pPr>
+              <w:pStyle w:val="Normal"/>
+              <w:jc w:val="right"/>
+              <w:pBdr>
+                <w:bottom w:val="none" w:sz="0" w:space="0" w:color="000000"/>
+                <w:top w:val="none" w:sz="0" w:space="0" w:color="000000"/>
+                <w:left w:val="none" w:sz="0" w:space="0" w:color="000000"/>
+                <w:right w:val="none" w:sz="0" w:space="0" w:color="000000"/>
+              </w:pBdr>
+              <w:spacing w:after="100" w:before="100" w:line="240"/>
+              <w:ind w:left="100" w:right="100" w:firstLine="0" w:firstLineChars="0"/>
+              <w:rPr>
+                <w:rFonts w:ascii="Arial" w:hAnsi="Arial" w:eastAsia="Arial" w:cs="Arial"/>
+                <w:i w:val="false"/>
+                <w:b w:val="false"/>
+                <w:u w:val="none"/>
+                <w:strike w:val="false"/>
+                <w:sz w:val="22"/>
+                <w:szCs w:val="22"/>
+                <w:color w:val="000000"/>
+              </w:rPr>
+            </w:pPr>
+            <w:r>
+              <w:rPr>
+                <w:rFonts w:ascii="Arial" w:hAnsi="Arial" w:eastAsia="Arial" w:cs="Arial"/>
+                <w:i w:val="false"/>
+                <w:b w:val="false"/>
+                <w:u w:val="none"/>
+                <w:strike w:val="false"/>
+                <w:sz w:val="22"/>
+                <w:szCs w:val="22"/>
+                <w:color w:val="000000"/>
+              </w:rPr>
+              <w:t xml:space="preserve">0.4641</w:t>
             </w:r>
           </w:p>
         </w:tc>
@@ -7482,117 +7482,117 @@
                 <w:szCs w:val="22"/>
                 <w:color w:val="000000"/>
               </w:rPr>
-              <w:t xml:space="preserve">-0.0378</w:t>
-            </w:r>
-          </w:p>
-        </w:tc>
-        <w:tc>
-          <w:tcPr>
-            <w:tcBorders>
-              <w:bottom w:val="none" w:sz="0" w:space="0" w:color="000000"/>
-              <w:top w:val="none" w:sz="0" w:space="0" w:color="000000"/>
-              <w:left w:val="none" w:sz="0" w:space="0" w:color="000000"/>
-              <w:right w:val="none" w:sz="0" w:space="0" w:color="000000"/>
-            </w:tcBorders>
-            <w:shd w:val="clear" w:color="auto" w:fill="FFFFFF"/>
-            <w:tcMar>
-              <w:top w:w="0" w:type="dxa"/>
-              <w:bottom w:w="0" w:type="dxa"/>
-              <w:left w:w="0" w:type="dxa"/>
-              <w:right w:w="0" w:type="dxa"/>
-            </w:tcMar>
-            <w:vAlign w:val="center"/>
-          </w:tcPr>
-          <w:p>
-            <w:pPr>
-              <w:pStyle w:val="Normal"/>
-              <w:jc w:val="right"/>
-              <w:pBdr>
-                <w:bottom w:val="none" w:sz="0" w:space="0" w:color="000000"/>
-                <w:top w:val="none" w:sz="0" w:space="0" w:color="000000"/>
-                <w:left w:val="none" w:sz="0" w:space="0" w:color="000000"/>
-                <w:right w:val="none" w:sz="0" w:space="0" w:color="000000"/>
-              </w:pBdr>
-              <w:spacing w:after="100" w:before="100" w:line="240"/>
-              <w:ind w:left="100" w:right="100" w:firstLine="0" w:firstLineChars="0"/>
-              <w:rPr>
-                <w:rFonts w:ascii="Arial" w:hAnsi="Arial" w:eastAsia="Arial" w:cs="Arial"/>
-                <w:i w:val="false"/>
-                <w:b w:val="false"/>
-                <w:u w:val="none"/>
-                <w:strike w:val="false"/>
-                <w:sz w:val="22"/>
-                <w:szCs w:val="22"/>
-                <w:color w:val="000000"/>
-              </w:rPr>
-            </w:pPr>
-            <w:r>
-              <w:rPr>
-                <w:rFonts w:ascii="Arial" w:hAnsi="Arial" w:eastAsia="Arial" w:cs="Arial"/>
-                <w:i w:val="false"/>
-                <w:b w:val="false"/>
-                <w:u w:val="none"/>
-                <w:strike w:val="false"/>
-                <w:sz w:val="22"/>
-                <w:szCs w:val="22"/>
-                <w:color w:val="000000"/>
-              </w:rPr>
-              <w:t xml:space="preserve">0.0181</w:t>
-            </w:r>
-          </w:p>
-        </w:tc>
-        <w:tc>
-          <w:tcPr>
-            <w:tcBorders>
-              <w:bottom w:val="none" w:sz="0" w:space="0" w:color="000000"/>
-              <w:top w:val="none" w:sz="0" w:space="0" w:color="000000"/>
-              <w:left w:val="none" w:sz="0" w:space="0" w:color="000000"/>
-              <w:right w:val="none" w:sz="0" w:space="0" w:color="000000"/>
-            </w:tcBorders>
-            <w:shd w:val="clear" w:color="auto" w:fill="FFFFFF"/>
-            <w:tcMar>
-              <w:top w:w="0" w:type="dxa"/>
-              <w:bottom w:w="0" w:type="dxa"/>
-              <w:left w:w="0" w:type="dxa"/>
-              <w:right w:w="0" w:type="dxa"/>
-            </w:tcMar>
-            <w:vAlign w:val="center"/>
-          </w:tcPr>
-          <w:p>
-            <w:pPr>
-              <w:pStyle w:val="Normal"/>
-              <w:jc w:val="right"/>
-              <w:pBdr>
-                <w:bottom w:val="none" w:sz="0" w:space="0" w:color="000000"/>
-                <w:top w:val="none" w:sz="0" w:space="0" w:color="000000"/>
-                <w:left w:val="none" w:sz="0" w:space="0" w:color="000000"/>
-                <w:right w:val="none" w:sz="0" w:space="0" w:color="000000"/>
-              </w:pBdr>
-              <w:spacing w:after="100" w:before="100" w:line="240"/>
-              <w:ind w:left="100" w:right="100" w:firstLine="0" w:firstLineChars="0"/>
-              <w:rPr>
-                <w:rFonts w:ascii="Arial" w:hAnsi="Arial" w:eastAsia="Arial" w:cs="Arial"/>
-                <w:i w:val="false"/>
-                <w:b w:val="false"/>
-                <w:u w:val="none"/>
-                <w:strike w:val="false"/>
-                <w:sz w:val="22"/>
-                <w:szCs w:val="22"/>
-                <w:color w:val="000000"/>
-              </w:rPr>
-            </w:pPr>
-            <w:r>
-              <w:rPr>
-                <w:rFonts w:ascii="Arial" w:hAnsi="Arial" w:eastAsia="Arial" w:cs="Arial"/>
-                <w:i w:val="false"/>
-                <w:b w:val="false"/>
-                <w:u w:val="none"/>
-                <w:strike w:val="false"/>
-                <w:sz w:val="22"/>
-                <w:szCs w:val="22"/>
-                <w:color w:val="000000"/>
-              </w:rPr>
-              <w:t xml:space="preserve">0.0363</w:t>
+              <w:t xml:space="preserve">-0.0137</w:t>
+            </w:r>
+          </w:p>
+        </w:tc>
+        <w:tc>
+          <w:tcPr>
+            <w:tcBorders>
+              <w:bottom w:val="none" w:sz="0" w:space="0" w:color="000000"/>
+              <w:top w:val="none" w:sz="0" w:space="0" w:color="000000"/>
+              <w:left w:val="none" w:sz="0" w:space="0" w:color="000000"/>
+              <w:right w:val="none" w:sz="0" w:space="0" w:color="000000"/>
+            </w:tcBorders>
+            <w:shd w:val="clear" w:color="auto" w:fill="FFFFFF"/>
+            <w:tcMar>
+              <w:top w:w="0" w:type="dxa"/>
+              <w:bottom w:w="0" w:type="dxa"/>
+              <w:left w:w="0" w:type="dxa"/>
+              <w:right w:w="0" w:type="dxa"/>
+            </w:tcMar>
+            <w:vAlign w:val="center"/>
+          </w:tcPr>
+          <w:p>
+            <w:pPr>
+              <w:pStyle w:val="Normal"/>
+              <w:jc w:val="right"/>
+              <w:pBdr>
+                <w:bottom w:val="none" w:sz="0" w:space="0" w:color="000000"/>
+                <w:top w:val="none" w:sz="0" w:space="0" w:color="000000"/>
+                <w:left w:val="none" w:sz="0" w:space="0" w:color="000000"/>
+                <w:right w:val="none" w:sz="0" w:space="0" w:color="000000"/>
+              </w:pBdr>
+              <w:spacing w:after="100" w:before="100" w:line="240"/>
+              <w:ind w:left="100" w:right="100" w:firstLine="0" w:firstLineChars="0"/>
+              <w:rPr>
+                <w:rFonts w:ascii="Arial" w:hAnsi="Arial" w:eastAsia="Arial" w:cs="Arial"/>
+                <w:i w:val="false"/>
+                <w:b w:val="false"/>
+                <w:u w:val="none"/>
+                <w:strike w:val="false"/>
+                <w:sz w:val="22"/>
+                <w:szCs w:val="22"/>
+                <w:color w:val="000000"/>
+              </w:rPr>
+            </w:pPr>
+            <w:r>
+              <w:rPr>
+                <w:rFonts w:ascii="Arial" w:hAnsi="Arial" w:eastAsia="Arial" w:cs="Arial"/>
+                <w:i w:val="false"/>
+                <w:b w:val="false"/>
+                <w:u w:val="none"/>
+                <w:strike w:val="false"/>
+                <w:sz w:val="22"/>
+                <w:szCs w:val="22"/>
+                <w:color w:val="000000"/>
+              </w:rPr>
+              <w:t xml:space="preserve">0.0174</w:t>
+            </w:r>
+          </w:p>
+        </w:tc>
+        <w:tc>
+          <w:tcPr>
+            <w:tcBorders>
+              <w:bottom w:val="none" w:sz="0" w:space="0" w:color="000000"/>
+              <w:top w:val="none" w:sz="0" w:space="0" w:color="000000"/>
+              <w:left w:val="none" w:sz="0" w:space="0" w:color="000000"/>
+              <w:right w:val="none" w:sz="0" w:space="0" w:color="000000"/>
+            </w:tcBorders>
+            <w:shd w:val="clear" w:color="auto" w:fill="FFFFFF"/>
+            <w:tcMar>
+              <w:top w:w="0" w:type="dxa"/>
+              <w:bottom w:w="0" w:type="dxa"/>
+              <w:left w:w="0" w:type="dxa"/>
+              <w:right w:w="0" w:type="dxa"/>
+            </w:tcMar>
+            <w:vAlign w:val="center"/>
+          </w:tcPr>
+          <w:p>
+            <w:pPr>
+              <w:pStyle w:val="Normal"/>
+              <w:jc w:val="right"/>
+              <w:pBdr>
+                <w:bottom w:val="none" w:sz="0" w:space="0" w:color="000000"/>
+                <w:top w:val="none" w:sz="0" w:space="0" w:color="000000"/>
+                <w:left w:val="none" w:sz="0" w:space="0" w:color="000000"/>
+                <w:right w:val="none" w:sz="0" w:space="0" w:color="000000"/>
+              </w:pBdr>
+              <w:spacing w:after="100" w:before="100" w:line="240"/>
+              <w:ind w:left="100" w:right="100" w:firstLine="0" w:firstLineChars="0"/>
+              <w:rPr>
+                <w:rFonts w:ascii="Arial" w:hAnsi="Arial" w:eastAsia="Arial" w:cs="Arial"/>
+                <w:i w:val="false"/>
+                <w:b w:val="false"/>
+                <w:u w:val="none"/>
+                <w:strike w:val="false"/>
+                <w:sz w:val="22"/>
+                <w:szCs w:val="22"/>
+                <w:color w:val="000000"/>
+              </w:rPr>
+            </w:pPr>
+            <w:r>
+              <w:rPr>
+                <w:rFonts w:ascii="Arial" w:hAnsi="Arial" w:eastAsia="Arial" w:cs="Arial"/>
+                <w:i w:val="false"/>
+                <w:b w:val="false"/>
+                <w:u w:val="none"/>
+                <w:strike w:val="false"/>
+                <w:sz w:val="22"/>
+                <w:szCs w:val="22"/>
+                <w:color w:val="000000"/>
+              </w:rPr>
+              <w:t xml:space="preserve">0.4307</w:t>
             </w:r>
           </w:p>
         </w:tc>
@@ -7647,172 +7647,172 @@
                 <w:szCs w:val="22"/>
                 <w:color w:val="000000"/>
               </w:rPr>
-              <w:t xml:space="preserve">**</w:t>
-            </w:r>
-          </w:p>
-        </w:tc>
-        <w:tc>
-          <w:tcPr>
-            <w:tcBorders>
-              <w:bottom w:val="none" w:sz="0" w:space="0" w:color="000000"/>
-              <w:top w:val="none" w:sz="0" w:space="0" w:color="000000"/>
-              <w:left w:val="none" w:sz="0" w:space="0" w:color="000000"/>
-              <w:right w:val="none" w:sz="0" w:space="0" w:color="000000"/>
-            </w:tcBorders>
-            <w:shd w:val="clear" w:color="auto" w:fill="FFFFFF"/>
-            <w:tcMar>
-              <w:top w:w="0" w:type="dxa"/>
-              <w:bottom w:w="0" w:type="dxa"/>
-              <w:left w:w="0" w:type="dxa"/>
-              <w:right w:w="0" w:type="dxa"/>
-            </w:tcMar>
-            <w:vAlign w:val="center"/>
-          </w:tcPr>
-          <w:p>
-            <w:pPr>
-              <w:pStyle w:val="Normal"/>
-              <w:jc w:val="right"/>
-              <w:pBdr>
-                <w:bottom w:val="none" w:sz="0" w:space="0" w:color="000000"/>
-                <w:top w:val="none" w:sz="0" w:space="0" w:color="000000"/>
-                <w:left w:val="none" w:sz="0" w:space="0" w:color="000000"/>
-                <w:right w:val="none" w:sz="0" w:space="0" w:color="000000"/>
-              </w:pBdr>
-              <w:spacing w:after="100" w:before="100" w:line="240"/>
-              <w:ind w:left="100" w:right="100" w:firstLine="0" w:firstLineChars="0"/>
-              <w:rPr>
-                <w:rFonts w:ascii="Arial" w:hAnsi="Arial" w:eastAsia="Arial" w:cs="Arial"/>
-                <w:i w:val="false"/>
-                <w:b w:val="false"/>
-                <w:u w:val="none"/>
-                <w:strike w:val="false"/>
-                <w:sz w:val="22"/>
-                <w:szCs w:val="22"/>
-                <w:color w:val="000000"/>
-              </w:rPr>
-            </w:pPr>
-            <w:r>
-              <w:rPr>
-                <w:rFonts w:ascii="Arial" w:hAnsi="Arial" w:eastAsia="Arial" w:cs="Arial"/>
-                <w:i w:val="false"/>
-                <w:b w:val="false"/>
-                <w:u w:val="none"/>
-                <w:strike w:val="false"/>
-                <w:sz w:val="22"/>
-                <w:szCs w:val="22"/>
-                <w:color w:val="000000"/>
-              </w:rPr>
-              <w:t xml:space="preserve">-0.0732</w:t>
-            </w:r>
-          </w:p>
-        </w:tc>
-        <w:tc>
-          <w:tcPr>
-            <w:tcBorders>
-              <w:bottom w:val="none" w:sz="0" w:space="0" w:color="000000"/>
-              <w:top w:val="none" w:sz="0" w:space="0" w:color="000000"/>
-              <w:left w:val="none" w:sz="0" w:space="0" w:color="000000"/>
-              <w:right w:val="none" w:sz="0" w:space="0" w:color="000000"/>
-            </w:tcBorders>
-            <w:shd w:val="clear" w:color="auto" w:fill="FFFFFF"/>
-            <w:tcMar>
-              <w:top w:w="0" w:type="dxa"/>
-              <w:bottom w:w="0" w:type="dxa"/>
-              <w:left w:w="0" w:type="dxa"/>
-              <w:right w:w="0" w:type="dxa"/>
-            </w:tcMar>
-            <w:vAlign w:val="center"/>
-          </w:tcPr>
-          <w:p>
-            <w:pPr>
-              <w:pStyle w:val="Normal"/>
-              <w:jc w:val="right"/>
-              <w:pBdr>
-                <w:bottom w:val="none" w:sz="0" w:space="0" w:color="000000"/>
-                <w:top w:val="none" w:sz="0" w:space="0" w:color="000000"/>
-                <w:left w:val="none" w:sz="0" w:space="0" w:color="000000"/>
-                <w:right w:val="none" w:sz="0" w:space="0" w:color="000000"/>
-              </w:pBdr>
-              <w:spacing w:after="100" w:before="100" w:line="240"/>
-              <w:ind w:left="100" w:right="100" w:firstLine="0" w:firstLineChars="0"/>
-              <w:rPr>
-                <w:rFonts w:ascii="Arial" w:hAnsi="Arial" w:eastAsia="Arial" w:cs="Arial"/>
-                <w:i w:val="false"/>
-                <w:b w:val="false"/>
-                <w:u w:val="none"/>
-                <w:strike w:val="false"/>
-                <w:sz w:val="22"/>
-                <w:szCs w:val="22"/>
-                <w:color w:val="000000"/>
-              </w:rPr>
-            </w:pPr>
-            <w:r>
-              <w:rPr>
-                <w:rFonts w:ascii="Arial" w:hAnsi="Arial" w:eastAsia="Arial" w:cs="Arial"/>
-                <w:i w:val="false"/>
-                <w:b w:val="false"/>
-                <w:u w:val="none"/>
-                <w:strike w:val="false"/>
-                <w:sz w:val="22"/>
-                <w:szCs w:val="22"/>
-                <w:color w:val="000000"/>
-              </w:rPr>
-              <w:t xml:space="preserve">-0.0024</w:t>
-            </w:r>
-          </w:p>
-        </w:tc>
-        <w:tc>
-          <w:tcPr>
-            <w:tcBorders>
-              <w:bottom w:val="none" w:sz="0" w:space="0" w:color="000000"/>
-              <w:top w:val="none" w:sz="0" w:space="0" w:color="000000"/>
-              <w:left w:val="none" w:sz="0" w:space="0" w:color="000000"/>
-              <w:right w:val="none" w:sz="0" w:space="0" w:color="000000"/>
-            </w:tcBorders>
-            <w:shd w:val="clear" w:color="auto" w:fill="FFFFFF"/>
-            <w:tcMar>
-              <w:top w:w="0" w:type="dxa"/>
-              <w:bottom w:w="0" w:type="dxa"/>
-              <w:left w:w="0" w:type="dxa"/>
-              <w:right w:w="0" w:type="dxa"/>
-            </w:tcMar>
-            <w:vAlign w:val="center"/>
-          </w:tcPr>
-          <w:p>
-            <w:pPr>
-              <w:pStyle w:val="Normal"/>
-              <w:jc w:val="right"/>
-              <w:pBdr>
-                <w:bottom w:val="none" w:sz="0" w:space="0" w:color="000000"/>
-                <w:top w:val="none" w:sz="0" w:space="0" w:color="000000"/>
-                <w:left w:val="none" w:sz="0" w:space="0" w:color="000000"/>
-                <w:right w:val="none" w:sz="0" w:space="0" w:color="000000"/>
-              </w:pBdr>
-              <w:spacing w:after="100" w:before="100" w:line="240"/>
-              <w:ind w:left="100" w:right="100" w:firstLine="0" w:firstLineChars="0"/>
-              <w:rPr>
-                <w:rFonts w:ascii="Arial" w:hAnsi="Arial" w:eastAsia="Arial" w:cs="Arial"/>
-                <w:i w:val="false"/>
-                <w:b w:val="false"/>
-                <w:u w:val="none"/>
-                <w:strike w:val="false"/>
-                <w:sz w:val="22"/>
-                <w:szCs w:val="22"/>
-                <w:color w:val="000000"/>
-              </w:rPr>
-            </w:pPr>
-            <w:r>
-              <w:rPr>
-                <w:rFonts w:ascii="Arial" w:hAnsi="Arial" w:eastAsia="Arial" w:cs="Arial"/>
-                <w:i w:val="false"/>
-                <w:b w:val="false"/>
-                <w:u w:val="none"/>
-                <w:strike w:val="false"/>
-                <w:sz w:val="22"/>
-                <w:szCs w:val="22"/>
-                <w:color w:val="000000"/>
-              </w:rPr>
-              <w:t xml:space="preserve">-3.7823</w:t>
+              <w:t xml:space="preserve"/>
+            </w:r>
+          </w:p>
+        </w:tc>
+        <w:tc>
+          <w:tcPr>
+            <w:tcBorders>
+              <w:bottom w:val="none" w:sz="0" w:space="0" w:color="000000"/>
+              <w:top w:val="none" w:sz="0" w:space="0" w:color="000000"/>
+              <w:left w:val="none" w:sz="0" w:space="0" w:color="000000"/>
+              <w:right w:val="none" w:sz="0" w:space="0" w:color="000000"/>
+            </w:tcBorders>
+            <w:shd w:val="clear" w:color="auto" w:fill="FFFFFF"/>
+            <w:tcMar>
+              <w:top w:w="0" w:type="dxa"/>
+              <w:bottom w:w="0" w:type="dxa"/>
+              <w:left w:w="0" w:type="dxa"/>
+              <w:right w:w="0" w:type="dxa"/>
+            </w:tcMar>
+            <w:vAlign w:val="center"/>
+          </w:tcPr>
+          <w:p>
+            <w:pPr>
+              <w:pStyle w:val="Normal"/>
+              <w:jc w:val="right"/>
+              <w:pBdr>
+                <w:bottom w:val="none" w:sz="0" w:space="0" w:color="000000"/>
+                <w:top w:val="none" w:sz="0" w:space="0" w:color="000000"/>
+                <w:left w:val="none" w:sz="0" w:space="0" w:color="000000"/>
+                <w:right w:val="none" w:sz="0" w:space="0" w:color="000000"/>
+              </w:pBdr>
+              <w:spacing w:after="100" w:before="100" w:line="240"/>
+              <w:ind w:left="100" w:right="100" w:firstLine="0" w:firstLineChars="0"/>
+              <w:rPr>
+                <w:rFonts w:ascii="Arial" w:hAnsi="Arial" w:eastAsia="Arial" w:cs="Arial"/>
+                <w:i w:val="false"/>
+                <w:b w:val="false"/>
+                <w:u w:val="none"/>
+                <w:strike w:val="false"/>
+                <w:sz w:val="22"/>
+                <w:szCs w:val="22"/>
+                <w:color w:val="000000"/>
+              </w:rPr>
+            </w:pPr>
+            <w:r>
+              <w:rPr>
+                <w:rFonts w:ascii="Arial" w:hAnsi="Arial" w:eastAsia="Arial" w:cs="Arial"/>
+                <w:i w:val="false"/>
+                <w:b w:val="false"/>
+                <w:u w:val="none"/>
+                <w:strike w:val="false"/>
+                <w:sz w:val="22"/>
+                <w:szCs w:val="22"/>
+                <w:color w:val="000000"/>
+              </w:rPr>
+              <w:t xml:space="preserve">-0.0479</w:t>
+            </w:r>
+          </w:p>
+        </w:tc>
+        <w:tc>
+          <w:tcPr>
+            <w:tcBorders>
+              <w:bottom w:val="none" w:sz="0" w:space="0" w:color="000000"/>
+              <w:top w:val="none" w:sz="0" w:space="0" w:color="000000"/>
+              <w:left w:val="none" w:sz="0" w:space="0" w:color="000000"/>
+              <w:right w:val="none" w:sz="0" w:space="0" w:color="000000"/>
+            </w:tcBorders>
+            <w:shd w:val="clear" w:color="auto" w:fill="FFFFFF"/>
+            <w:tcMar>
+              <w:top w:w="0" w:type="dxa"/>
+              <w:bottom w:w="0" w:type="dxa"/>
+              <w:left w:w="0" w:type="dxa"/>
+              <w:right w:w="0" w:type="dxa"/>
+            </w:tcMar>
+            <w:vAlign w:val="center"/>
+          </w:tcPr>
+          <w:p>
+            <w:pPr>
+              <w:pStyle w:val="Normal"/>
+              <w:jc w:val="right"/>
+              <w:pBdr>
+                <w:bottom w:val="none" w:sz="0" w:space="0" w:color="000000"/>
+                <w:top w:val="none" w:sz="0" w:space="0" w:color="000000"/>
+                <w:left w:val="none" w:sz="0" w:space="0" w:color="000000"/>
+                <w:right w:val="none" w:sz="0" w:space="0" w:color="000000"/>
+              </w:pBdr>
+              <w:spacing w:after="100" w:before="100" w:line="240"/>
+              <w:ind w:left="100" w:right="100" w:firstLine="0" w:firstLineChars="0"/>
+              <w:rPr>
+                <w:rFonts w:ascii="Arial" w:hAnsi="Arial" w:eastAsia="Arial" w:cs="Arial"/>
+                <w:i w:val="false"/>
+                <w:b w:val="false"/>
+                <w:u w:val="none"/>
+                <w:strike w:val="false"/>
+                <w:sz w:val="22"/>
+                <w:szCs w:val="22"/>
+                <w:color w:val="000000"/>
+              </w:rPr>
+            </w:pPr>
+            <w:r>
+              <w:rPr>
+                <w:rFonts w:ascii="Arial" w:hAnsi="Arial" w:eastAsia="Arial" w:cs="Arial"/>
+                <w:i w:val="false"/>
+                <w:b w:val="false"/>
+                <w:u w:val="none"/>
+                <w:strike w:val="false"/>
+                <w:sz w:val="22"/>
+                <w:szCs w:val="22"/>
+                <w:color w:val="000000"/>
+              </w:rPr>
+              <w:t xml:space="preserve">0.0204</w:t>
+            </w:r>
+          </w:p>
+        </w:tc>
+        <w:tc>
+          <w:tcPr>
+            <w:tcBorders>
+              <w:bottom w:val="none" w:sz="0" w:space="0" w:color="000000"/>
+              <w:top w:val="none" w:sz="0" w:space="0" w:color="000000"/>
+              <w:left w:val="none" w:sz="0" w:space="0" w:color="000000"/>
+              <w:right w:val="none" w:sz="0" w:space="0" w:color="000000"/>
+            </w:tcBorders>
+            <w:shd w:val="clear" w:color="auto" w:fill="FFFFFF"/>
+            <w:tcMar>
+              <w:top w:w="0" w:type="dxa"/>
+              <w:bottom w:w="0" w:type="dxa"/>
+              <w:left w:w="0" w:type="dxa"/>
+              <w:right w:w="0" w:type="dxa"/>
+            </w:tcMar>
+            <w:vAlign w:val="center"/>
+          </w:tcPr>
+          <w:p>
+            <w:pPr>
+              <w:pStyle w:val="Normal"/>
+              <w:jc w:val="right"/>
+              <w:pBdr>
+                <w:bottom w:val="none" w:sz="0" w:space="0" w:color="000000"/>
+                <w:top w:val="none" w:sz="0" w:space="0" w:color="000000"/>
+                <w:left w:val="none" w:sz="0" w:space="0" w:color="000000"/>
+                <w:right w:val="none" w:sz="0" w:space="0" w:color="000000"/>
+              </w:pBdr>
+              <w:spacing w:after="100" w:before="100" w:line="240"/>
+              <w:ind w:left="100" w:right="100" w:firstLine="0" w:firstLineChars="0"/>
+              <w:rPr>
+                <w:rFonts w:ascii="Arial" w:hAnsi="Arial" w:eastAsia="Arial" w:cs="Arial"/>
+                <w:i w:val="false"/>
+                <w:b w:val="false"/>
+                <w:u w:val="none"/>
+                <w:strike w:val="false"/>
+                <w:sz w:val="22"/>
+                <w:szCs w:val="22"/>
+                <w:color w:val="000000"/>
+              </w:rPr>
+            </w:pPr>
+            <w:r>
+              <w:rPr>
+                <w:rFonts w:ascii="Arial" w:hAnsi="Arial" w:eastAsia="Arial" w:cs="Arial"/>
+                <w:i w:val="false"/>
+                <w:b w:val="false"/>
+                <w:u w:val="none"/>
+                <w:strike w:val="false"/>
+                <w:sz w:val="22"/>
+                <w:szCs w:val="22"/>
+                <w:color w:val="000000"/>
+              </w:rPr>
+              <w:t xml:space="preserve">-1.3747</w:t>
             </w:r>
           </w:p>
         </w:tc>
@@ -8037,117 +8037,117 @@
                 <w:szCs w:val="22"/>
                 <w:color w:val="000000"/>
               </w:rPr>
-              <w:t xml:space="preserve">-0.0615</w:t>
-            </w:r>
-          </w:p>
-        </w:tc>
-        <w:tc>
-          <w:tcPr>
-            <w:tcBorders>
-              <w:bottom w:val="none" w:sz="0" w:space="0" w:color="000000"/>
-              <w:top w:val="none" w:sz="0" w:space="0" w:color="000000"/>
-              <w:left w:val="none" w:sz="0" w:space="0" w:color="000000"/>
-              <w:right w:val="none" w:sz="0" w:space="0" w:color="000000"/>
-            </w:tcBorders>
-            <w:shd w:val="clear" w:color="auto" w:fill="FFFFFF"/>
-            <w:tcMar>
-              <w:top w:w="0" w:type="dxa"/>
-              <w:bottom w:w="0" w:type="dxa"/>
-              <w:left w:w="0" w:type="dxa"/>
-              <w:right w:w="0" w:type="dxa"/>
-            </w:tcMar>
-            <w:vAlign w:val="center"/>
-          </w:tcPr>
-          <w:p>
-            <w:pPr>
-              <w:pStyle w:val="Normal"/>
-              <w:jc w:val="right"/>
-              <w:pBdr>
-                <w:bottom w:val="none" w:sz="0" w:space="0" w:color="000000"/>
-                <w:top w:val="none" w:sz="0" w:space="0" w:color="000000"/>
-                <w:left w:val="none" w:sz="0" w:space="0" w:color="000000"/>
-                <w:right w:val="none" w:sz="0" w:space="0" w:color="000000"/>
-              </w:pBdr>
-              <w:spacing w:after="100" w:before="100" w:line="240"/>
-              <w:ind w:left="100" w:right="100" w:firstLine="0" w:firstLineChars="0"/>
-              <w:rPr>
-                <w:rFonts w:ascii="Arial" w:hAnsi="Arial" w:eastAsia="Arial" w:cs="Arial"/>
-                <w:i w:val="false"/>
-                <w:b w:val="false"/>
-                <w:u w:val="none"/>
-                <w:strike w:val="false"/>
-                <w:sz w:val="22"/>
-                <w:szCs w:val="22"/>
-                <w:color w:val="000000"/>
-              </w:rPr>
-            </w:pPr>
-            <w:r>
-              <w:rPr>
-                <w:rFonts w:ascii="Arial" w:hAnsi="Arial" w:eastAsia="Arial" w:cs="Arial"/>
-                <w:i w:val="false"/>
-                <w:b w:val="false"/>
-                <w:u w:val="none"/>
-                <w:strike w:val="false"/>
-                <w:sz w:val="22"/>
-                <w:szCs w:val="22"/>
-                <w:color w:val="000000"/>
-              </w:rPr>
-              <w:t xml:space="preserve">0.0223</w:t>
-            </w:r>
-          </w:p>
-        </w:tc>
-        <w:tc>
-          <w:tcPr>
-            <w:tcBorders>
-              <w:bottom w:val="none" w:sz="0" w:space="0" w:color="000000"/>
-              <w:top w:val="none" w:sz="0" w:space="0" w:color="000000"/>
-              <w:left w:val="none" w:sz="0" w:space="0" w:color="000000"/>
-              <w:right w:val="none" w:sz="0" w:space="0" w:color="000000"/>
-            </w:tcBorders>
-            <w:shd w:val="clear" w:color="auto" w:fill="FFFFFF"/>
-            <w:tcMar>
-              <w:top w:w="0" w:type="dxa"/>
-              <w:bottom w:w="0" w:type="dxa"/>
-              <w:left w:w="0" w:type="dxa"/>
-              <w:right w:w="0" w:type="dxa"/>
-            </w:tcMar>
-            <w:vAlign w:val="center"/>
-          </w:tcPr>
-          <w:p>
-            <w:pPr>
-              <w:pStyle w:val="Normal"/>
-              <w:jc w:val="right"/>
-              <w:pBdr>
-                <w:bottom w:val="none" w:sz="0" w:space="0" w:color="000000"/>
-                <w:top w:val="none" w:sz="0" w:space="0" w:color="000000"/>
-                <w:left w:val="none" w:sz="0" w:space="0" w:color="000000"/>
-                <w:right w:val="none" w:sz="0" w:space="0" w:color="000000"/>
-              </w:pBdr>
-              <w:spacing w:after="100" w:before="100" w:line="240"/>
-              <w:ind w:left="100" w:right="100" w:firstLine="0" w:firstLineChars="0"/>
-              <w:rPr>
-                <w:rFonts w:ascii="Arial" w:hAnsi="Arial" w:eastAsia="Arial" w:cs="Arial"/>
-                <w:i w:val="false"/>
-                <w:b w:val="false"/>
-                <w:u w:val="none"/>
-                <w:strike w:val="false"/>
-                <w:sz w:val="22"/>
-                <w:szCs w:val="22"/>
-                <w:color w:val="000000"/>
-              </w:rPr>
-            </w:pPr>
-            <w:r>
-              <w:rPr>
-                <w:rFonts w:ascii="Arial" w:hAnsi="Arial" w:eastAsia="Arial" w:cs="Arial"/>
-                <w:i w:val="false"/>
-                <w:b w:val="false"/>
-                <w:u w:val="none"/>
-                <w:strike w:val="false"/>
-                <w:sz w:val="22"/>
-                <w:szCs w:val="22"/>
-                <w:color w:val="000000"/>
-              </w:rPr>
-              <w:t xml:space="preserve">0.0057</w:t>
+              <w:t xml:space="preserve">-0.0221</w:t>
+            </w:r>
+          </w:p>
+        </w:tc>
+        <w:tc>
+          <w:tcPr>
+            <w:tcBorders>
+              <w:bottom w:val="none" w:sz="0" w:space="0" w:color="000000"/>
+              <w:top w:val="none" w:sz="0" w:space="0" w:color="000000"/>
+              <w:left w:val="none" w:sz="0" w:space="0" w:color="000000"/>
+              <w:right w:val="none" w:sz="0" w:space="0" w:color="000000"/>
+            </w:tcBorders>
+            <w:shd w:val="clear" w:color="auto" w:fill="FFFFFF"/>
+            <w:tcMar>
+              <w:top w:w="0" w:type="dxa"/>
+              <w:bottom w:w="0" w:type="dxa"/>
+              <w:left w:w="0" w:type="dxa"/>
+              <w:right w:w="0" w:type="dxa"/>
+            </w:tcMar>
+            <w:vAlign w:val="center"/>
+          </w:tcPr>
+          <w:p>
+            <w:pPr>
+              <w:pStyle w:val="Normal"/>
+              <w:jc w:val="right"/>
+              <w:pBdr>
+                <w:bottom w:val="none" w:sz="0" w:space="0" w:color="000000"/>
+                <w:top w:val="none" w:sz="0" w:space="0" w:color="000000"/>
+                <w:left w:val="none" w:sz="0" w:space="0" w:color="000000"/>
+                <w:right w:val="none" w:sz="0" w:space="0" w:color="000000"/>
+              </w:pBdr>
+              <w:spacing w:after="100" w:before="100" w:line="240"/>
+              <w:ind w:left="100" w:right="100" w:firstLine="0" w:firstLineChars="0"/>
+              <w:rPr>
+                <w:rFonts w:ascii="Arial" w:hAnsi="Arial" w:eastAsia="Arial" w:cs="Arial"/>
+                <w:i w:val="false"/>
+                <w:b w:val="false"/>
+                <w:u w:val="none"/>
+                <w:strike w:val="false"/>
+                <w:sz w:val="22"/>
+                <w:szCs w:val="22"/>
+                <w:color w:val="000000"/>
+              </w:rPr>
+            </w:pPr>
+            <w:r>
+              <w:rPr>
+                <w:rFonts w:ascii="Arial" w:hAnsi="Arial" w:eastAsia="Arial" w:cs="Arial"/>
+                <w:i w:val="false"/>
+                <w:b w:val="false"/>
+                <w:u w:val="none"/>
+                <w:strike w:val="false"/>
+                <w:sz w:val="22"/>
+                <w:szCs w:val="22"/>
+                <w:color w:val="000000"/>
+              </w:rPr>
+              <w:t xml:space="preserve">0.0215</w:t>
+            </w:r>
+          </w:p>
+        </w:tc>
+        <w:tc>
+          <w:tcPr>
+            <w:tcBorders>
+              <w:bottom w:val="none" w:sz="0" w:space="0" w:color="000000"/>
+              <w:top w:val="none" w:sz="0" w:space="0" w:color="000000"/>
+              <w:left w:val="none" w:sz="0" w:space="0" w:color="000000"/>
+              <w:right w:val="none" w:sz="0" w:space="0" w:color="000000"/>
+            </w:tcBorders>
+            <w:shd w:val="clear" w:color="auto" w:fill="FFFFFF"/>
+            <w:tcMar>
+              <w:top w:w="0" w:type="dxa"/>
+              <w:bottom w:w="0" w:type="dxa"/>
+              <w:left w:w="0" w:type="dxa"/>
+              <w:right w:w="0" w:type="dxa"/>
+            </w:tcMar>
+            <w:vAlign w:val="center"/>
+          </w:tcPr>
+          <w:p>
+            <w:pPr>
+              <w:pStyle w:val="Normal"/>
+              <w:jc w:val="right"/>
+              <w:pBdr>
+                <w:bottom w:val="none" w:sz="0" w:space="0" w:color="000000"/>
+                <w:top w:val="none" w:sz="0" w:space="0" w:color="000000"/>
+                <w:left w:val="none" w:sz="0" w:space="0" w:color="000000"/>
+                <w:right w:val="none" w:sz="0" w:space="0" w:color="000000"/>
+              </w:pBdr>
+              <w:spacing w:after="100" w:before="100" w:line="240"/>
+              <w:ind w:left="100" w:right="100" w:firstLine="0" w:firstLineChars="0"/>
+              <w:rPr>
+                <w:rFonts w:ascii="Arial" w:hAnsi="Arial" w:eastAsia="Arial" w:cs="Arial"/>
+                <w:i w:val="false"/>
+                <w:b w:val="false"/>
+                <w:u w:val="none"/>
+                <w:strike w:val="false"/>
+                <w:sz w:val="22"/>
+                <w:szCs w:val="22"/>
+                <w:color w:val="000000"/>
+              </w:rPr>
+            </w:pPr>
+            <w:r>
+              <w:rPr>
+                <w:rFonts w:ascii="Arial" w:hAnsi="Arial" w:eastAsia="Arial" w:cs="Arial"/>
+                <w:i w:val="false"/>
+                <w:b w:val="false"/>
+                <w:u w:val="none"/>
+                <w:strike w:val="false"/>
+                <w:sz w:val="22"/>
+                <w:szCs w:val="22"/>
+                <w:color w:val="000000"/>
+              </w:rPr>
+              <w:t xml:space="preserve">0.3044</w:t>
             </w:r>
           </w:p>
         </w:tc>
@@ -8202,172 +8202,172 @@
                 <w:szCs w:val="22"/>
                 <w:color w:val="000000"/>
               </w:rPr>
-              <w:t xml:space="preserve">***</w:t>
-            </w:r>
-          </w:p>
-        </w:tc>
-        <w:tc>
-          <w:tcPr>
-            <w:tcBorders>
-              <w:bottom w:val="none" w:sz="0" w:space="0" w:color="000000"/>
-              <w:top w:val="none" w:sz="0" w:space="0" w:color="000000"/>
-              <w:left w:val="none" w:sz="0" w:space="0" w:color="000000"/>
-              <w:right w:val="none" w:sz="0" w:space="0" w:color="000000"/>
-            </w:tcBorders>
-            <w:shd w:val="clear" w:color="auto" w:fill="FFFFFF"/>
-            <w:tcMar>
-              <w:top w:w="0" w:type="dxa"/>
-              <w:bottom w:w="0" w:type="dxa"/>
-              <w:left w:w="0" w:type="dxa"/>
-              <w:right w:w="0" w:type="dxa"/>
-            </w:tcMar>
-            <w:vAlign w:val="center"/>
-          </w:tcPr>
-          <w:p>
-            <w:pPr>
-              <w:pStyle w:val="Normal"/>
-              <w:jc w:val="right"/>
-              <w:pBdr>
-                <w:bottom w:val="none" w:sz="0" w:space="0" w:color="000000"/>
-                <w:top w:val="none" w:sz="0" w:space="0" w:color="000000"/>
-                <w:left w:val="none" w:sz="0" w:space="0" w:color="000000"/>
-                <w:right w:val="none" w:sz="0" w:space="0" w:color="000000"/>
-              </w:pBdr>
-              <w:spacing w:after="100" w:before="100" w:line="240"/>
-              <w:ind w:left="100" w:right="100" w:firstLine="0" w:firstLineChars="0"/>
-              <w:rPr>
-                <w:rFonts w:ascii="Arial" w:hAnsi="Arial" w:eastAsia="Arial" w:cs="Arial"/>
-                <w:i w:val="false"/>
-                <w:b w:val="false"/>
-                <w:u w:val="none"/>
-                <w:strike w:val="false"/>
-                <w:sz w:val="22"/>
-                <w:szCs w:val="22"/>
-                <w:color w:val="000000"/>
-              </w:rPr>
-            </w:pPr>
-            <w:r>
-              <w:rPr>
-                <w:rFonts w:ascii="Arial" w:hAnsi="Arial" w:eastAsia="Arial" w:cs="Arial"/>
-                <w:i w:val="false"/>
-                <w:b w:val="false"/>
-                <w:u w:val="none"/>
-                <w:strike w:val="false"/>
-                <w:sz w:val="22"/>
-                <w:szCs w:val="22"/>
-                <w:color w:val="000000"/>
-              </w:rPr>
-              <w:t xml:space="preserve">-0.1051</w:t>
-            </w:r>
-          </w:p>
-        </w:tc>
-        <w:tc>
-          <w:tcPr>
-            <w:tcBorders>
-              <w:bottom w:val="none" w:sz="0" w:space="0" w:color="000000"/>
-              <w:top w:val="none" w:sz="0" w:space="0" w:color="000000"/>
-              <w:left w:val="none" w:sz="0" w:space="0" w:color="000000"/>
-              <w:right w:val="none" w:sz="0" w:space="0" w:color="000000"/>
-            </w:tcBorders>
-            <w:shd w:val="clear" w:color="auto" w:fill="FFFFFF"/>
-            <w:tcMar>
-              <w:top w:w="0" w:type="dxa"/>
-              <w:bottom w:w="0" w:type="dxa"/>
-              <w:left w:w="0" w:type="dxa"/>
-              <w:right w:w="0" w:type="dxa"/>
-            </w:tcMar>
-            <w:vAlign w:val="center"/>
-          </w:tcPr>
-          <w:p>
-            <w:pPr>
-              <w:pStyle w:val="Normal"/>
-              <w:jc w:val="right"/>
-              <w:pBdr>
-                <w:bottom w:val="none" w:sz="0" w:space="0" w:color="000000"/>
-                <w:top w:val="none" w:sz="0" w:space="0" w:color="000000"/>
-                <w:left w:val="none" w:sz="0" w:space="0" w:color="000000"/>
-                <w:right w:val="none" w:sz="0" w:space="0" w:color="000000"/>
-              </w:pBdr>
-              <w:spacing w:after="100" w:before="100" w:line="240"/>
-              <w:ind w:left="100" w:right="100" w:firstLine="0" w:firstLineChars="0"/>
-              <w:rPr>
-                <w:rFonts w:ascii="Arial" w:hAnsi="Arial" w:eastAsia="Arial" w:cs="Arial"/>
-                <w:i w:val="false"/>
-                <w:b w:val="false"/>
-                <w:u w:val="none"/>
-                <w:strike w:val="false"/>
-                <w:sz w:val="22"/>
-                <w:szCs w:val="22"/>
-                <w:color w:val="000000"/>
-              </w:rPr>
-            </w:pPr>
-            <w:r>
-              <w:rPr>
-                <w:rFonts w:ascii="Arial" w:hAnsi="Arial" w:eastAsia="Arial" w:cs="Arial"/>
-                <w:i w:val="false"/>
-                <w:b w:val="false"/>
-                <w:u w:val="none"/>
-                <w:strike w:val="false"/>
-                <w:sz w:val="22"/>
-                <w:szCs w:val="22"/>
-                <w:color w:val="000000"/>
-              </w:rPr>
-              <w:t xml:space="preserve">-0.0179</w:t>
-            </w:r>
-          </w:p>
-        </w:tc>
-        <w:tc>
-          <w:tcPr>
-            <w:tcBorders>
-              <w:bottom w:val="none" w:sz="0" w:space="0" w:color="000000"/>
-              <w:top w:val="none" w:sz="0" w:space="0" w:color="000000"/>
-              <w:left w:val="none" w:sz="0" w:space="0" w:color="000000"/>
-              <w:right w:val="none" w:sz="0" w:space="0" w:color="000000"/>
-            </w:tcBorders>
-            <w:shd w:val="clear" w:color="auto" w:fill="FFFFFF"/>
-            <w:tcMar>
-              <w:top w:w="0" w:type="dxa"/>
-              <w:bottom w:w="0" w:type="dxa"/>
-              <w:left w:w="0" w:type="dxa"/>
-              <w:right w:w="0" w:type="dxa"/>
-            </w:tcMar>
-            <w:vAlign w:val="center"/>
-          </w:tcPr>
-          <w:p>
-            <w:pPr>
-              <w:pStyle w:val="Normal"/>
-              <w:jc w:val="right"/>
-              <w:pBdr>
-                <w:bottom w:val="none" w:sz="0" w:space="0" w:color="000000"/>
-                <w:top w:val="none" w:sz="0" w:space="0" w:color="000000"/>
-                <w:left w:val="none" w:sz="0" w:space="0" w:color="000000"/>
-                <w:right w:val="none" w:sz="0" w:space="0" w:color="000000"/>
-              </w:pBdr>
-              <w:spacing w:after="100" w:before="100" w:line="240"/>
-              <w:ind w:left="100" w:right="100" w:firstLine="0" w:firstLineChars="0"/>
-              <w:rPr>
-                <w:rFonts w:ascii="Arial" w:hAnsi="Arial" w:eastAsia="Arial" w:cs="Arial"/>
-                <w:i w:val="false"/>
-                <w:b w:val="false"/>
-                <w:u w:val="none"/>
-                <w:strike w:val="false"/>
-                <w:sz w:val="22"/>
-                <w:szCs w:val="22"/>
-                <w:color w:val="000000"/>
-              </w:rPr>
-            </w:pPr>
-            <w:r>
-              <w:rPr>
-                <w:rFonts w:ascii="Arial" w:hAnsi="Arial" w:eastAsia="Arial" w:cs="Arial"/>
-                <w:i w:val="false"/>
-                <w:b w:val="false"/>
-                <w:u w:val="none"/>
-                <w:strike w:val="false"/>
-                <w:sz w:val="22"/>
-                <w:szCs w:val="22"/>
-                <w:color w:val="000000"/>
-              </w:rPr>
-              <w:t xml:space="preserve">-6.1491</w:t>
+              <w:t xml:space="preserve"/>
+            </w:r>
+          </w:p>
+        </w:tc>
+        <w:tc>
+          <w:tcPr>
+            <w:tcBorders>
+              <w:bottom w:val="none" w:sz="0" w:space="0" w:color="000000"/>
+              <w:top w:val="none" w:sz="0" w:space="0" w:color="000000"/>
+              <w:left w:val="none" w:sz="0" w:space="0" w:color="000000"/>
+              <w:right w:val="none" w:sz="0" w:space="0" w:color="000000"/>
+            </w:tcBorders>
+            <w:shd w:val="clear" w:color="auto" w:fill="FFFFFF"/>
+            <w:tcMar>
+              <w:top w:w="0" w:type="dxa"/>
+              <w:bottom w:w="0" w:type="dxa"/>
+              <w:left w:w="0" w:type="dxa"/>
+              <w:right w:w="0" w:type="dxa"/>
+            </w:tcMar>
+            <w:vAlign w:val="center"/>
+          </w:tcPr>
+          <w:p>
+            <w:pPr>
+              <w:pStyle w:val="Normal"/>
+              <w:jc w:val="right"/>
+              <w:pBdr>
+                <w:bottom w:val="none" w:sz="0" w:space="0" w:color="000000"/>
+                <w:top w:val="none" w:sz="0" w:space="0" w:color="000000"/>
+                <w:left w:val="none" w:sz="0" w:space="0" w:color="000000"/>
+                <w:right w:val="none" w:sz="0" w:space="0" w:color="000000"/>
+              </w:pBdr>
+              <w:spacing w:after="100" w:before="100" w:line="240"/>
+              <w:ind w:left="100" w:right="100" w:firstLine="0" w:firstLineChars="0"/>
+              <w:rPr>
+                <w:rFonts w:ascii="Arial" w:hAnsi="Arial" w:eastAsia="Arial" w:cs="Arial"/>
+                <w:i w:val="false"/>
+                <w:b w:val="false"/>
+                <w:u w:val="none"/>
+                <w:strike w:val="false"/>
+                <w:sz w:val="22"/>
+                <w:szCs w:val="22"/>
+                <w:color w:val="000000"/>
+              </w:rPr>
+            </w:pPr>
+            <w:r>
+              <w:rPr>
+                <w:rFonts w:ascii="Arial" w:hAnsi="Arial" w:eastAsia="Arial" w:cs="Arial"/>
+                <w:i w:val="false"/>
+                <w:b w:val="false"/>
+                <w:u w:val="none"/>
+                <w:strike w:val="false"/>
+                <w:sz w:val="22"/>
+                <w:szCs w:val="22"/>
+                <w:color w:val="000000"/>
+              </w:rPr>
+              <w:t xml:space="preserve">-0.0642</w:t>
+            </w:r>
+          </w:p>
+        </w:tc>
+        <w:tc>
+          <w:tcPr>
+            <w:tcBorders>
+              <w:bottom w:val="none" w:sz="0" w:space="0" w:color="000000"/>
+              <w:top w:val="none" w:sz="0" w:space="0" w:color="000000"/>
+              <w:left w:val="none" w:sz="0" w:space="0" w:color="000000"/>
+              <w:right w:val="none" w:sz="0" w:space="0" w:color="000000"/>
+            </w:tcBorders>
+            <w:shd w:val="clear" w:color="auto" w:fill="FFFFFF"/>
+            <w:tcMar>
+              <w:top w:w="0" w:type="dxa"/>
+              <w:bottom w:w="0" w:type="dxa"/>
+              <w:left w:w="0" w:type="dxa"/>
+              <w:right w:w="0" w:type="dxa"/>
+            </w:tcMar>
+            <w:vAlign w:val="center"/>
+          </w:tcPr>
+          <w:p>
+            <w:pPr>
+              <w:pStyle w:val="Normal"/>
+              <w:jc w:val="right"/>
+              <w:pBdr>
+                <w:bottom w:val="none" w:sz="0" w:space="0" w:color="000000"/>
+                <w:top w:val="none" w:sz="0" w:space="0" w:color="000000"/>
+                <w:left w:val="none" w:sz="0" w:space="0" w:color="000000"/>
+                <w:right w:val="none" w:sz="0" w:space="0" w:color="000000"/>
+              </w:pBdr>
+              <w:spacing w:after="100" w:before="100" w:line="240"/>
+              <w:ind w:left="100" w:right="100" w:firstLine="0" w:firstLineChars="0"/>
+              <w:rPr>
+                <w:rFonts w:ascii="Arial" w:hAnsi="Arial" w:eastAsia="Arial" w:cs="Arial"/>
+                <w:i w:val="false"/>
+                <w:b w:val="false"/>
+                <w:u w:val="none"/>
+                <w:strike w:val="false"/>
+                <w:sz w:val="22"/>
+                <w:szCs w:val="22"/>
+                <w:color w:val="000000"/>
+              </w:rPr>
+            </w:pPr>
+            <w:r>
+              <w:rPr>
+                <w:rFonts w:ascii="Arial" w:hAnsi="Arial" w:eastAsia="Arial" w:cs="Arial"/>
+                <w:i w:val="false"/>
+                <w:b w:val="false"/>
+                <w:u w:val="none"/>
+                <w:strike w:val="false"/>
+                <w:sz w:val="22"/>
+                <w:szCs w:val="22"/>
+                <w:color w:val="000000"/>
+              </w:rPr>
+              <w:t xml:space="preserve">0.0201</w:t>
+            </w:r>
+          </w:p>
+        </w:tc>
+        <w:tc>
+          <w:tcPr>
+            <w:tcBorders>
+              <w:bottom w:val="none" w:sz="0" w:space="0" w:color="000000"/>
+              <w:top w:val="none" w:sz="0" w:space="0" w:color="000000"/>
+              <w:left w:val="none" w:sz="0" w:space="0" w:color="000000"/>
+              <w:right w:val="none" w:sz="0" w:space="0" w:color="000000"/>
+            </w:tcBorders>
+            <w:shd w:val="clear" w:color="auto" w:fill="FFFFFF"/>
+            <w:tcMar>
+              <w:top w:w="0" w:type="dxa"/>
+              <w:bottom w:w="0" w:type="dxa"/>
+              <w:left w:w="0" w:type="dxa"/>
+              <w:right w:w="0" w:type="dxa"/>
+            </w:tcMar>
+            <w:vAlign w:val="center"/>
+          </w:tcPr>
+          <w:p>
+            <w:pPr>
+              <w:pStyle w:val="Normal"/>
+              <w:jc w:val="right"/>
+              <w:pBdr>
+                <w:bottom w:val="none" w:sz="0" w:space="0" w:color="000000"/>
+                <w:top w:val="none" w:sz="0" w:space="0" w:color="000000"/>
+                <w:left w:val="none" w:sz="0" w:space="0" w:color="000000"/>
+                <w:right w:val="none" w:sz="0" w:space="0" w:color="000000"/>
+              </w:pBdr>
+              <w:spacing w:after="100" w:before="100" w:line="240"/>
+              <w:ind w:left="100" w:right="100" w:firstLine="0" w:firstLineChars="0"/>
+              <w:rPr>
+                <w:rFonts w:ascii="Arial" w:hAnsi="Arial" w:eastAsia="Arial" w:cs="Arial"/>
+                <w:i w:val="false"/>
+                <w:b w:val="false"/>
+                <w:u w:val="none"/>
+                <w:strike w:val="false"/>
+                <w:sz w:val="22"/>
+                <w:szCs w:val="22"/>
+                <w:color w:val="000000"/>
+              </w:rPr>
+            </w:pPr>
+            <w:r>
+              <w:rPr>
+                <w:rFonts w:ascii="Arial" w:hAnsi="Arial" w:eastAsia="Arial" w:cs="Arial"/>
+                <w:i w:val="false"/>
+                <w:b w:val="false"/>
+                <w:u w:val="none"/>
+                <w:strike w:val="false"/>
+                <w:sz w:val="22"/>
+                <w:szCs w:val="22"/>
+                <w:color w:val="000000"/>
+              </w:rPr>
+              <w:t xml:space="preserve">-2.2080</w:t>
             </w:r>
           </w:p>
         </w:tc>
@@ -8592,117 +8592,117 @@
                 <w:szCs w:val="22"/>
                 <w:color w:val="000000"/>
               </w:rPr>
-              <w:t xml:space="preserve">-0.0372</w:t>
-            </w:r>
-          </w:p>
-        </w:tc>
-        <w:tc>
-          <w:tcPr>
-            <w:tcBorders>
-              <w:bottom w:val="none" w:sz="0" w:space="0" w:color="000000"/>
-              <w:top w:val="none" w:sz="0" w:space="0" w:color="000000"/>
-              <w:left w:val="none" w:sz="0" w:space="0" w:color="000000"/>
-              <w:right w:val="none" w:sz="0" w:space="0" w:color="000000"/>
-            </w:tcBorders>
-            <w:shd w:val="clear" w:color="auto" w:fill="FFFFFF"/>
-            <w:tcMar>
-              <w:top w:w="0" w:type="dxa"/>
-              <w:bottom w:w="0" w:type="dxa"/>
-              <w:left w:w="0" w:type="dxa"/>
-              <w:right w:w="0" w:type="dxa"/>
-            </w:tcMar>
-            <w:vAlign w:val="center"/>
-          </w:tcPr>
-          <w:p>
-            <w:pPr>
-              <w:pStyle w:val="Normal"/>
-              <w:jc w:val="right"/>
-              <w:pBdr>
-                <w:bottom w:val="none" w:sz="0" w:space="0" w:color="000000"/>
-                <w:top w:val="none" w:sz="0" w:space="0" w:color="000000"/>
-                <w:left w:val="none" w:sz="0" w:space="0" w:color="000000"/>
-                <w:right w:val="none" w:sz="0" w:space="0" w:color="000000"/>
-              </w:pBdr>
-              <w:spacing w:after="100" w:before="100" w:line="240"/>
-              <w:ind w:left="100" w:right="100" w:firstLine="0" w:firstLineChars="0"/>
-              <w:rPr>
-                <w:rFonts w:ascii="Arial" w:hAnsi="Arial" w:eastAsia="Arial" w:cs="Arial"/>
-                <w:i w:val="false"/>
-                <w:b w:val="false"/>
-                <w:u w:val="none"/>
-                <w:strike w:val="false"/>
-                <w:sz w:val="22"/>
-                <w:szCs w:val="22"/>
-                <w:color w:val="000000"/>
-              </w:rPr>
-            </w:pPr>
-            <w:r>
-              <w:rPr>
-                <w:rFonts w:ascii="Arial" w:hAnsi="Arial" w:eastAsia="Arial" w:cs="Arial"/>
-                <w:i w:val="false"/>
-                <w:b w:val="false"/>
-                <w:u w:val="none"/>
-                <w:strike w:val="false"/>
-                <w:sz w:val="22"/>
-                <w:szCs w:val="22"/>
-                <w:color w:val="000000"/>
-              </w:rPr>
-              <w:t xml:space="preserve">0.0177</w:t>
-            </w:r>
-          </w:p>
-        </w:tc>
-        <w:tc>
-          <w:tcPr>
-            <w:tcBorders>
-              <w:bottom w:val="none" w:sz="0" w:space="0" w:color="000000"/>
-              <w:top w:val="none" w:sz="0" w:space="0" w:color="000000"/>
-              <w:left w:val="none" w:sz="0" w:space="0" w:color="000000"/>
-              <w:right w:val="none" w:sz="0" w:space="0" w:color="000000"/>
-            </w:tcBorders>
-            <w:shd w:val="clear" w:color="auto" w:fill="FFFFFF"/>
-            <w:tcMar>
-              <w:top w:w="0" w:type="dxa"/>
-              <w:bottom w:w="0" w:type="dxa"/>
-              <w:left w:w="0" w:type="dxa"/>
-              <w:right w:w="0" w:type="dxa"/>
-            </w:tcMar>
-            <w:vAlign w:val="center"/>
-          </w:tcPr>
-          <w:p>
-            <w:pPr>
-              <w:pStyle w:val="Normal"/>
-              <w:jc w:val="right"/>
-              <w:pBdr>
-                <w:bottom w:val="none" w:sz="0" w:space="0" w:color="000000"/>
-                <w:top w:val="none" w:sz="0" w:space="0" w:color="000000"/>
-                <w:left w:val="none" w:sz="0" w:space="0" w:color="000000"/>
-                <w:right w:val="none" w:sz="0" w:space="0" w:color="000000"/>
-              </w:pBdr>
-              <w:spacing w:after="100" w:before="100" w:line="240"/>
-              <w:ind w:left="100" w:right="100" w:firstLine="0" w:firstLineChars="0"/>
-              <w:rPr>
-                <w:rFonts w:ascii="Arial" w:hAnsi="Arial" w:eastAsia="Arial" w:cs="Arial"/>
-                <w:i w:val="false"/>
-                <w:b w:val="false"/>
-                <w:u w:val="none"/>
-                <w:strike w:val="false"/>
-                <w:sz w:val="22"/>
-                <w:szCs w:val="22"/>
-                <w:color w:val="000000"/>
-              </w:rPr>
-            </w:pPr>
-            <w:r>
-              <w:rPr>
-                <w:rFonts w:ascii="Arial" w:hAnsi="Arial" w:eastAsia="Arial" w:cs="Arial"/>
-                <w:i w:val="false"/>
-                <w:b w:val="false"/>
-                <w:u w:val="none"/>
-                <w:strike w:val="false"/>
-                <w:sz w:val="22"/>
-                <w:szCs w:val="22"/>
-                <w:color w:val="000000"/>
-              </w:rPr>
-              <w:t xml:space="preserve">0.0354</w:t>
+              <w:t xml:space="preserve">-0.0077</w:t>
+            </w:r>
+          </w:p>
+        </w:tc>
+        <w:tc>
+          <w:tcPr>
+            <w:tcBorders>
+              <w:bottom w:val="none" w:sz="0" w:space="0" w:color="000000"/>
+              <w:top w:val="none" w:sz="0" w:space="0" w:color="000000"/>
+              <w:left w:val="none" w:sz="0" w:space="0" w:color="000000"/>
+              <w:right w:val="none" w:sz="0" w:space="0" w:color="000000"/>
+            </w:tcBorders>
+            <w:shd w:val="clear" w:color="auto" w:fill="FFFFFF"/>
+            <w:tcMar>
+              <w:top w:w="0" w:type="dxa"/>
+              <w:bottom w:w="0" w:type="dxa"/>
+              <w:left w:w="0" w:type="dxa"/>
+              <w:right w:w="0" w:type="dxa"/>
+            </w:tcMar>
+            <w:vAlign w:val="center"/>
+          </w:tcPr>
+          <w:p>
+            <w:pPr>
+              <w:pStyle w:val="Normal"/>
+              <w:jc w:val="right"/>
+              <w:pBdr>
+                <w:bottom w:val="none" w:sz="0" w:space="0" w:color="000000"/>
+                <w:top w:val="none" w:sz="0" w:space="0" w:color="000000"/>
+                <w:left w:val="none" w:sz="0" w:space="0" w:color="000000"/>
+                <w:right w:val="none" w:sz="0" w:space="0" w:color="000000"/>
+              </w:pBdr>
+              <w:spacing w:after="100" w:before="100" w:line="240"/>
+              <w:ind w:left="100" w:right="100" w:firstLine="0" w:firstLineChars="0"/>
+              <w:rPr>
+                <w:rFonts w:ascii="Arial" w:hAnsi="Arial" w:eastAsia="Arial" w:cs="Arial"/>
+                <w:i w:val="false"/>
+                <w:b w:val="false"/>
+                <w:u w:val="none"/>
+                <w:strike w:val="false"/>
+                <w:sz w:val="22"/>
+                <w:szCs w:val="22"/>
+                <w:color w:val="000000"/>
+              </w:rPr>
+            </w:pPr>
+            <w:r>
+              <w:rPr>
+                <w:rFonts w:ascii="Arial" w:hAnsi="Arial" w:eastAsia="Arial" w:cs="Arial"/>
+                <w:i w:val="false"/>
+                <w:b w:val="false"/>
+                <w:u w:val="none"/>
+                <w:strike w:val="false"/>
+                <w:sz w:val="22"/>
+                <w:szCs w:val="22"/>
+                <w:color w:val="000000"/>
+              </w:rPr>
+              <w:t xml:space="preserve">0.0168</w:t>
+            </w:r>
+          </w:p>
+        </w:tc>
+        <w:tc>
+          <w:tcPr>
+            <w:tcBorders>
+              <w:bottom w:val="none" w:sz="0" w:space="0" w:color="000000"/>
+              <w:top w:val="none" w:sz="0" w:space="0" w:color="000000"/>
+              <w:left w:val="none" w:sz="0" w:space="0" w:color="000000"/>
+              <w:right w:val="none" w:sz="0" w:space="0" w:color="000000"/>
+            </w:tcBorders>
+            <w:shd w:val="clear" w:color="auto" w:fill="FFFFFF"/>
+            <w:tcMar>
+              <w:top w:w="0" w:type="dxa"/>
+              <w:bottom w:w="0" w:type="dxa"/>
+              <w:left w:w="0" w:type="dxa"/>
+              <w:right w:w="0" w:type="dxa"/>
+            </w:tcMar>
+            <w:vAlign w:val="center"/>
+          </w:tcPr>
+          <w:p>
+            <w:pPr>
+              <w:pStyle w:val="Normal"/>
+              <w:jc w:val="right"/>
+              <w:pBdr>
+                <w:bottom w:val="none" w:sz="0" w:space="0" w:color="000000"/>
+                <w:top w:val="none" w:sz="0" w:space="0" w:color="000000"/>
+                <w:left w:val="none" w:sz="0" w:space="0" w:color="000000"/>
+                <w:right w:val="none" w:sz="0" w:space="0" w:color="000000"/>
+              </w:pBdr>
+              <w:spacing w:after="100" w:before="100" w:line="240"/>
+              <w:ind w:left="100" w:right="100" w:firstLine="0" w:firstLineChars="0"/>
+              <w:rPr>
+                <w:rFonts w:ascii="Arial" w:hAnsi="Arial" w:eastAsia="Arial" w:cs="Arial"/>
+                <w:i w:val="false"/>
+                <w:b w:val="false"/>
+                <w:u w:val="none"/>
+                <w:strike w:val="false"/>
+                <w:sz w:val="22"/>
+                <w:szCs w:val="22"/>
+                <w:color w:val="000000"/>
+              </w:rPr>
+            </w:pPr>
+            <w:r>
+              <w:rPr>
+                <w:rFonts w:ascii="Arial" w:hAnsi="Arial" w:eastAsia="Arial" w:cs="Arial"/>
+                <w:i w:val="false"/>
+                <w:b w:val="false"/>
+                <w:u w:val="none"/>
+                <w:strike w:val="false"/>
+                <w:sz w:val="22"/>
+                <w:szCs w:val="22"/>
+                <w:color w:val="000000"/>
+              </w:rPr>
+              <w:t xml:space="preserve">0.6478</w:t>
             </w:r>
           </w:p>
         </w:tc>
@@ -8757,172 +8757,172 @@
                 <w:szCs w:val="22"/>
                 <w:color w:val="000000"/>
               </w:rPr>
-              <w:t xml:space="preserve">**</w:t>
-            </w:r>
-          </w:p>
-        </w:tc>
-        <w:tc>
-          <w:tcPr>
-            <w:tcBorders>
-              <w:bottom w:val="none" w:sz="0" w:space="0" w:color="000000"/>
-              <w:top w:val="none" w:sz="0" w:space="0" w:color="000000"/>
-              <w:left w:val="none" w:sz="0" w:space="0" w:color="000000"/>
-              <w:right w:val="none" w:sz="0" w:space="0" w:color="000000"/>
-            </w:tcBorders>
-            <w:shd w:val="clear" w:color="auto" w:fill="FFFFFF"/>
-            <w:tcMar>
-              <w:top w:w="0" w:type="dxa"/>
-              <w:bottom w:w="0" w:type="dxa"/>
-              <w:left w:w="0" w:type="dxa"/>
-              <w:right w:w="0" w:type="dxa"/>
-            </w:tcMar>
-            <w:vAlign w:val="center"/>
-          </w:tcPr>
-          <w:p>
-            <w:pPr>
-              <w:pStyle w:val="Normal"/>
-              <w:jc w:val="right"/>
-              <w:pBdr>
-                <w:bottom w:val="none" w:sz="0" w:space="0" w:color="000000"/>
-                <w:top w:val="none" w:sz="0" w:space="0" w:color="000000"/>
-                <w:left w:val="none" w:sz="0" w:space="0" w:color="000000"/>
-                <w:right w:val="none" w:sz="0" w:space="0" w:color="000000"/>
-              </w:pBdr>
-              <w:spacing w:after="100" w:before="100" w:line="240"/>
-              <w:ind w:left="100" w:right="100" w:firstLine="0" w:firstLineChars="0"/>
-              <w:rPr>
-                <w:rFonts w:ascii="Arial" w:hAnsi="Arial" w:eastAsia="Arial" w:cs="Arial"/>
-                <w:i w:val="false"/>
-                <w:b w:val="false"/>
-                <w:u w:val="none"/>
-                <w:strike w:val="false"/>
-                <w:sz w:val="22"/>
-                <w:szCs w:val="22"/>
-                <w:color w:val="000000"/>
-              </w:rPr>
-            </w:pPr>
-            <w:r>
-              <w:rPr>
-                <w:rFonts w:ascii="Arial" w:hAnsi="Arial" w:eastAsia="Arial" w:cs="Arial"/>
-                <w:i w:val="false"/>
-                <w:b w:val="false"/>
-                <w:u w:val="none"/>
-                <w:strike w:val="false"/>
-                <w:sz w:val="22"/>
-                <w:szCs w:val="22"/>
-                <w:color w:val="000000"/>
-              </w:rPr>
-              <w:t xml:space="preserve">-0.0718</w:t>
-            </w:r>
-          </w:p>
-        </w:tc>
-        <w:tc>
-          <w:tcPr>
-            <w:tcBorders>
-              <w:bottom w:val="none" w:sz="0" w:space="0" w:color="000000"/>
-              <w:top w:val="none" w:sz="0" w:space="0" w:color="000000"/>
-              <w:left w:val="none" w:sz="0" w:space="0" w:color="000000"/>
-              <w:right w:val="none" w:sz="0" w:space="0" w:color="000000"/>
-            </w:tcBorders>
-            <w:shd w:val="clear" w:color="auto" w:fill="FFFFFF"/>
-            <w:tcMar>
-              <w:top w:w="0" w:type="dxa"/>
-              <w:bottom w:w="0" w:type="dxa"/>
-              <w:left w:w="0" w:type="dxa"/>
-              <w:right w:w="0" w:type="dxa"/>
-            </w:tcMar>
-            <w:vAlign w:val="center"/>
-          </w:tcPr>
-          <w:p>
-            <w:pPr>
-              <w:pStyle w:val="Normal"/>
-              <w:jc w:val="right"/>
-              <w:pBdr>
-                <w:bottom w:val="none" w:sz="0" w:space="0" w:color="000000"/>
-                <w:top w:val="none" w:sz="0" w:space="0" w:color="000000"/>
-                <w:left w:val="none" w:sz="0" w:space="0" w:color="000000"/>
-                <w:right w:val="none" w:sz="0" w:space="0" w:color="000000"/>
-              </w:pBdr>
-              <w:spacing w:after="100" w:before="100" w:line="240"/>
-              <w:ind w:left="100" w:right="100" w:firstLine="0" w:firstLineChars="0"/>
-              <w:rPr>
-                <w:rFonts w:ascii="Arial" w:hAnsi="Arial" w:eastAsia="Arial" w:cs="Arial"/>
-                <w:i w:val="false"/>
-                <w:b w:val="false"/>
-                <w:u w:val="none"/>
-                <w:strike w:val="false"/>
-                <w:sz w:val="22"/>
-                <w:szCs w:val="22"/>
-                <w:color w:val="000000"/>
-              </w:rPr>
-            </w:pPr>
-            <w:r>
-              <w:rPr>
-                <w:rFonts w:ascii="Arial" w:hAnsi="Arial" w:eastAsia="Arial" w:cs="Arial"/>
-                <w:i w:val="false"/>
-                <w:b w:val="false"/>
-                <w:u w:val="none"/>
-                <w:strike w:val="false"/>
-                <w:sz w:val="22"/>
-                <w:szCs w:val="22"/>
-                <w:color w:val="000000"/>
-              </w:rPr>
-              <w:t xml:space="preserve">-0.0025</w:t>
-            </w:r>
-          </w:p>
-        </w:tc>
-        <w:tc>
-          <w:tcPr>
-            <w:tcBorders>
-              <w:bottom w:val="none" w:sz="0" w:space="0" w:color="000000"/>
-              <w:top w:val="none" w:sz="0" w:space="0" w:color="000000"/>
-              <w:left w:val="none" w:sz="0" w:space="0" w:color="000000"/>
-              <w:right w:val="none" w:sz="0" w:space="0" w:color="000000"/>
-            </w:tcBorders>
-            <w:shd w:val="clear" w:color="auto" w:fill="FFFFFF"/>
-            <w:tcMar>
-              <w:top w:w="0" w:type="dxa"/>
-              <w:bottom w:w="0" w:type="dxa"/>
-              <w:left w:w="0" w:type="dxa"/>
-              <w:right w:w="0" w:type="dxa"/>
-            </w:tcMar>
-            <w:vAlign w:val="center"/>
-          </w:tcPr>
-          <w:p>
-            <w:pPr>
-              <w:pStyle w:val="Normal"/>
-              <w:jc w:val="right"/>
-              <w:pBdr>
-                <w:bottom w:val="none" w:sz="0" w:space="0" w:color="000000"/>
-                <w:top w:val="none" w:sz="0" w:space="0" w:color="000000"/>
-                <w:left w:val="none" w:sz="0" w:space="0" w:color="000000"/>
-                <w:right w:val="none" w:sz="0" w:space="0" w:color="000000"/>
-              </w:pBdr>
-              <w:spacing w:after="100" w:before="100" w:line="240"/>
-              <w:ind w:left="100" w:right="100" w:firstLine="0" w:firstLineChars="0"/>
-              <w:rPr>
-                <w:rFonts w:ascii="Arial" w:hAnsi="Arial" w:eastAsia="Arial" w:cs="Arial"/>
-                <w:i w:val="false"/>
-                <w:b w:val="false"/>
-                <w:u w:val="none"/>
-                <w:strike w:val="false"/>
-                <w:sz w:val="22"/>
-                <w:szCs w:val="22"/>
-                <w:color w:val="000000"/>
-              </w:rPr>
-            </w:pPr>
-            <w:r>
-              <w:rPr>
-                <w:rFonts w:ascii="Arial" w:hAnsi="Arial" w:eastAsia="Arial" w:cs="Arial"/>
-                <w:i w:val="false"/>
-                <w:b w:val="false"/>
-                <w:u w:val="none"/>
-                <w:strike w:val="false"/>
-                <w:sz w:val="22"/>
-                <w:szCs w:val="22"/>
-                <w:color w:val="000000"/>
-              </w:rPr>
-              <w:t xml:space="preserve">-3.7153</w:t>
+              <w:t xml:space="preserve"/>
+            </w:r>
+          </w:p>
+        </w:tc>
+        <w:tc>
+          <w:tcPr>
+            <w:tcBorders>
+              <w:bottom w:val="none" w:sz="0" w:space="0" w:color="000000"/>
+              <w:top w:val="none" w:sz="0" w:space="0" w:color="000000"/>
+              <w:left w:val="none" w:sz="0" w:space="0" w:color="000000"/>
+              <w:right w:val="none" w:sz="0" w:space="0" w:color="000000"/>
+            </w:tcBorders>
+            <w:shd w:val="clear" w:color="auto" w:fill="FFFFFF"/>
+            <w:tcMar>
+              <w:top w:w="0" w:type="dxa"/>
+              <w:bottom w:w="0" w:type="dxa"/>
+              <w:left w:w="0" w:type="dxa"/>
+              <w:right w:w="0" w:type="dxa"/>
+            </w:tcMar>
+            <w:vAlign w:val="center"/>
+          </w:tcPr>
+          <w:p>
+            <w:pPr>
+              <w:pStyle w:val="Normal"/>
+              <w:jc w:val="right"/>
+              <w:pBdr>
+                <w:bottom w:val="none" w:sz="0" w:space="0" w:color="000000"/>
+                <w:top w:val="none" w:sz="0" w:space="0" w:color="000000"/>
+                <w:left w:val="none" w:sz="0" w:space="0" w:color="000000"/>
+                <w:right w:val="none" w:sz="0" w:space="0" w:color="000000"/>
+              </w:pBdr>
+              <w:spacing w:after="100" w:before="100" w:line="240"/>
+              <w:ind w:left="100" w:right="100" w:firstLine="0" w:firstLineChars="0"/>
+              <w:rPr>
+                <w:rFonts w:ascii="Arial" w:hAnsi="Arial" w:eastAsia="Arial" w:cs="Arial"/>
+                <w:i w:val="false"/>
+                <w:b w:val="false"/>
+                <w:u w:val="none"/>
+                <w:strike w:val="false"/>
+                <w:sz w:val="22"/>
+                <w:szCs w:val="22"/>
+                <w:color w:val="000000"/>
+              </w:rPr>
+            </w:pPr>
+            <w:r>
+              <w:rPr>
+                <w:rFonts w:ascii="Arial" w:hAnsi="Arial" w:eastAsia="Arial" w:cs="Arial"/>
+                <w:i w:val="false"/>
+                <w:b w:val="false"/>
+                <w:u w:val="none"/>
+                <w:strike w:val="false"/>
+                <w:sz w:val="22"/>
+                <w:szCs w:val="22"/>
+                <w:color w:val="000000"/>
+              </w:rPr>
+              <w:t xml:space="preserve">-0.0406</w:t>
+            </w:r>
+          </w:p>
+        </w:tc>
+        <w:tc>
+          <w:tcPr>
+            <w:tcBorders>
+              <w:bottom w:val="none" w:sz="0" w:space="0" w:color="000000"/>
+              <w:top w:val="none" w:sz="0" w:space="0" w:color="000000"/>
+              <w:left w:val="none" w:sz="0" w:space="0" w:color="000000"/>
+              <w:right w:val="none" w:sz="0" w:space="0" w:color="000000"/>
+            </w:tcBorders>
+            <w:shd w:val="clear" w:color="auto" w:fill="FFFFFF"/>
+            <w:tcMar>
+              <w:top w:w="0" w:type="dxa"/>
+              <w:bottom w:w="0" w:type="dxa"/>
+              <w:left w:w="0" w:type="dxa"/>
+              <w:right w:w="0" w:type="dxa"/>
+            </w:tcMar>
+            <w:vAlign w:val="center"/>
+          </w:tcPr>
+          <w:p>
+            <w:pPr>
+              <w:pStyle w:val="Normal"/>
+              <w:jc w:val="right"/>
+              <w:pBdr>
+                <w:bottom w:val="none" w:sz="0" w:space="0" w:color="000000"/>
+                <w:top w:val="none" w:sz="0" w:space="0" w:color="000000"/>
+                <w:left w:val="none" w:sz="0" w:space="0" w:color="000000"/>
+                <w:right w:val="none" w:sz="0" w:space="0" w:color="000000"/>
+              </w:pBdr>
+              <w:spacing w:after="100" w:before="100" w:line="240"/>
+              <w:ind w:left="100" w:right="100" w:firstLine="0" w:firstLineChars="0"/>
+              <w:rPr>
+                <w:rFonts w:ascii="Arial" w:hAnsi="Arial" w:eastAsia="Arial" w:cs="Arial"/>
+                <w:i w:val="false"/>
+                <w:b w:val="false"/>
+                <w:u w:val="none"/>
+                <w:strike w:val="false"/>
+                <w:sz w:val="22"/>
+                <w:szCs w:val="22"/>
+                <w:color w:val="000000"/>
+              </w:rPr>
+            </w:pPr>
+            <w:r>
+              <w:rPr>
+                <w:rFonts w:ascii="Arial" w:hAnsi="Arial" w:eastAsia="Arial" w:cs="Arial"/>
+                <w:i w:val="false"/>
+                <w:b w:val="false"/>
+                <w:u w:val="none"/>
+                <w:strike w:val="false"/>
+                <w:sz w:val="22"/>
+                <w:szCs w:val="22"/>
+                <w:color w:val="000000"/>
+              </w:rPr>
+              <w:t xml:space="preserve">0.0253</w:t>
+            </w:r>
+          </w:p>
+        </w:tc>
+        <w:tc>
+          <w:tcPr>
+            <w:tcBorders>
+              <w:bottom w:val="none" w:sz="0" w:space="0" w:color="000000"/>
+              <w:top w:val="none" w:sz="0" w:space="0" w:color="000000"/>
+              <w:left w:val="none" w:sz="0" w:space="0" w:color="000000"/>
+              <w:right w:val="none" w:sz="0" w:space="0" w:color="000000"/>
+            </w:tcBorders>
+            <w:shd w:val="clear" w:color="auto" w:fill="FFFFFF"/>
+            <w:tcMar>
+              <w:top w:w="0" w:type="dxa"/>
+              <w:bottom w:w="0" w:type="dxa"/>
+              <w:left w:w="0" w:type="dxa"/>
+              <w:right w:w="0" w:type="dxa"/>
+            </w:tcMar>
+            <w:vAlign w:val="center"/>
+          </w:tcPr>
+          <w:p>
+            <w:pPr>
+              <w:pStyle w:val="Normal"/>
+              <w:jc w:val="right"/>
+              <w:pBdr>
+                <w:bottom w:val="none" w:sz="0" w:space="0" w:color="000000"/>
+                <w:top w:val="none" w:sz="0" w:space="0" w:color="000000"/>
+                <w:left w:val="none" w:sz="0" w:space="0" w:color="000000"/>
+                <w:right w:val="none" w:sz="0" w:space="0" w:color="000000"/>
+              </w:pBdr>
+              <w:spacing w:after="100" w:before="100" w:line="240"/>
+              <w:ind w:left="100" w:right="100" w:firstLine="0" w:firstLineChars="0"/>
+              <w:rPr>
+                <w:rFonts w:ascii="Arial" w:hAnsi="Arial" w:eastAsia="Arial" w:cs="Arial"/>
+                <w:i w:val="false"/>
+                <w:b w:val="false"/>
+                <w:u w:val="none"/>
+                <w:strike w:val="false"/>
+                <w:sz w:val="22"/>
+                <w:szCs w:val="22"/>
+                <w:color w:val="000000"/>
+              </w:rPr>
+            </w:pPr>
+            <w:r>
+              <w:rPr>
+                <w:rFonts w:ascii="Arial" w:hAnsi="Arial" w:eastAsia="Arial" w:cs="Arial"/>
+                <w:i w:val="false"/>
+                <w:b w:val="false"/>
+                <w:u w:val="none"/>
+                <w:strike w:val="false"/>
+                <w:sz w:val="22"/>
+                <w:szCs w:val="22"/>
+                <w:color w:val="000000"/>
+              </w:rPr>
+              <w:t xml:space="preserve">-0.7677</w:t>
             </w:r>
           </w:p>
         </w:tc>
@@ -9147,7 +9147,7 @@
                 <w:szCs w:val="22"/>
                 <w:color w:val="000000"/>
               </w:rPr>
-              <w:t xml:space="preserve">-0.0686</w:t>
+              <w:t xml:space="preserve">-0.0194</w:t>
             </w:r>
           </w:p>
         </w:tc>
@@ -9202,7 +9202,7 @@
                 <w:szCs w:val="22"/>
                 <w:color w:val="000000"/>
               </w:rPr>
-              <w:t xml:space="preserve">0.0224</w:t>
+              <w:t xml:space="preserve">0.0214</w:t>
             </w:r>
           </w:p>
         </w:tc>
@@ -9257,7 +9257,7 @@
                 <w:szCs w:val="22"/>
                 <w:color w:val="000000"/>
               </w:rPr>
-              <w:t xml:space="preserve">0.0022</w:t>
+              <w:t xml:space="preserve">0.3659</w:t>
             </w:r>
           </w:p>
         </w:tc>
@@ -9312,7 +9312,7 @@
                 <w:szCs w:val="22"/>
                 <w:color w:val="000000"/>
               </w:rPr>
-              <w:t xml:space="preserve">***</w:t>
+              <w:t xml:space="preserve"/>
             </w:r>
           </w:p>
         </w:tc>
@@ -9367,7 +9367,7 @@
                 <w:szCs w:val="22"/>
                 <w:color w:val="000000"/>
               </w:rPr>
-              <w:t xml:space="preserve">-0.1125</w:t>
+              <w:t xml:space="preserve">-0.0614</w:t>
             </w:r>
           </w:p>
         </w:tc>
@@ -9422,7 +9422,7 @@
                 <w:szCs w:val="22"/>
                 <w:color w:val="000000"/>
               </w:rPr>
-              <w:t xml:space="preserve">-0.0246</w:t>
+              <w:t xml:space="preserve">0.0226</w:t>
             </w:r>
           </w:p>
         </w:tc>
@@ -9477,7 +9477,7 @@
                 <w:szCs w:val="22"/>
                 <w:color w:val="000000"/>
               </w:rPr>
-              <w:t xml:space="preserve">-6.8585</w:t>
+              <w:t xml:space="preserve">-1.9377</w:t>
             </w:r>
           </w:p>
         </w:tc>
